--- a/Report.docx
+++ b/Report.docx
@@ -16,15 +16,7 @@
         </w:numPr>
       </w:pPr>
       <w:r>
-        <w:t>Create a kind cluster named cte412-&lt;</w:t>
-      </w:r>
-      <w:proofErr w:type="spellStart"/>
-      <w:r>
-        <w:t>sid</w:t>
-      </w:r>
-      <w:proofErr w:type="spellEnd"/>
-      <w:r>
-        <w:t>&gt; with one control-plane node and two worker nodes.</w:t>
+        <w:t>Create a kind cluster named cte412-&lt;sid&gt; with one control-plane node and two worker nodes.</w:t>
       </w:r>
       <w:r>
         <w:t xml:space="preserve"> </w:t>
@@ -127,23 +119,7 @@
       </w:pPr>
       <w:r>
         <w:lastRenderedPageBreak/>
-        <w:t xml:space="preserve">Create the namespace </w:t>
-      </w:r>
-      <w:proofErr w:type="spellStart"/>
-      <w:r>
-        <w:t>nb</w:t>
-      </w:r>
-      <w:proofErr w:type="spellEnd"/>
-      <w:r>
-        <w:t>-&lt;</w:t>
-      </w:r>
-      <w:proofErr w:type="spellStart"/>
-      <w:r>
-        <w:t>sid</w:t>
-      </w:r>
-      <w:proofErr w:type="spellEnd"/>
-      <w:r>
-        <w:t>&gt; with the labels app.kubernetes.io/part-of=campus-noticeboard and cte412/practical="06", and an annotation recording your full name.</w:t>
+        <w:t>Create the namespace nb-&lt;sid&gt; with the labels app.kubernetes.io/part-of=campus-noticeboard and cte412/practical="06", and an annotation recording your full name.</w:t>
       </w:r>
     </w:p>
     <w:p>
@@ -194,51 +170,7 @@
         </w:numPr>
       </w:pPr>
       <w:r>
-        <w:t xml:space="preserve">In that namespace, create a </w:t>
-      </w:r>
-      <w:proofErr w:type="spellStart"/>
-      <w:r>
-        <w:t>ResourceQuota</w:t>
-      </w:r>
-      <w:proofErr w:type="spellEnd"/>
-      <w:r>
-        <w:t xml:space="preserve"> with these hard limits: </w:t>
-      </w:r>
-      <w:proofErr w:type="spellStart"/>
-      <w:r>
-        <w:t>requests.cpu</w:t>
-      </w:r>
-      <w:proofErr w:type="spellEnd"/>
-      <w:r>
-        <w:t xml:space="preserve"> 1, </w:t>
-      </w:r>
-      <w:proofErr w:type="spellStart"/>
-      <w:proofErr w:type="gramStart"/>
-      <w:r>
-        <w:t>requests.memory</w:t>
-      </w:r>
-      <w:proofErr w:type="spellEnd"/>
-      <w:proofErr w:type="gramEnd"/>
-      <w:r>
-        <w:t xml:space="preserve"> 1Gi, </w:t>
-      </w:r>
-      <w:proofErr w:type="spellStart"/>
-      <w:r>
-        <w:t>limits.cpu</w:t>
-      </w:r>
-      <w:proofErr w:type="spellEnd"/>
-      <w:r>
-        <w:t xml:space="preserve"> 2, </w:t>
-      </w:r>
-      <w:proofErr w:type="spellStart"/>
-      <w:proofErr w:type="gramStart"/>
-      <w:r>
-        <w:t>limits.memory</w:t>
-      </w:r>
-      <w:proofErr w:type="spellEnd"/>
-      <w:proofErr w:type="gramEnd"/>
-      <w:r>
-        <w:t xml:space="preserve"> 2Gi, pods 15, count/services 4.</w:t>
+        <w:t>In that namespace, create a ResourceQuota with these hard limits: requests.cpu 1, requests.memory 1Gi, limits.cpu 2, limits.memory 2Gi, pods 15, count/services 4.</w:t>
       </w:r>
     </w:p>
     <w:p>
@@ -289,15 +221,7 @@
         </w:numPr>
       </w:pPr>
       <w:r>
-        <w:t xml:space="preserve">Create a </w:t>
-      </w:r>
-      <w:proofErr w:type="spellStart"/>
-      <w:r>
-        <w:t>LimitRange</w:t>
-      </w:r>
-      <w:proofErr w:type="spellEnd"/>
-      <w:r>
-        <w:t xml:space="preserve"> supplying default requests and limits for containers. Choose the values yourself and justify each one in a comment against the quota above.</w:t>
+        <w:t>Create a LimitRange supplying default requests and limits for containers. Choose the values yourself and justify each one in a comment against the quota above.</w:t>
       </w:r>
     </w:p>
     <w:p>
@@ -349,31 +273,7 @@
         </w:numPr>
       </w:pPr>
       <w:r>
-        <w:t xml:space="preserve">Make </w:t>
-      </w:r>
-      <w:proofErr w:type="spellStart"/>
-      <w:r>
-        <w:t>nb</w:t>
-      </w:r>
-      <w:proofErr w:type="spellEnd"/>
-      <w:r>
-        <w:t>-&lt;</w:t>
-      </w:r>
-      <w:proofErr w:type="spellStart"/>
-      <w:r>
-        <w:t>sid</w:t>
-      </w:r>
-      <w:proofErr w:type="spellEnd"/>
-      <w:r>
-        <w:t xml:space="preserve">&gt; the default namespace of your </w:t>
-      </w:r>
-      <w:proofErr w:type="spellStart"/>
-      <w:r>
-        <w:t>kubectl</w:t>
-      </w:r>
-      <w:proofErr w:type="spellEnd"/>
-      <w:r>
-        <w:t xml:space="preserve"> context.</w:t>
+        <w:t>Make nb-&lt;sid&gt; the default namespace of your kubectl context.</w:t>
       </w:r>
     </w:p>
     <w:p>
@@ -547,15 +447,7 @@
         </w:numPr>
       </w:pPr>
       <w:r>
-        <w:t xml:space="preserve">Every version </w:t>
-      </w:r>
-      <w:proofErr w:type="gramStart"/>
-      <w:r>
-        <w:t>listens</w:t>
-      </w:r>
-      <w:proofErr w:type="gramEnd"/>
-      <w:r>
-        <w:t xml:space="preserve"> on port 8080, runs as a non-root user, and exposes three endpoints. GET</w:t>
+        <w:t>Every version listens on port 8080, runs as a non-root user, and exposes three endpoints. GET</w:t>
       </w:r>
       <w:r>
         <w:t xml:space="preserve"> </w:t>
@@ -567,23 +459,7 @@
         <w:t xml:space="preserve"> s</w:t>
       </w:r>
       <w:r>
-        <w:t>tudent (your &lt;</w:t>
-      </w:r>
-      <w:proofErr w:type="spellStart"/>
-      <w:r>
-        <w:t>sid</w:t>
-      </w:r>
-      <w:proofErr w:type="spellEnd"/>
-      <w:r>
-        <w:t>&gt;) and pod (the container hostname). GET /</w:t>
-      </w:r>
-      <w:proofErr w:type="spellStart"/>
-      <w:r>
-        <w:t>healthz</w:t>
-      </w:r>
-      <w:proofErr w:type="spellEnd"/>
-      <w:r>
-        <w:t xml:space="preserve"> returns HTTP 200 when</w:t>
+        <w:t>tudent (your &lt;sid&gt;) and pod (the container hostname). GET /healthz returns HTTP 200 when</w:t>
       </w:r>
       <w:r>
         <w:t xml:space="preserve"> </w:t>
@@ -601,23 +477,7 @@
         </w:numPr>
       </w:pPr>
       <w:r>
-        <w:t>docker tag noticeboard-</w:t>
-      </w:r>
-      <w:proofErr w:type="gramStart"/>
-      <w:r>
-        <w:t>app:v</w:t>
-      </w:r>
-      <w:proofErr w:type="gramEnd"/>
-      <w:r>
-        <w:t xml:space="preserve">1.0.0 </w:t>
-      </w:r>
-      <w:proofErr w:type="gramStart"/>
-      <w:r>
-        <w:t>notice-board</w:t>
-      </w:r>
-      <w:proofErr w:type="gramEnd"/>
-      <w:r>
-        <w:t>:02230129-1.0.0</w:t>
+        <w:t>docker tag noticeboard-app:v1.0.0 notice-board:02230129-1.0.0</w:t>
       </w:r>
     </w:p>
     <w:p>
@@ -629,39 +489,7 @@
         </w:numPr>
       </w:pPr>
       <w:r>
-        <w:t xml:space="preserve">Tag </w:t>
-      </w:r>
-      <w:proofErr w:type="gramStart"/>
-      <w:r>
-        <w:t>notice-board</w:t>
-      </w:r>
-      <w:proofErr w:type="gramEnd"/>
-      <w:r>
-        <w:t>:&lt;</w:t>
-      </w:r>
-      <w:proofErr w:type="spellStart"/>
-      <w:r>
-        <w:t>sid</w:t>
-      </w:r>
-      <w:proofErr w:type="spellEnd"/>
-      <w:r>
-        <w:t>&gt;-1.1.0 — adds a category field to every notice and a pinned Boolean to at least one. When the environment variable FEATURE_PINNED equals true, pinned notices are listed first and the response body includes "</w:t>
-      </w:r>
-      <w:proofErr w:type="spellStart"/>
-      <w:r>
-        <w:t>pinnedFirst</w:t>
-      </w:r>
-      <w:proofErr w:type="spellEnd"/>
-      <w:r>
-        <w:t xml:space="preserve">": true; </w:t>
-      </w:r>
-      <w:proofErr w:type="gramStart"/>
-      <w:r>
-        <w:t>otherwise</w:t>
-      </w:r>
-      <w:proofErr w:type="gramEnd"/>
-      <w:r>
-        <w:t xml:space="preserve"> the order is unchanged and the field is false.</w:t>
+        <w:t>Tag notice-board:&lt;sid&gt;-1.1.0 — adds a category field to every notice and a pinned Boolean to at least one. When the environment variable FEATURE_PINNED equals true, pinned notices are listed first and the response body includes "pinnedFirst": true; otherwise the order is unchanged and the field is false.</w:t>
       </w:r>
     </w:p>
     <w:p>
@@ -673,39 +501,7 @@
         </w:numPr>
       </w:pPr>
       <w:r>
-        <w:t xml:space="preserve">Tag </w:t>
-      </w:r>
-      <w:proofErr w:type="gramStart"/>
-      <w:r>
-        <w:t>notice-board</w:t>
-      </w:r>
-      <w:proofErr w:type="gramEnd"/>
-      <w:r>
-        <w:t>:&lt;</w:t>
-      </w:r>
-      <w:proofErr w:type="spellStart"/>
-      <w:r>
-        <w:t>sid</w:t>
-      </w:r>
-      <w:proofErr w:type="spellEnd"/>
-      <w:r>
-        <w:t>&gt;-1.1.0 — adds a category field to every notice and a pinned Boolean to at least one. When the environment variable FEATURE_PINNED equals true, pinned notices are listed first and the response body includes "</w:t>
-      </w:r>
-      <w:proofErr w:type="spellStart"/>
-      <w:r>
-        <w:t>pinnedFirst</w:t>
-      </w:r>
-      <w:proofErr w:type="spellEnd"/>
-      <w:r>
-        <w:t xml:space="preserve">": true; </w:t>
-      </w:r>
-      <w:proofErr w:type="gramStart"/>
-      <w:r>
-        <w:t>otherwise</w:t>
-      </w:r>
-      <w:proofErr w:type="gramEnd"/>
-      <w:r>
-        <w:t xml:space="preserve"> the order is unchanged and the field is false.</w:t>
+        <w:t>Tag notice-board:&lt;sid&gt;-1.1.0 — adds a category field to every notice and a pinned Boolean to at least one. When the environment variable FEATURE_PINNED equals true, pinned notices are listed first and the response body includes "pinnedFirst": true; otherwise the order is unchanged and the field is false.</w:t>
       </w:r>
     </w:p>
     <w:p>
@@ -717,39 +513,7 @@
         </w:numPr>
       </w:pPr>
       <w:r>
-        <w:t xml:space="preserve">Tag </w:t>
-      </w:r>
-      <w:proofErr w:type="gramStart"/>
-      <w:r>
-        <w:t>notice-board</w:t>
-      </w:r>
-      <w:proofErr w:type="gramEnd"/>
-      <w:r>
-        <w:t>:&lt;</w:t>
-      </w:r>
-      <w:proofErr w:type="spellStart"/>
-      <w:r>
-        <w:t>sid</w:t>
-      </w:r>
-      <w:proofErr w:type="spellEnd"/>
-      <w:r>
-        <w:t>&gt;-1.2.0-broken — identical to 1.1.0 except that /</w:t>
-      </w:r>
-      <w:proofErr w:type="spellStart"/>
-      <w:r>
-        <w:t>healthz</w:t>
-      </w:r>
-      <w:proofErr w:type="spellEnd"/>
-      <w:r>
-        <w:t xml:space="preserve"> never returns 200. /</w:t>
-      </w:r>
-      <w:proofErr w:type="gramStart"/>
-      <w:r>
-        <w:t>notices</w:t>
-      </w:r>
-      <w:proofErr w:type="gramEnd"/>
-      <w:r>
-        <w:t xml:space="preserve"> and /version still work.</w:t>
+        <w:t>Tag notice-board:&lt;sid&gt;-1.2.0-broken — identical to 1.1.0 except that /healthz never returns 200. /notices and /version still work.</w:t>
       </w:r>
     </w:p>
     <w:p>
@@ -769,14 +533,11 @@
         <w:ind w:left="360"/>
       </w:pPr>
       <w:r>
-        <w:rPr>
-          <w:noProof/>
-        </w:rPr>
         <w:drawing>
-          <wp:inline distT="0" distB="0" distL="0" distR="0" wp14:anchorId="33606A0B" wp14:editId="502D5D53">
-            <wp:extent cx="5943600" cy="2033905"/>
-            <wp:effectExtent l="0" t="0" r="0" b="4445"/>
-            <wp:docPr id="2060523505" name="Picture 1"/>
+          <wp:inline distT="0" distB="0" distL="0" distR="0" wp14:anchorId="76279537" wp14:editId="28AACFD7">
+            <wp:extent cx="5943600" cy="1762760"/>
+            <wp:effectExtent l="0" t="0" r="0" b="8890"/>
+            <wp:docPr id="53224646" name="Picture 1"/>
             <wp:cNvGraphicFramePr>
               <a:graphicFrameLocks xmlns:a="http://schemas.openxmlformats.org/drawingml/2006/main" noChangeAspect="1"/>
             </wp:cNvGraphicFramePr>
@@ -784,7 +545,7 @@
               <a:graphicData uri="http://schemas.openxmlformats.org/drawingml/2006/picture">
                 <pic:pic xmlns:pic="http://schemas.openxmlformats.org/drawingml/2006/picture">
                   <pic:nvPicPr>
-                    <pic:cNvPr id="2060523505" name=""/>
+                    <pic:cNvPr id="53224646" name=""/>
                     <pic:cNvPicPr/>
                   </pic:nvPicPr>
                   <pic:blipFill>
@@ -796,7 +557,7 @@
                   <pic:spPr>
                     <a:xfrm>
                       <a:off x="0" y="0"/>
-                      <a:ext cx="5943600" cy="2033905"/>
+                      <a:ext cx="5943600" cy="1762760"/>
                     </a:xfrm>
                     <a:prstGeom prst="rect">
                       <a:avLst/>
@@ -814,14 +575,11 @@
         <w:ind w:left="360"/>
       </w:pPr>
       <w:r>
-        <w:rPr>
-          <w:noProof/>
-        </w:rPr>
         <w:drawing>
-          <wp:inline distT="0" distB="0" distL="0" distR="0" wp14:anchorId="51FED642" wp14:editId="7641E2B4">
-            <wp:extent cx="5943600" cy="1664335"/>
-            <wp:effectExtent l="0" t="0" r="0" b="0"/>
-            <wp:docPr id="895811969" name="Picture 1"/>
+          <wp:inline distT="0" distB="0" distL="0" distR="0" wp14:anchorId="73263824" wp14:editId="67E57FE6">
+            <wp:extent cx="5943600" cy="1953895"/>
+            <wp:effectExtent l="0" t="0" r="0" b="8255"/>
+            <wp:docPr id="233406068" name="Picture 1"/>
             <wp:cNvGraphicFramePr>
               <a:graphicFrameLocks xmlns:a="http://schemas.openxmlformats.org/drawingml/2006/main" noChangeAspect="1"/>
             </wp:cNvGraphicFramePr>
@@ -829,7 +587,7 @@
               <a:graphicData uri="http://schemas.openxmlformats.org/drawingml/2006/picture">
                 <pic:pic xmlns:pic="http://schemas.openxmlformats.org/drawingml/2006/picture">
                   <pic:nvPicPr>
-                    <pic:cNvPr id="895811969" name=""/>
+                    <pic:cNvPr id="233406068" name=""/>
                     <pic:cNvPicPr/>
                   </pic:nvPicPr>
                   <pic:blipFill>
@@ -841,7 +599,7 @@
                   <pic:spPr>
                     <a:xfrm>
                       <a:off x="0" y="0"/>
-                      <a:ext cx="5943600" cy="1664335"/>
+                      <a:ext cx="5943600" cy="1953895"/>
                     </a:xfrm>
                     <a:prstGeom prst="rect">
                       <a:avLst/>
@@ -859,15 +617,12 @@
         <w:ind w:left="360"/>
       </w:pPr>
       <w:r>
-        <w:rPr>
-          <w:noProof/>
-        </w:rPr>
         <w:lastRenderedPageBreak/>
         <w:drawing>
-          <wp:inline distT="0" distB="0" distL="0" distR="0" wp14:anchorId="3B86524C" wp14:editId="0DD4B052">
-            <wp:extent cx="5943600" cy="1702435"/>
-            <wp:effectExtent l="0" t="0" r="0" b="0"/>
-            <wp:docPr id="1175169156" name="Picture 1"/>
+          <wp:inline distT="0" distB="0" distL="0" distR="0" wp14:anchorId="300B888B" wp14:editId="41939A13">
+            <wp:extent cx="5943600" cy="1802765"/>
+            <wp:effectExtent l="0" t="0" r="0" b="6985"/>
+            <wp:docPr id="1739977051" name="Picture 1"/>
             <wp:cNvGraphicFramePr>
               <a:graphicFrameLocks xmlns:a="http://schemas.openxmlformats.org/drawingml/2006/main" noChangeAspect="1"/>
             </wp:cNvGraphicFramePr>
@@ -875,7 +630,7 @@
               <a:graphicData uri="http://schemas.openxmlformats.org/drawingml/2006/picture">
                 <pic:pic xmlns:pic="http://schemas.openxmlformats.org/drawingml/2006/picture">
                   <pic:nvPicPr>
-                    <pic:cNvPr id="1175169156" name=""/>
+                    <pic:cNvPr id="1739977051" name=""/>
                     <pic:cNvPicPr/>
                   </pic:nvPicPr>
                   <pic:blipFill>
@@ -887,7 +642,7 @@
                   <pic:spPr>
                     <a:xfrm>
                       <a:off x="0" y="0"/>
-                      <a:ext cx="5943600" cy="1702435"/>
+                      <a:ext cx="5943600" cy="1802765"/>
                     </a:xfrm>
                     <a:prstGeom prst="rect">
                       <a:avLst/>
@@ -904,20 +659,12 @@
       <w:pPr>
         <w:ind w:left="360"/>
       </w:pPr>
-    </w:p>
-    <w:p>
-      <w:pPr>
-        <w:ind w:left="360"/>
-      </w:pPr>
-      <w:r>
-        <w:rPr>
-          <w:noProof/>
-        </w:rPr>
+      <w:r>
         <w:drawing>
-          <wp:inline distT="0" distB="0" distL="0" distR="0" wp14:anchorId="75C1789A" wp14:editId="3DEE4293">
-            <wp:extent cx="5943600" cy="384175"/>
+          <wp:inline distT="0" distB="0" distL="0" distR="0" wp14:anchorId="2DEE63AB" wp14:editId="03B412A0">
+            <wp:extent cx="5943600" cy="1849120"/>
             <wp:effectExtent l="0" t="0" r="0" b="0"/>
-            <wp:docPr id="1332236067" name="Picture 1"/>
+            <wp:docPr id="884106242" name="Picture 1"/>
             <wp:cNvGraphicFramePr>
               <a:graphicFrameLocks xmlns:a="http://schemas.openxmlformats.org/drawingml/2006/main" noChangeAspect="1"/>
             </wp:cNvGraphicFramePr>
@@ -925,7 +672,7 @@
               <a:graphicData uri="http://schemas.openxmlformats.org/drawingml/2006/picture">
                 <pic:pic xmlns:pic="http://schemas.openxmlformats.org/drawingml/2006/picture">
                   <pic:nvPicPr>
-                    <pic:cNvPr id="1332236067" name=""/>
+                    <pic:cNvPr id="884106242" name=""/>
                     <pic:cNvPicPr/>
                   </pic:nvPicPr>
                   <pic:blipFill>
@@ -937,7 +684,7 @@
                   <pic:spPr>
                     <a:xfrm>
                       <a:off x="0" y="0"/>
-                      <a:ext cx="5943600" cy="384175"/>
+                      <a:ext cx="5943600" cy="1849120"/>
                     </a:xfrm>
                     <a:prstGeom prst="rect">
                       <a:avLst/>
@@ -955,14 +702,11 @@
         <w:ind w:left="360"/>
       </w:pPr>
       <w:r>
-        <w:rPr>
-          <w:noProof/>
-        </w:rPr>
         <w:drawing>
-          <wp:inline distT="0" distB="0" distL="0" distR="0" wp14:anchorId="0F6729CB" wp14:editId="29CC871C">
-            <wp:extent cx="5943600" cy="414020"/>
-            <wp:effectExtent l="0" t="0" r="0" b="5080"/>
-            <wp:docPr id="1322575534" name="Picture 1"/>
+          <wp:inline distT="0" distB="0" distL="0" distR="0" wp14:anchorId="20CE32F0" wp14:editId="22421E2E">
+            <wp:extent cx="5943600" cy="877570"/>
+            <wp:effectExtent l="0" t="0" r="0" b="0"/>
+            <wp:docPr id="1874123949" name="Picture 1"/>
             <wp:cNvGraphicFramePr>
               <a:graphicFrameLocks xmlns:a="http://schemas.openxmlformats.org/drawingml/2006/main" noChangeAspect="1"/>
             </wp:cNvGraphicFramePr>
@@ -970,7 +714,7 @@
               <a:graphicData uri="http://schemas.openxmlformats.org/drawingml/2006/picture">
                 <pic:pic xmlns:pic="http://schemas.openxmlformats.org/drawingml/2006/picture">
                   <pic:nvPicPr>
-                    <pic:cNvPr id="1322575534" name=""/>
+                    <pic:cNvPr id="1874123949" name=""/>
                     <pic:cNvPicPr/>
                   </pic:nvPicPr>
                   <pic:blipFill>
@@ -982,7 +726,7 @@
                   <pic:spPr>
                     <a:xfrm>
                       <a:off x="0" y="0"/>
-                      <a:ext cx="5943600" cy="414020"/>
+                      <a:ext cx="5943600" cy="877570"/>
                     </a:xfrm>
                     <a:prstGeom prst="rect">
                       <a:avLst/>
@@ -1000,14 +744,11 @@
         <w:ind w:left="360"/>
       </w:pPr>
       <w:r>
-        <w:rPr>
-          <w:noProof/>
-        </w:rPr>
         <w:drawing>
-          <wp:inline distT="0" distB="0" distL="0" distR="0" wp14:anchorId="43A47FC6" wp14:editId="401C2DE9">
-            <wp:extent cx="5943600" cy="417195"/>
-            <wp:effectExtent l="0" t="0" r="0" b="1905"/>
-            <wp:docPr id="700844917" name="Picture 1"/>
+          <wp:inline distT="0" distB="0" distL="0" distR="0" wp14:anchorId="3CFDB6A5" wp14:editId="3B1CA4E6">
+            <wp:extent cx="5943600" cy="769620"/>
+            <wp:effectExtent l="0" t="0" r="0" b="0"/>
+            <wp:docPr id="877203796" name="Picture 1"/>
             <wp:cNvGraphicFramePr>
               <a:graphicFrameLocks xmlns:a="http://schemas.openxmlformats.org/drawingml/2006/main" noChangeAspect="1"/>
             </wp:cNvGraphicFramePr>
@@ -1015,7 +756,7 @@
               <a:graphicData uri="http://schemas.openxmlformats.org/drawingml/2006/picture">
                 <pic:pic xmlns:pic="http://schemas.openxmlformats.org/drawingml/2006/picture">
                   <pic:nvPicPr>
-                    <pic:cNvPr id="700844917" name=""/>
+                    <pic:cNvPr id="877203796" name=""/>
                     <pic:cNvPicPr/>
                   </pic:nvPicPr>
                   <pic:blipFill>
@@ -1027,7 +768,7 @@
                   <pic:spPr>
                     <a:xfrm>
                       <a:off x="0" y="0"/>
-                      <a:ext cx="5943600" cy="417195"/>
+                      <a:ext cx="5943600" cy="769620"/>
                     </a:xfrm>
                     <a:prstGeom prst="rect">
                       <a:avLst/>
@@ -1045,14 +786,11 @@
         <w:ind w:left="360"/>
       </w:pPr>
       <w:r>
-        <w:rPr>
-          <w:noProof/>
-        </w:rPr>
         <w:drawing>
-          <wp:inline distT="0" distB="0" distL="0" distR="0" wp14:anchorId="68696986" wp14:editId="4C422449">
-            <wp:extent cx="5943600" cy="1035050"/>
+          <wp:inline distT="0" distB="0" distL="0" distR="0" wp14:anchorId="722B4165" wp14:editId="0062976C">
+            <wp:extent cx="5943600" cy="1263015"/>
             <wp:effectExtent l="0" t="0" r="0" b="0"/>
-            <wp:docPr id="408501953" name="Picture 1"/>
+            <wp:docPr id="1460871010" name="Picture 1"/>
             <wp:cNvGraphicFramePr>
               <a:graphicFrameLocks xmlns:a="http://schemas.openxmlformats.org/drawingml/2006/main" noChangeAspect="1"/>
             </wp:cNvGraphicFramePr>
@@ -1060,7 +798,7 @@
               <a:graphicData uri="http://schemas.openxmlformats.org/drawingml/2006/picture">
                 <pic:pic xmlns:pic="http://schemas.openxmlformats.org/drawingml/2006/picture">
                   <pic:nvPicPr>
-                    <pic:cNvPr id="408501953" name=""/>
+                    <pic:cNvPr id="1460871010" name=""/>
                     <pic:cNvPicPr/>
                   </pic:nvPicPr>
                   <pic:blipFill>
@@ -1072,7 +810,7 @@
                   <pic:spPr>
                     <a:xfrm>
                       <a:off x="0" y="0"/>
-                      <a:ext cx="5943600" cy="1035050"/>
+                      <a:ext cx="5943600" cy="1263015"/>
                     </a:xfrm>
                     <a:prstGeom prst="rect">
                       <a:avLst/>
@@ -1089,56 +827,6 @@
       <w:pPr>
         <w:ind w:left="360"/>
       </w:pPr>
-      <w:r>
-        <w:rPr>
-          <w:noProof/>
-        </w:rPr>
-        <w:drawing>
-          <wp:inline distT="0" distB="0" distL="0" distR="0" wp14:anchorId="3B33122B" wp14:editId="3CEC41A5">
-            <wp:extent cx="5943600" cy="908685"/>
-            <wp:effectExtent l="0" t="0" r="0" b="5715"/>
-            <wp:docPr id="1191748277" name="Picture 1"/>
-            <wp:cNvGraphicFramePr>
-              <a:graphicFrameLocks xmlns:a="http://schemas.openxmlformats.org/drawingml/2006/main" noChangeAspect="1"/>
-            </wp:cNvGraphicFramePr>
-            <a:graphic xmlns:a="http://schemas.openxmlformats.org/drawingml/2006/main">
-              <a:graphicData uri="http://schemas.openxmlformats.org/drawingml/2006/picture">
-                <pic:pic xmlns:pic="http://schemas.openxmlformats.org/drawingml/2006/picture">
-                  <pic:nvPicPr>
-                    <pic:cNvPr id="1191748277" name=""/>
-                    <pic:cNvPicPr/>
-                  </pic:nvPicPr>
-                  <pic:blipFill>
-                    <a:blip r:embed="rId21"/>
-                    <a:stretch>
-                      <a:fillRect/>
-                    </a:stretch>
-                  </pic:blipFill>
-                  <pic:spPr>
-                    <a:xfrm>
-                      <a:off x="0" y="0"/>
-                      <a:ext cx="5943600" cy="908685"/>
-                    </a:xfrm>
-                    <a:prstGeom prst="rect">
-                      <a:avLst/>
-                    </a:prstGeom>
-                  </pic:spPr>
-                </pic:pic>
-              </a:graphicData>
-            </a:graphic>
-          </wp:inline>
-        </w:drawing>
-      </w:r>
-    </w:p>
-    <w:p>
-      <w:pPr>
-        <w:ind w:left="360"/>
-      </w:pPr>
-    </w:p>
-    <w:p>
-      <w:pPr>
-        <w:ind w:left="360"/>
-      </w:pPr>
     </w:p>
     <w:p>
       <w:pPr>
@@ -1168,23 +856,8 @@
         </w:rPr>
       </w:pPr>
       <w:r>
-        <w:t xml:space="preserve">Create a Deployment </w:t>
-      </w:r>
-      <w:proofErr w:type="gramStart"/>
-      <w:r>
-        <w:t>notice-board</w:t>
-      </w:r>
-      <w:proofErr w:type="gramEnd"/>
-      <w:r>
-        <w:t xml:space="preserve"> running 3 replicas of 1.0.0, with labels app=</w:t>
-      </w:r>
-      <w:proofErr w:type="gramStart"/>
-      <w:r>
-        <w:t>notice-board</w:t>
-      </w:r>
-      <w:proofErr w:type="gramEnd"/>
-      <w:r>
-        <w:t xml:space="preserve"> and version=&lt;image version&gt; on the Pods.</w:t>
+        <w:lastRenderedPageBreak/>
+        <w:t>Create a Deployment notice-board running 3 replicas of 1.0.0, with labels app=notice-board and version=&lt;image version&gt; on the Pods.</w:t>
       </w:r>
     </w:p>
     <w:p>
@@ -1200,15 +873,7 @@
         </w:rPr>
       </w:pPr>
       <w:r>
-        <w:t xml:space="preserve">Declare requests and limits for the container that </w:t>
-      </w:r>
-      <w:proofErr w:type="gramStart"/>
-      <w:r>
-        <w:t>fit</w:t>
-      </w:r>
-      <w:proofErr w:type="gramEnd"/>
-      <w:r>
-        <w:t xml:space="preserve"> inside your quota with room for Tasks 5 to 8.</w:t>
+        <w:t>Declare requests and limits for the container that fit inside your quota with room for Tasks 5 to 8.</w:t>
       </w:r>
     </w:p>
     <w:p>
@@ -1224,23 +889,7 @@
         </w:rPr>
       </w:pPr>
       <w:r>
-        <w:t>Configure a readiness probe against /</w:t>
-      </w:r>
-      <w:proofErr w:type="spellStart"/>
-      <w:r>
-        <w:t>healthz</w:t>
-      </w:r>
-      <w:proofErr w:type="spellEnd"/>
-      <w:r>
-        <w:t>. Configure a liveness probe that does not use /</w:t>
-      </w:r>
-      <w:proofErr w:type="spellStart"/>
-      <w:r>
-        <w:t>healthz</w:t>
-      </w:r>
-      <w:proofErr w:type="spellEnd"/>
-      <w:r>
-        <w:t>; state in a comment why.</w:t>
+        <w:t>Configure a readiness probe against /healthz. Configure a liveness probe that does not use /healthz; state in a comment why.</w:t>
       </w:r>
     </w:p>
     <w:p>
@@ -1256,16 +905,7 @@
         </w:rPr>
       </w:pPr>
       <w:r>
-        <w:lastRenderedPageBreak/>
-        <w:t xml:space="preserve">Ensure the </w:t>
-      </w:r>
-      <w:proofErr w:type="spellStart"/>
-      <w:r>
-        <w:t>kubelet</w:t>
-      </w:r>
-      <w:proofErr w:type="spellEnd"/>
-      <w:r>
-        <w:t xml:space="preserve"> can never attempt a registry pull for this image.</w:t>
+        <w:t>Ensure the kubelet can never attempt a registry pull for this image.</w:t>
       </w:r>
     </w:p>
     <w:p>
@@ -1281,39 +921,7 @@
         </w:rPr>
       </w:pPr>
       <w:r>
-        <w:t xml:space="preserve">Create a </w:t>
-      </w:r>
-      <w:proofErr w:type="spellStart"/>
-      <w:r>
-        <w:t>ClusterIP</w:t>
-      </w:r>
-      <w:proofErr w:type="spellEnd"/>
-      <w:r>
-        <w:t xml:space="preserve"> Service </w:t>
-      </w:r>
-      <w:proofErr w:type="gramStart"/>
-      <w:r>
-        <w:t>notice-board</w:t>
-      </w:r>
-      <w:proofErr w:type="gramEnd"/>
-      <w:r>
-        <w:t xml:space="preserve"> (port 80 to the named container port) and a </w:t>
-      </w:r>
-      <w:proofErr w:type="spellStart"/>
-      <w:r>
-        <w:t>NodePort</w:t>
-      </w:r>
-      <w:proofErr w:type="spellEnd"/>
-      <w:r>
-        <w:t>. Service notice-board-</w:t>
-      </w:r>
-      <w:proofErr w:type="spellStart"/>
-      <w:r>
-        <w:t>ext</w:t>
-      </w:r>
-      <w:proofErr w:type="spellEnd"/>
-      <w:r>
-        <w:t xml:space="preserve"> on node port 30090.</w:t>
+        <w:t>Create a ClusterIP Service notice-board (port 80 to the named container port) and a NodePort. Service notice-board-ext on node port 30090.</w:t>
       </w:r>
     </w:p>
     <w:p>
@@ -1361,7 +969,7 @@
                     <pic:cNvPicPr/>
                   </pic:nvPicPr>
                   <pic:blipFill>
-                    <a:blip r:embed="rId22"/>
+                    <a:blip r:embed="rId21"/>
                     <a:stretch>
                       <a:fillRect/>
                     </a:stretch>
@@ -1411,7 +1019,7 @@
                     <pic:cNvPicPr/>
                   </pic:nvPicPr>
                   <pic:blipFill>
-                    <a:blip r:embed="rId23"/>
+                    <a:blip r:embed="rId22"/>
                     <a:stretch>
                       <a:fillRect/>
                     </a:stretch>
@@ -1461,7 +1069,7 @@
                     <pic:cNvPicPr/>
                   </pic:nvPicPr>
                   <pic:blipFill>
-                    <a:blip r:embed="rId24"/>
+                    <a:blip r:embed="rId23"/>
                     <a:stretch>
                       <a:fillRect/>
                     </a:stretch>
@@ -1502,23 +1110,7 @@
           <w:b/>
           <w:bCs/>
         </w:rPr>
-        <w:t xml:space="preserve">Task 4 — Availability Monitor and </w:t>
-      </w:r>
-      <w:proofErr w:type="spellStart"/>
-      <w:r>
-        <w:rPr>
-          <w:b/>
-          <w:bCs/>
-        </w:rPr>
-        <w:t>Summariser</w:t>
-      </w:r>
-      <w:proofErr w:type="spellEnd"/>
-      <w:r>
-        <w:rPr>
-          <w:b/>
-          <w:bCs/>
-        </w:rPr>
-        <w:t xml:space="preserve"> (15 minutes)</w:t>
+        <w:t>Task 4 — Availability Monitor and Summariser (15 minutes)</w:t>
       </w:r>
     </w:p>
     <w:p>
@@ -1540,6 +1132,7 @@
         </w:numPr>
       </w:pPr>
       <w:r>
+        <w:lastRenderedPageBreak/>
         <w:t>Create a Pod monitor in manifests/base/ that requests http://notice-board/version every</w:t>
       </w:r>
       <w:r>
@@ -1557,15 +1150,7 @@
     </w:p>
     <w:p>
       <w:r>
-        <w:t xml:space="preserve">2. Write scripts/summarise.sh. Given a saved monitor log as its only argument, it </w:t>
-      </w:r>
-      <w:proofErr w:type="gramStart"/>
-      <w:r>
-        <w:t>prints:</w:t>
-      </w:r>
-      <w:proofErr w:type="gramEnd"/>
-      <w:r>
-        <w:t xml:space="preserve"> total</w:t>
+        <w:t>2. Write scripts/summarise.sh. Given a saved monitor log as its only argument, it prints: total</w:t>
       </w:r>
     </w:p>
     <w:p>
@@ -1574,22 +1159,8 @@
       </w:r>
     </w:p>
     <w:p>
-      <w:proofErr w:type="gramStart"/>
-      <w:r>
-        <w:lastRenderedPageBreak/>
-        <w:t>version</w:t>
-      </w:r>
-      <w:proofErr w:type="gramEnd"/>
-      <w:r>
-        <w:t xml:space="preserve"> </w:t>
-      </w:r>
-      <w:proofErr w:type="gramStart"/>
-      <w:r>
-        <w:t>value</w:t>
-      </w:r>
-      <w:proofErr w:type="gramEnd"/>
-      <w:r>
-        <w:t>.</w:t>
+      <w:r>
+        <w:t>version value.</w:t>
       </w:r>
     </w:p>
     <w:p>

--- a/Report.docx
+++ b/Report.docx
@@ -2,8 +2,352 @@
 <file path=word/document.xml><?xml version="1.0" encoding="utf-8"?>
 <w:document xmlns:wpc="http://schemas.microsoft.com/office/word/2010/wordprocessingCanvas" xmlns:cx="http://schemas.microsoft.com/office/drawing/2014/chartex" xmlns:cx1="http://schemas.microsoft.com/office/drawing/2015/9/8/chartex" xmlns:cx2="http://schemas.microsoft.com/office/drawing/2015/10/21/chartex" xmlns:cx3="http://schemas.microsoft.com/office/drawing/2016/5/9/chartex" xmlns:cx4="http://schemas.microsoft.com/office/drawing/2016/5/10/chartex" xmlns:cx5="http://schemas.microsoft.com/office/drawing/2016/5/11/chartex" xmlns:cx6="http://schemas.microsoft.com/office/drawing/2016/5/12/chartex" xmlns:cx7="http://schemas.microsoft.com/office/drawing/2016/5/13/chartex" xmlns:cx8="http://schemas.microsoft.com/office/drawing/2016/5/14/chartex" xmlns:mc="http://schemas.openxmlformats.org/markup-compatibility/2006" xmlns:aink="http://schemas.microsoft.com/office/drawing/2016/ink" xmlns:am3d="http://schemas.microsoft.com/office/drawing/2017/model3d" xmlns:o="urn:schemas-microsoft-com:office:office" xmlns:oel="http://schemas.microsoft.com/office/2019/extlst" xmlns:r="http://schemas.openxmlformats.org/officeDocument/2006/relationships" xmlns:m="http://schemas.openxmlformats.org/officeDocument/2006/math" xmlns:v="urn:schemas-microsoft-com:vml" xmlns:wp14="http://schemas.microsoft.com/office/word/2010/wordprocessingDrawing" xmlns:wp="http://schemas.openxmlformats.org/drawingml/2006/wordprocessingDrawing" xmlns:w10="urn:schemas-microsoft-com:office:word" xmlns:w="http://schemas.openxmlformats.org/wordprocessingml/2006/main" xmlns:w14="http://schemas.microsoft.com/office/word/2010/wordml" xmlns:w15="http://schemas.microsoft.com/office/word/2012/wordml" xmlns:w16cex="http://schemas.microsoft.com/office/word/2018/wordml/cex" xmlns:w16cid="http://schemas.microsoft.com/office/word/2016/wordml/cid" xmlns:w16="http://schemas.microsoft.com/office/word/2018/wordml" xmlns:w16du="http://schemas.microsoft.com/office/word/2023/wordml/word16du" xmlns:w16sdtdh="http://schemas.microsoft.com/office/word/2020/wordml/sdtdatahash" xmlns:w16sdtfl="http://schemas.microsoft.com/office/word/2024/wordml/sdtformatlock" xmlns:w16se="http://schemas.microsoft.com/office/word/2015/wordml/symex" xmlns:wpg="http://schemas.microsoft.com/office/word/2010/wordprocessingGroup" xmlns:wpi="http://schemas.microsoft.com/office/word/2010/wordprocessingInk" xmlns:wne="http://schemas.microsoft.com/office/word/2006/wordml" xmlns:wps="http://schemas.microsoft.com/office/word/2010/wordprocessingShape" mc:Ignorable="w14 w15 w16se w16cid w16 w16cex w16sdtdh w16sdtfl w16du wp14">
   <w:body>
-    <w:p>
-      <w:r>
+    <w:sdt>
+      <w:sdtPr>
+        <w:rPr>
+          <w:color w:val="4472C4" w:themeColor="accent1"/>
+        </w:rPr>
+        <w:id w:val="-1524621899"/>
+        <w:docPartObj>
+          <w:docPartGallery w:val="Cover Pages"/>
+          <w:docPartUnique/>
+        </w:docPartObj>
+      </w:sdtPr>
+      <w:sdtEndPr>
+        <w:rPr>
+          <w:color w:val="auto"/>
+        </w:rPr>
+      </w:sdtEndPr>
+      <w:sdtContent>
+        <w:p>
+          <w:pPr>
+            <w:pStyle w:val="NoSpacing"/>
+            <w:spacing w:before="1540" w:after="240"/>
+            <w:rPr>
+              <w:noProof/>
+              <w:color w:val="4472C4" w:themeColor="accent1"/>
+            </w:rPr>
+          </w:pPr>
+          <w:r>
+            <w:rPr>
+              <w:noProof/>
+            </w:rPr>
+            <w:drawing>
+              <wp:inline distT="0" distB="0" distL="0" distR="0" wp14:anchorId="47ADAEED" wp14:editId="148DC5B1">
+                <wp:extent cx="2061029" cy="2036396"/>
+                <wp:effectExtent l="0" t="0" r="0" b="2540"/>
+                <wp:docPr id="427778233" name="Picture 1"/>
+                <wp:cNvGraphicFramePr>
+                  <a:graphicFrameLocks xmlns:a="http://schemas.openxmlformats.org/drawingml/2006/main" noChangeAspect="1"/>
+                </wp:cNvGraphicFramePr>
+                <a:graphic xmlns:a="http://schemas.openxmlformats.org/drawingml/2006/main">
+                  <a:graphicData uri="http://schemas.openxmlformats.org/drawingml/2006/picture">
+                    <pic:pic xmlns:pic="http://schemas.openxmlformats.org/drawingml/2006/picture">
+                      <pic:nvPicPr>
+                        <pic:cNvPr id="427778233" name=""/>
+                        <pic:cNvPicPr/>
+                      </pic:nvPicPr>
+                      <pic:blipFill>
+                        <a:blip r:embed="rId5"/>
+                        <a:stretch>
+                          <a:fillRect/>
+                        </a:stretch>
+                      </pic:blipFill>
+                      <pic:spPr>
+                        <a:xfrm>
+                          <a:off x="0" y="0"/>
+                          <a:ext cx="2085431" cy="2060506"/>
+                        </a:xfrm>
+                        <a:prstGeom prst="rect">
+                          <a:avLst/>
+                        </a:prstGeom>
+                      </pic:spPr>
+                    </pic:pic>
+                  </a:graphicData>
+                </a:graphic>
+              </wp:inline>
+            </w:drawing>
+          </w:r>
+          <w:r>
+            <w:rPr>
+              <w:noProof/>
+              <w:color w:val="4472C4" w:themeColor="accent1"/>
+            </w:rPr>
+            <w:t xml:space="preserve">                                 </w:t>
+          </w:r>
+          <w:r>
+            <w:rPr>
+              <w:noProof/>
+              <w:color w:val="4472C4" w:themeColor="accent1"/>
+            </w:rPr>
+            <w:t xml:space="preserve">  </w:t>
+          </w:r>
+          <w:r>
+            <w:rPr>
+              <w:noProof/>
+              <w:color w:val="4472C4" w:themeColor="accent1"/>
+            </w:rPr>
+            <w:t xml:space="preserve">                  </w:t>
+          </w:r>
+          <w:r>
+            <w:rPr>
+              <w:noProof/>
+              <w:color w:val="4472C4" w:themeColor="accent1"/>
+            </w:rPr>
+            <w:t xml:space="preserve">  </w:t>
+          </w:r>
+          <w:r>
+            <w:rPr>
+              <w:noProof/>
+              <w:color w:val="4472C4" w:themeColor="accent1"/>
+            </w:rPr>
+            <w:drawing>
+              <wp:inline distT="0" distB="0" distL="0" distR="0" wp14:anchorId="259EE647" wp14:editId="276ABEBE">
+                <wp:extent cx="2140857" cy="1943140"/>
+                <wp:effectExtent l="0" t="0" r="0" b="0"/>
+                <wp:docPr id="90488445" name="Picture 1"/>
+                <wp:cNvGraphicFramePr>
+                  <a:graphicFrameLocks xmlns:a="http://schemas.openxmlformats.org/drawingml/2006/main" noChangeAspect="1"/>
+                </wp:cNvGraphicFramePr>
+                <a:graphic xmlns:a="http://schemas.openxmlformats.org/drawingml/2006/main">
+                  <a:graphicData uri="http://schemas.openxmlformats.org/drawingml/2006/picture">
+                    <pic:pic xmlns:pic="http://schemas.openxmlformats.org/drawingml/2006/picture">
+                      <pic:nvPicPr>
+                        <pic:cNvPr id="0" name="Picture 1"/>
+                        <pic:cNvPicPr>
+                          <a:picLocks noChangeAspect="1" noChangeArrowheads="1"/>
+                        </pic:cNvPicPr>
+                      </pic:nvPicPr>
+                      <pic:blipFill>
+                        <a:blip r:embed="rId6">
+                          <a:extLst>
+                            <a:ext uri="{28A0092B-C50C-407E-A947-70E740481C1C}">
+                              <a14:useLocalDpi xmlns:a14="http://schemas.microsoft.com/office/drawing/2010/main" val="0"/>
+                            </a:ext>
+                          </a:extLst>
+                        </a:blip>
+                        <a:srcRect/>
+                        <a:stretch>
+                          <a:fillRect/>
+                        </a:stretch>
+                      </pic:blipFill>
+                      <pic:spPr bwMode="auto">
+                        <a:xfrm>
+                          <a:off x="0" y="0"/>
+                          <a:ext cx="2146020" cy="1947826"/>
+                        </a:xfrm>
+                        <a:prstGeom prst="rect">
+                          <a:avLst/>
+                        </a:prstGeom>
+                        <a:noFill/>
+                        <a:ln>
+                          <a:noFill/>
+                        </a:ln>
+                      </pic:spPr>
+                    </pic:pic>
+                  </a:graphicData>
+                </a:graphic>
+              </wp:inline>
+            </w:drawing>
+          </w:r>
+        </w:p>
+        <w:p>
+          <w:pPr>
+            <w:pStyle w:val="NoSpacing"/>
+            <w:spacing w:after="240"/>
+            <w:jc w:val="center"/>
+            <w:rPr>
+              <w:b/>
+              <w:bCs/>
+              <w:sz w:val="54"/>
+              <w:szCs w:val="54"/>
+            </w:rPr>
+          </w:pPr>
+          <w:r>
+            <w:rPr>
+              <w:b/>
+              <w:bCs/>
+              <w:sz w:val="54"/>
+              <w:szCs w:val="54"/>
+            </w:rPr>
+            <w:t>College of Science and Technology</w:t>
+          </w:r>
+        </w:p>
+        <w:p>
+          <w:pPr>
+            <w:pStyle w:val="NoSpacing"/>
+            <w:spacing w:after="240"/>
+            <w:jc w:val="center"/>
+            <w:rPr>
+              <w:b/>
+              <w:bCs/>
+              <w:sz w:val="54"/>
+              <w:szCs w:val="54"/>
+            </w:rPr>
+          </w:pPr>
+          <w:r>
+            <w:rPr>
+              <w:b/>
+              <w:bCs/>
+              <w:sz w:val="54"/>
+              <w:szCs w:val="54"/>
+            </w:rPr>
+            <w:t>Royal University of Bhutan</w:t>
+          </w:r>
+        </w:p>
+        <w:p>
+          <w:pPr>
+            <w:pStyle w:val="NoSpacing"/>
+            <w:spacing w:after="240"/>
+            <w:jc w:val="center"/>
+            <w:rPr>
+              <w:b/>
+              <w:bCs/>
+              <w:sz w:val="54"/>
+              <w:szCs w:val="54"/>
+            </w:rPr>
+          </w:pPr>
+        </w:p>
+        <w:p>
+          <w:pPr>
+            <w:pStyle w:val="NoSpacing"/>
+            <w:spacing w:after="240"/>
+            <w:jc w:val="center"/>
+            <w:rPr>
+              <w:b/>
+              <w:bCs/>
+              <w:sz w:val="46"/>
+              <w:szCs w:val="46"/>
+            </w:rPr>
+          </w:pPr>
+          <w:r>
+            <w:rPr>
+              <w:b/>
+              <w:bCs/>
+              <w:sz w:val="54"/>
+              <w:szCs w:val="54"/>
+            </w:rPr>
+            <w:t xml:space="preserve"> </w:t>
+          </w:r>
+          <w:r>
+            <w:rPr>
+              <w:b/>
+              <w:bCs/>
+              <w:sz w:val="46"/>
+              <w:szCs w:val="46"/>
+            </w:rPr>
+            <w:t xml:space="preserve">Computing Technologies Department </w:t>
+          </w:r>
+        </w:p>
+        <w:p>
+          <w:pPr>
+            <w:pStyle w:val="NoSpacing"/>
+            <w:spacing w:after="240"/>
+            <w:jc w:val="center"/>
+            <w:rPr>
+              <w:b/>
+              <w:bCs/>
+              <w:sz w:val="46"/>
+              <w:szCs w:val="46"/>
+            </w:rPr>
+          </w:pPr>
+          <w:r>
+            <w:rPr>
+              <w:b/>
+              <w:bCs/>
+              <w:sz w:val="46"/>
+              <w:szCs w:val="46"/>
+            </w:rPr>
+            <w:t xml:space="preserve">Bachelor of Engineering in Information Technology Autumn Semester 2026 </w:t>
+          </w:r>
+        </w:p>
+        <w:p>
+          <w:pPr>
+            <w:pStyle w:val="NoSpacing"/>
+            <w:spacing w:after="240"/>
+            <w:jc w:val="center"/>
+            <w:rPr>
+              <w:b/>
+              <w:bCs/>
+              <w:sz w:val="46"/>
+              <w:szCs w:val="46"/>
+            </w:rPr>
+          </w:pPr>
+          <w:r>
+            <w:rPr>
+              <w:b/>
+              <w:bCs/>
+              <w:sz w:val="46"/>
+              <w:szCs w:val="46"/>
+            </w:rPr>
+            <w:t xml:space="preserve">CTE412 – Integrated System </w:t>
+          </w:r>
+        </w:p>
+        <w:p>
+          <w:pPr>
+            <w:pStyle w:val="NoSpacing"/>
+            <w:spacing w:after="240"/>
+            <w:jc w:val="center"/>
+            <w:rPr>
+              <w:b/>
+              <w:bCs/>
+              <w:sz w:val="44"/>
+              <w:szCs w:val="44"/>
+            </w:rPr>
+          </w:pPr>
+          <w:r>
+            <w:rPr>
+              <w:b/>
+              <w:bCs/>
+              <w:sz w:val="44"/>
+              <w:szCs w:val="44"/>
+            </w:rPr>
+            <w:t xml:space="preserve">Submitted by: Karma Wangchuk Titung </w:t>
+          </w:r>
+        </w:p>
+        <w:p>
+          <w:pPr>
+            <w:pStyle w:val="NoSpacing"/>
+            <w:spacing w:after="240"/>
+            <w:jc w:val="center"/>
+            <w:rPr>
+              <w:b/>
+              <w:bCs/>
+              <w:sz w:val="44"/>
+              <w:szCs w:val="44"/>
+            </w:rPr>
+          </w:pPr>
+          <w:r>
+            <w:rPr>
+              <w:b/>
+              <w:bCs/>
+              <w:sz w:val="44"/>
+              <w:szCs w:val="44"/>
+            </w:rPr>
+            <w:t>Std. no: 02230129</w:t>
+          </w:r>
+        </w:p>
+        <w:p>
+          <w:pPr>
+            <w:pStyle w:val="NoSpacing"/>
+            <w:spacing w:before="480"/>
+          </w:pPr>
+        </w:p>
+      </w:sdtContent>
+    </w:sdt>
+    <w:p>
+      <w:pPr>
+        <w:rPr>
+          <w:b/>
+          <w:bCs/>
+        </w:rPr>
+      </w:pPr>
+      <w:r>
+        <w:rPr>
+          <w:b/>
+          <w:bCs/>
+        </w:rPr>
+        <w:lastRenderedPageBreak/>
         <w:t>Task 1</w:t>
       </w:r>
     </w:p>
@@ -30,6 +374,18 @@
         <w:ind w:left="360"/>
       </w:pPr>
       <w:r>
+        <w:t>Kind-cluster.yaml file</w:t>
+      </w:r>
+    </w:p>
+    <w:p>
+      <w:pPr>
+        <w:ind w:left="360"/>
+        <w:jc w:val="center"/>
+      </w:pPr>
+      <w:r>
+        <w:rPr>
+          <w:noProof/>
+        </w:rPr>
         <w:drawing>
           <wp:inline distT="0" distB="0" distL="0" distR="0" wp14:anchorId="20951381" wp14:editId="13B17229">
             <wp:extent cx="5943600" cy="2921635"/>
@@ -46,7 +402,7 @@
                     <pic:cNvPicPr/>
                   </pic:nvPicPr>
                   <pic:blipFill>
-                    <a:blip r:embed="rId5"/>
+                    <a:blip r:embed="rId7"/>
                     <a:stretch>
                       <a:fillRect/>
                     </a:stretch>
@@ -72,10 +428,58 @@
         <w:ind w:left="360"/>
       </w:pPr>
       <w:r>
-        <w:drawing>
-          <wp:inline distT="0" distB="0" distL="0" distR="0" wp14:anchorId="146EAACB" wp14:editId="749AEC29">
-            <wp:extent cx="5842300" cy="3873699"/>
-            <wp:effectExtent l="0" t="0" r="6350" b="0"/>
+        <w:t xml:space="preserve">Commands: </w:t>
+      </w:r>
+    </w:p>
+    <w:p>
+      <w:pPr>
+        <w:pStyle w:val="ListParagraph"/>
+        <w:numPr>
+          <w:ilvl w:val="0"/>
+          <w:numId w:val="11"/>
+        </w:numPr>
+      </w:pPr>
+      <w:r>
+        <w:t>kind create cluster: Tells the KinD CLI to spin up a new local Kubernetes cluster</w:t>
+      </w:r>
+    </w:p>
+    <w:p>
+      <w:pPr>
+        <w:pStyle w:val="ListParagraph"/>
+        <w:numPr>
+          <w:ilvl w:val="0"/>
+          <w:numId w:val="11"/>
+        </w:numPr>
+      </w:pPr>
+      <w:r>
+        <w:t>--name cte412-02230129: sets the name of the cluster to cte412-02230129.</w:t>
+      </w:r>
+    </w:p>
+    <w:p>
+      <w:pPr>
+        <w:pStyle w:val="ListParagraph"/>
+        <w:numPr>
+          <w:ilvl w:val="0"/>
+          <w:numId w:val="11"/>
+        </w:numPr>
+      </w:pPr>
+      <w:r>
+        <w:t>--config cluster/kind-cluster.yaml: Reads topology and settings from kind-cluster.yaml</w:t>
+      </w:r>
+    </w:p>
+    <w:p>
+      <w:pPr>
+        <w:ind w:left="360"/>
+        <w:jc w:val="center"/>
+      </w:pPr>
+      <w:r>
+        <w:rPr>
+          <w:noProof/>
+        </w:rPr>
+        <w:drawing>
+          <wp:inline distT="0" distB="0" distL="0" distR="0" wp14:anchorId="146EAACB" wp14:editId="586BDB98">
+            <wp:extent cx="5346297" cy="2565400"/>
+            <wp:effectExtent l="0" t="0" r="6985" b="6350"/>
             <wp:docPr id="1170322254" name="Picture 1"/>
             <wp:cNvGraphicFramePr>
               <a:graphicFrameLocks xmlns:a="http://schemas.openxmlformats.org/drawingml/2006/main" noChangeAspect="1"/>
@@ -88,15 +492,15 @@
                     <pic:cNvPicPr/>
                   </pic:nvPicPr>
                   <pic:blipFill>
-                    <a:blip r:embed="rId6"/>
-                    <a:stretch>
-                      <a:fillRect/>
-                    </a:stretch>
-                  </pic:blipFill>
-                  <pic:spPr>
-                    <a:xfrm>
-                      <a:off x="0" y="0"/>
-                      <a:ext cx="5842300" cy="3873699"/>
+                    <a:blip r:embed="rId8"/>
+                    <a:stretch>
+                      <a:fillRect/>
+                    </a:stretch>
+                  </pic:blipFill>
+                  <pic:spPr>
+                    <a:xfrm>
+                      <a:off x="0" y="0"/>
+                      <a:ext cx="5358579" cy="2571293"/>
                     </a:xfrm>
                     <a:prstGeom prst="rect">
                       <a:avLst/>
@@ -119,11 +523,23 @@
       </w:pPr>
       <w:r>
         <w:lastRenderedPageBreak/>
-        <w:t>Create the namespace nb-&lt;sid&gt; with the labels app.kubernetes.io/part-of=campus-noticeboard and cte412/practical="06", and an annotation recording your full name.</w:t>
-      </w:r>
-    </w:p>
-    <w:p>
-      <w:r>
+        <w:t>Create the namespace nb-</w:t>
+      </w:r>
+      <w:r>
+        <w:t>02230129</w:t>
+      </w:r>
+      <w:r>
+        <w:t xml:space="preserve"> with the labels app.kubernetes.io/part-of=campus-noticeboard and cte412/practical="06", and an annotation recording your full name.</w:t>
+      </w:r>
+    </w:p>
+    <w:p>
+      <w:pPr>
+        <w:jc w:val="center"/>
+      </w:pPr>
+      <w:r>
+        <w:rPr>
+          <w:noProof/>
+        </w:rPr>
         <w:drawing>
           <wp:inline distT="0" distB="0" distL="0" distR="0" wp14:anchorId="58BF23BC" wp14:editId="3E270F59">
             <wp:extent cx="5943600" cy="2251710"/>
@@ -140,7 +556,7 @@
                     <pic:cNvPicPr/>
                   </pic:nvPicPr>
                   <pic:blipFill>
-                    <a:blip r:embed="rId7"/>
+                    <a:blip r:embed="rId9"/>
                     <a:stretch>
                       <a:fillRect/>
                     </a:stretch>
@@ -174,7 +590,13 @@
       </w:r>
     </w:p>
     <w:p>
-      <w:r>
+      <w:pPr>
+        <w:jc w:val="center"/>
+      </w:pPr>
+      <w:r>
+        <w:rPr>
+          <w:noProof/>
+        </w:rPr>
         <w:drawing>
           <wp:inline distT="0" distB="0" distL="0" distR="0" wp14:anchorId="01DD7BCA" wp14:editId="28E295A7">
             <wp:extent cx="5423179" cy="3206915"/>
@@ -191,7 +613,7 @@
                     <pic:cNvPicPr/>
                   </pic:nvPicPr>
                   <pic:blipFill>
-                    <a:blip r:embed="rId8"/>
+                    <a:blip r:embed="rId10"/>
                     <a:stretch>
                       <a:fillRect/>
                     </a:stretch>
@@ -225,33 +647,36 @@
       </w:r>
     </w:p>
     <w:p>
+      <w:pPr>
+        <w:jc w:val="center"/>
+      </w:pPr>
       <w:r>
         <w:lastRenderedPageBreak/>
         <w:drawing>
-          <wp:inline distT="0" distB="0" distL="0" distR="0" wp14:anchorId="60DF1E33" wp14:editId="6A967898">
-            <wp:extent cx="4375375" cy="3479979"/>
-            <wp:effectExtent l="0" t="0" r="6350" b="6350"/>
-            <wp:docPr id="70144251" name="Picture 1"/>
-            <wp:cNvGraphicFramePr>
-              <a:graphicFrameLocks xmlns:a="http://schemas.openxmlformats.org/drawingml/2006/main" noChangeAspect="1"/>
-            </wp:cNvGraphicFramePr>
-            <a:graphic xmlns:a="http://schemas.openxmlformats.org/drawingml/2006/main">
-              <a:graphicData uri="http://schemas.openxmlformats.org/drawingml/2006/picture">
-                <pic:pic xmlns:pic="http://schemas.openxmlformats.org/drawingml/2006/picture">
-                  <pic:nvPicPr>
-                    <pic:cNvPr id="70144251" name=""/>
-                    <pic:cNvPicPr/>
-                  </pic:nvPicPr>
-                  <pic:blipFill>
-                    <a:blip r:embed="rId9"/>
-                    <a:stretch>
-                      <a:fillRect/>
-                    </a:stretch>
-                  </pic:blipFill>
-                  <pic:spPr>
-                    <a:xfrm>
-                      <a:off x="0" y="0"/>
-                      <a:ext cx="4375375" cy="3479979"/>
+          <wp:inline distT="0" distB="0" distL="0" distR="0" wp14:anchorId="60E58EF8" wp14:editId="7707AE68">
+            <wp:extent cx="5943600" cy="2620010"/>
+            <wp:effectExtent l="0" t="0" r="0" b="8890"/>
+            <wp:docPr id="2044740913" name="Picture 1"/>
+            <wp:cNvGraphicFramePr>
+              <a:graphicFrameLocks xmlns:a="http://schemas.openxmlformats.org/drawingml/2006/main" noChangeAspect="1"/>
+            </wp:cNvGraphicFramePr>
+            <a:graphic xmlns:a="http://schemas.openxmlformats.org/drawingml/2006/main">
+              <a:graphicData uri="http://schemas.openxmlformats.org/drawingml/2006/picture">
+                <pic:pic xmlns:pic="http://schemas.openxmlformats.org/drawingml/2006/picture">
+                  <pic:nvPicPr>
+                    <pic:cNvPr id="2044740913" name=""/>
+                    <pic:cNvPicPr/>
+                  </pic:nvPicPr>
+                  <pic:blipFill>
+                    <a:blip r:embed="rId11"/>
+                    <a:stretch>
+                      <a:fillRect/>
+                    </a:stretch>
+                  </pic:blipFill>
+                  <pic:spPr>
+                    <a:xfrm>
+                      <a:off x="0" y="0"/>
+                      <a:ext cx="5943600" cy="2620010"/>
                     </a:xfrm>
                     <a:prstGeom prst="rect">
                       <a:avLst/>
@@ -278,6 +703,9 @@
     </w:p>
     <w:p>
       <w:r>
+        <w:rPr>
+          <w:noProof/>
+        </w:rPr>
         <w:drawing>
           <wp:inline distT="0" distB="0" distL="0" distR="0" wp14:anchorId="5CD60249" wp14:editId="7066A77F">
             <wp:extent cx="5943600" cy="815975"/>
@@ -294,7 +722,7 @@
                     <pic:cNvPicPr/>
                   </pic:nvPicPr>
                   <pic:blipFill>
-                    <a:blip r:embed="rId10"/>
+                    <a:blip r:embed="rId12"/>
                     <a:stretch>
                       <a:fillRect/>
                     </a:stretch>
@@ -317,6 +745,9 @@
     </w:p>
     <w:p>
       <w:r>
+        <w:rPr>
+          <w:noProof/>
+        </w:rPr>
         <w:drawing>
           <wp:inline distT="0" distB="0" distL="0" distR="0" wp14:anchorId="7CCD5BAC" wp14:editId="767B4624">
             <wp:extent cx="5943600" cy="912495"/>
@@ -333,7 +764,7 @@
                     <pic:cNvPicPr/>
                   </pic:nvPicPr>
                   <pic:blipFill>
-                    <a:blip r:embed="rId11"/>
+                    <a:blip r:embed="rId13"/>
                     <a:stretch>
                       <a:fillRect/>
                     </a:stretch>
@@ -356,6 +787,9 @@
     </w:p>
     <w:p>
       <w:r>
+        <w:rPr>
+          <w:noProof/>
+        </w:rPr>
         <w:drawing>
           <wp:inline distT="0" distB="0" distL="0" distR="0" wp14:anchorId="7D996F54" wp14:editId="54781695">
             <wp:extent cx="5943600" cy="1276350"/>
@@ -372,7 +806,7 @@
                     <pic:cNvPicPr/>
                   </pic:nvPicPr>
                   <pic:blipFill>
-                    <a:blip r:embed="rId12"/>
+                    <a:blip r:embed="rId14"/>
                     <a:stretch>
                       <a:fillRect/>
                     </a:stretch>
@@ -395,6 +829,9 @@
     </w:p>
     <w:p>
       <w:r>
+        <w:rPr>
+          <w:noProof/>
+        </w:rPr>
         <w:drawing>
           <wp:inline distT="0" distB="0" distL="0" distR="0" wp14:anchorId="6E59C8DA" wp14:editId="7A5AB18D">
             <wp:extent cx="5943600" cy="674370"/>
@@ -411,7 +848,7 @@
                     <pic:cNvPicPr/>
                   </pic:nvPicPr>
                   <pic:blipFill>
-                    <a:blip r:embed="rId13"/>
+                    <a:blip r:embed="rId15"/>
                     <a:stretch>
                       <a:fillRect/>
                     </a:stretch>
@@ -433,8 +870,154 @@
       </w:r>
     </w:p>
     <w:p>
+      <w:pPr>
+        <w:rPr>
+          <w:b/>
+          <w:bCs/>
+        </w:rPr>
+      </w:pPr>
+      <w:r>
+        <w:rPr>
+          <w:b/>
+          <w:bCs/>
+        </w:rPr>
+        <w:t xml:space="preserve">Evidence: </w:t>
+      </w:r>
+    </w:p>
+    <w:p>
+      <w:r>
+        <w:drawing>
+          <wp:inline distT="0" distB="0" distL="0" distR="0" wp14:anchorId="3A95A1FB" wp14:editId="1973EBDC">
+            <wp:extent cx="5626389" cy="527077"/>
+            <wp:effectExtent l="0" t="0" r="0" b="6350"/>
+            <wp:docPr id="1557338147" name="Picture 1"/>
+            <wp:cNvGraphicFramePr>
+              <a:graphicFrameLocks xmlns:a="http://schemas.openxmlformats.org/drawingml/2006/main" noChangeAspect="1"/>
+            </wp:cNvGraphicFramePr>
+            <a:graphic xmlns:a="http://schemas.openxmlformats.org/drawingml/2006/main">
+              <a:graphicData uri="http://schemas.openxmlformats.org/drawingml/2006/picture">
+                <pic:pic xmlns:pic="http://schemas.openxmlformats.org/drawingml/2006/picture">
+                  <pic:nvPicPr>
+                    <pic:cNvPr id="1557338147" name=""/>
+                    <pic:cNvPicPr/>
+                  </pic:nvPicPr>
+                  <pic:blipFill>
+                    <a:blip r:embed="rId16"/>
+                    <a:stretch>
+                      <a:fillRect/>
+                    </a:stretch>
+                  </pic:blipFill>
+                  <pic:spPr>
+                    <a:xfrm>
+                      <a:off x="0" y="0"/>
+                      <a:ext cx="5626389" cy="527077"/>
+                    </a:xfrm>
+                    <a:prstGeom prst="rect">
+                      <a:avLst/>
+                    </a:prstGeom>
+                  </pic:spPr>
+                </pic:pic>
+              </a:graphicData>
+            </a:graphic>
+          </wp:inline>
+        </w:drawing>
+      </w:r>
+    </w:p>
+    <w:p>
       <w:r>
         <w:lastRenderedPageBreak/>
+        <w:drawing>
+          <wp:inline distT="0" distB="0" distL="0" distR="0" wp14:anchorId="5DC0C3B2" wp14:editId="38304776">
+            <wp:extent cx="5943600" cy="532765"/>
+            <wp:effectExtent l="0" t="0" r="0" b="635"/>
+            <wp:docPr id="1927240333" name="Picture 1"/>
+            <wp:cNvGraphicFramePr>
+              <a:graphicFrameLocks xmlns:a="http://schemas.openxmlformats.org/drawingml/2006/main" noChangeAspect="1"/>
+            </wp:cNvGraphicFramePr>
+            <a:graphic xmlns:a="http://schemas.openxmlformats.org/drawingml/2006/main">
+              <a:graphicData uri="http://schemas.openxmlformats.org/drawingml/2006/picture">
+                <pic:pic xmlns:pic="http://schemas.openxmlformats.org/drawingml/2006/picture">
+                  <pic:nvPicPr>
+                    <pic:cNvPr id="1927240333" name=""/>
+                    <pic:cNvPicPr/>
+                  </pic:nvPicPr>
+                  <pic:blipFill>
+                    <a:blip r:embed="rId17"/>
+                    <a:stretch>
+                      <a:fillRect/>
+                    </a:stretch>
+                  </pic:blipFill>
+                  <pic:spPr>
+                    <a:xfrm>
+                      <a:off x="0" y="0"/>
+                      <a:ext cx="5943600" cy="532765"/>
+                    </a:xfrm>
+                    <a:prstGeom prst="rect">
+                      <a:avLst/>
+                    </a:prstGeom>
+                  </pic:spPr>
+                </pic:pic>
+              </a:graphicData>
+            </a:graphic>
+          </wp:inline>
+        </w:drawing>
+      </w:r>
+      <w:r>
+        <w:rPr>
+          <w:noProof/>
+        </w:rPr>
+        <w:t xml:space="preserve"> </w:t>
+      </w:r>
+      <w:r>
+        <w:drawing>
+          <wp:inline distT="0" distB="0" distL="0" distR="0" wp14:anchorId="5231B8D4" wp14:editId="588C8F21">
+            <wp:extent cx="2159111" cy="1517728"/>
+            <wp:effectExtent l="0" t="0" r="0" b="6350"/>
+            <wp:docPr id="712764161" name="Picture 1"/>
+            <wp:cNvGraphicFramePr>
+              <a:graphicFrameLocks xmlns:a="http://schemas.openxmlformats.org/drawingml/2006/main" noChangeAspect="1"/>
+            </wp:cNvGraphicFramePr>
+            <a:graphic xmlns:a="http://schemas.openxmlformats.org/drawingml/2006/main">
+              <a:graphicData uri="http://schemas.openxmlformats.org/drawingml/2006/picture">
+                <pic:pic xmlns:pic="http://schemas.openxmlformats.org/drawingml/2006/picture">
+                  <pic:nvPicPr>
+                    <pic:cNvPr id="712764161" name=""/>
+                    <pic:cNvPicPr/>
+                  </pic:nvPicPr>
+                  <pic:blipFill>
+                    <a:blip r:embed="rId18"/>
+                    <a:stretch>
+                      <a:fillRect/>
+                    </a:stretch>
+                  </pic:blipFill>
+                  <pic:spPr>
+                    <a:xfrm>
+                      <a:off x="0" y="0"/>
+                      <a:ext cx="2159111" cy="1517728"/>
+                    </a:xfrm>
+                    <a:prstGeom prst="rect">
+                      <a:avLst/>
+                    </a:prstGeom>
+                  </pic:spPr>
+                </pic:pic>
+              </a:graphicData>
+            </a:graphic>
+          </wp:inline>
+        </w:drawing>
+      </w:r>
+    </w:p>
+    <w:p>
+      <w:pPr>
+        <w:rPr>
+          <w:b/>
+          <w:bCs/>
+        </w:rPr>
+      </w:pPr>
+      <w:r>
+        <w:rPr>
+          <w:b/>
+          <w:bCs/>
+        </w:rPr>
         <w:t>Task 2</w:t>
       </w:r>
     </w:p>
@@ -447,7 +1030,13 @@
         </w:numPr>
       </w:pPr>
       <w:r>
-        <w:t>Every version listens on port 8080, runs as a non-root user, and exposes three endpoints. GET</w:t>
+        <w:t xml:space="preserve">Every version </w:t>
+      </w:r>
+      <w:r>
+        <w:t>listen</w:t>
+      </w:r>
+      <w:r>
+        <w:t xml:space="preserve"> on port 8080, runs as a non-root user, and exposes three endpoints. GET</w:t>
       </w:r>
       <w:r>
         <w:t xml:space="preserve"> </w:t>
@@ -533,6 +1122,9 @@
         <w:ind w:left="360"/>
       </w:pPr>
       <w:r>
+        <w:rPr>
+          <w:noProof/>
+        </w:rPr>
         <w:drawing>
           <wp:inline distT="0" distB="0" distL="0" distR="0" wp14:anchorId="76279537" wp14:editId="28AACFD7">
             <wp:extent cx="5943600" cy="1762760"/>
@@ -549,7 +1141,7 @@
                     <pic:cNvPicPr/>
                   </pic:nvPicPr>
                   <pic:blipFill>
-                    <a:blip r:embed="rId14"/>
+                    <a:blip r:embed="rId19"/>
                     <a:stretch>
                       <a:fillRect/>
                     </a:stretch>
@@ -575,6 +1167,10 @@
         <w:ind w:left="360"/>
       </w:pPr>
       <w:r>
+        <w:rPr>
+          <w:noProof/>
+        </w:rPr>
+        <w:lastRenderedPageBreak/>
         <w:drawing>
           <wp:inline distT="0" distB="0" distL="0" distR="0" wp14:anchorId="73263824" wp14:editId="67E57FE6">
             <wp:extent cx="5943600" cy="1953895"/>
@@ -591,7 +1187,7 @@
                     <pic:cNvPicPr/>
                   </pic:nvPicPr>
                   <pic:blipFill>
-                    <a:blip r:embed="rId15"/>
+                    <a:blip r:embed="rId20"/>
                     <a:stretch>
                       <a:fillRect/>
                     </a:stretch>
@@ -617,7 +1213,9 @@
         <w:ind w:left="360"/>
       </w:pPr>
       <w:r>
-        <w:lastRenderedPageBreak/>
+        <w:rPr>
+          <w:noProof/>
+        </w:rPr>
         <w:drawing>
           <wp:inline distT="0" distB="0" distL="0" distR="0" wp14:anchorId="300B888B" wp14:editId="41939A13">
             <wp:extent cx="5943600" cy="1802765"/>
@@ -634,7 +1232,7 @@
                     <pic:cNvPicPr/>
                   </pic:nvPicPr>
                   <pic:blipFill>
-                    <a:blip r:embed="rId16"/>
+                    <a:blip r:embed="rId21"/>
                     <a:stretch>
                       <a:fillRect/>
                     </a:stretch>
@@ -661,30 +1259,30 @@
       </w:pPr>
       <w:r>
         <w:drawing>
-          <wp:inline distT="0" distB="0" distL="0" distR="0" wp14:anchorId="2DEE63AB" wp14:editId="03B412A0">
-            <wp:extent cx="5943600" cy="1849120"/>
+          <wp:inline distT="0" distB="0" distL="0" distR="0" wp14:anchorId="1F2CED37" wp14:editId="77A7AEA3">
+            <wp:extent cx="5943600" cy="921385"/>
             <wp:effectExtent l="0" t="0" r="0" b="0"/>
-            <wp:docPr id="884106242" name="Picture 1"/>
-            <wp:cNvGraphicFramePr>
-              <a:graphicFrameLocks xmlns:a="http://schemas.openxmlformats.org/drawingml/2006/main" noChangeAspect="1"/>
-            </wp:cNvGraphicFramePr>
-            <a:graphic xmlns:a="http://schemas.openxmlformats.org/drawingml/2006/main">
-              <a:graphicData uri="http://schemas.openxmlformats.org/drawingml/2006/picture">
-                <pic:pic xmlns:pic="http://schemas.openxmlformats.org/drawingml/2006/picture">
-                  <pic:nvPicPr>
-                    <pic:cNvPr id="884106242" name=""/>
-                    <pic:cNvPicPr/>
-                  </pic:nvPicPr>
-                  <pic:blipFill>
-                    <a:blip r:embed="rId17"/>
-                    <a:stretch>
-                      <a:fillRect/>
-                    </a:stretch>
-                  </pic:blipFill>
-                  <pic:spPr>
-                    <a:xfrm>
-                      <a:off x="0" y="0"/>
-                      <a:ext cx="5943600" cy="1849120"/>
+            <wp:docPr id="804015295" name="Picture 1"/>
+            <wp:cNvGraphicFramePr>
+              <a:graphicFrameLocks xmlns:a="http://schemas.openxmlformats.org/drawingml/2006/main" noChangeAspect="1"/>
+            </wp:cNvGraphicFramePr>
+            <a:graphic xmlns:a="http://schemas.openxmlformats.org/drawingml/2006/main">
+              <a:graphicData uri="http://schemas.openxmlformats.org/drawingml/2006/picture">
+                <pic:pic xmlns:pic="http://schemas.openxmlformats.org/drawingml/2006/picture">
+                  <pic:nvPicPr>
+                    <pic:cNvPr id="804015295" name=""/>
+                    <pic:cNvPicPr/>
+                  </pic:nvPicPr>
+                  <pic:blipFill>
+                    <a:blip r:embed="rId22"/>
+                    <a:stretch>
+                      <a:fillRect/>
+                    </a:stretch>
+                  </pic:blipFill>
+                  <pic:spPr>
+                    <a:xfrm>
+                      <a:off x="0" y="0"/>
+                      <a:ext cx="5943600" cy="921385"/>
                     </a:xfrm>
                     <a:prstGeom prst="rect">
                       <a:avLst/>
@@ -702,6 +1300,9 @@
         <w:ind w:left="360"/>
       </w:pPr>
       <w:r>
+        <w:rPr>
+          <w:noProof/>
+        </w:rPr>
         <w:drawing>
           <wp:inline distT="0" distB="0" distL="0" distR="0" wp14:anchorId="20CE32F0" wp14:editId="22421E2E">
             <wp:extent cx="5943600" cy="877570"/>
@@ -718,7 +1319,7 @@
                     <pic:cNvPicPr/>
                   </pic:nvPicPr>
                   <pic:blipFill>
-                    <a:blip r:embed="rId18"/>
+                    <a:blip r:embed="rId23"/>
                     <a:stretch>
                       <a:fillRect/>
                     </a:stretch>
@@ -744,6 +1345,9 @@
         <w:ind w:left="360"/>
       </w:pPr>
       <w:r>
+        <w:rPr>
+          <w:noProof/>
+        </w:rPr>
         <w:drawing>
           <wp:inline distT="0" distB="0" distL="0" distR="0" wp14:anchorId="3CFDB6A5" wp14:editId="3B1CA4E6">
             <wp:extent cx="5943600" cy="769620"/>
@@ -760,7 +1364,7 @@
                     <pic:cNvPicPr/>
                   </pic:nvPicPr>
                   <pic:blipFill>
-                    <a:blip r:embed="rId19"/>
+                    <a:blip r:embed="rId24"/>
                     <a:stretch>
                       <a:fillRect/>
                     </a:stretch>
@@ -786,6 +1390,10 @@
         <w:ind w:left="360"/>
       </w:pPr>
       <w:r>
+        <w:rPr>
+          <w:noProof/>
+        </w:rPr>
+        <w:lastRenderedPageBreak/>
         <w:drawing>
           <wp:inline distT="0" distB="0" distL="0" distR="0" wp14:anchorId="722B4165" wp14:editId="0062976C">
             <wp:extent cx="5943600" cy="1263015"/>
@@ -802,7 +1410,7 @@
                     <pic:cNvPicPr/>
                   </pic:nvPicPr>
                   <pic:blipFill>
-                    <a:blip r:embed="rId20"/>
+                    <a:blip r:embed="rId25"/>
                     <a:stretch>
                       <a:fillRect/>
                     </a:stretch>
@@ -825,9 +1433,98 @@
     </w:p>
     <w:p>
       <w:pPr>
-        <w:ind w:left="360"/>
-      </w:pPr>
-    </w:p>
+        <w:rPr>
+          <w:b/>
+          <w:bCs/>
+        </w:rPr>
+      </w:pPr>
+      <w:r>
+        <w:rPr>
+          <w:b/>
+          <w:bCs/>
+        </w:rPr>
+        <w:t xml:space="preserve">Evidence: </w:t>
+      </w:r>
+    </w:p>
+    <w:p>
+      <w:r>
+        <w:drawing>
+          <wp:inline distT="0" distB="0" distL="0" distR="0" wp14:anchorId="4EE12A13" wp14:editId="2F17EEE6">
+            <wp:extent cx="4026107" cy="1060505"/>
+            <wp:effectExtent l="0" t="0" r="0" b="6350"/>
+            <wp:docPr id="500679600" name="Picture 1"/>
+            <wp:cNvGraphicFramePr>
+              <a:graphicFrameLocks xmlns:a="http://schemas.openxmlformats.org/drawingml/2006/main" noChangeAspect="1"/>
+            </wp:cNvGraphicFramePr>
+            <a:graphic xmlns:a="http://schemas.openxmlformats.org/drawingml/2006/main">
+              <a:graphicData uri="http://schemas.openxmlformats.org/drawingml/2006/picture">
+                <pic:pic xmlns:pic="http://schemas.openxmlformats.org/drawingml/2006/picture">
+                  <pic:nvPicPr>
+                    <pic:cNvPr id="500679600" name=""/>
+                    <pic:cNvPicPr/>
+                  </pic:nvPicPr>
+                  <pic:blipFill>
+                    <a:blip r:embed="rId26"/>
+                    <a:stretch>
+                      <a:fillRect/>
+                    </a:stretch>
+                  </pic:blipFill>
+                  <pic:spPr>
+                    <a:xfrm>
+                      <a:off x="0" y="0"/>
+                      <a:ext cx="4026107" cy="1060505"/>
+                    </a:xfrm>
+                    <a:prstGeom prst="rect">
+                      <a:avLst/>
+                    </a:prstGeom>
+                  </pic:spPr>
+                </pic:pic>
+              </a:graphicData>
+            </a:graphic>
+          </wp:inline>
+        </w:drawing>
+      </w:r>
+    </w:p>
+    <w:p>
+      <w:r>
+        <w:drawing>
+          <wp:inline distT="0" distB="0" distL="0" distR="0" wp14:anchorId="1BF1E84A" wp14:editId="2A692611">
+            <wp:extent cx="5550185" cy="749339"/>
+            <wp:effectExtent l="0" t="0" r="0" b="0"/>
+            <wp:docPr id="1776143326" name="Picture 1"/>
+            <wp:cNvGraphicFramePr>
+              <a:graphicFrameLocks xmlns:a="http://schemas.openxmlformats.org/drawingml/2006/main" noChangeAspect="1"/>
+            </wp:cNvGraphicFramePr>
+            <a:graphic xmlns:a="http://schemas.openxmlformats.org/drawingml/2006/main">
+              <a:graphicData uri="http://schemas.openxmlformats.org/drawingml/2006/picture">
+                <pic:pic xmlns:pic="http://schemas.openxmlformats.org/drawingml/2006/picture">
+                  <pic:nvPicPr>
+                    <pic:cNvPr id="1776143326" name=""/>
+                    <pic:cNvPicPr/>
+                  </pic:nvPicPr>
+                  <pic:blipFill>
+                    <a:blip r:embed="rId27"/>
+                    <a:stretch>
+                      <a:fillRect/>
+                    </a:stretch>
+                  </pic:blipFill>
+                  <pic:spPr>
+                    <a:xfrm>
+                      <a:off x="0" y="0"/>
+                      <a:ext cx="5550185" cy="749339"/>
+                    </a:xfrm>
+                    <a:prstGeom prst="rect">
+                      <a:avLst/>
+                    </a:prstGeom>
+                  </pic:spPr>
+                </pic:pic>
+              </a:graphicData>
+            </a:graphic>
+          </wp:inline>
+        </w:drawing>
+      </w:r>
+    </w:p>
+    <w:p/>
     <w:p>
       <w:pPr>
         <w:rPr>
@@ -856,7 +1553,6 @@
         </w:rPr>
       </w:pPr>
       <w:r>
-        <w:lastRenderedPageBreak/>
         <w:t>Create a Deployment notice-board running 3 replicas of 1.0.0, with labels app=notice-board and version=&lt;image version&gt; on the Pods.</w:t>
       </w:r>
     </w:p>
@@ -954,30 +1650,30 @@
           <w:noProof/>
         </w:rPr>
         <w:drawing>
-          <wp:inline distT="0" distB="0" distL="0" distR="0" wp14:anchorId="4CDFD272" wp14:editId="528A2C1B">
-            <wp:extent cx="5943600" cy="1409065"/>
-            <wp:effectExtent l="0" t="0" r="0" b="635"/>
-            <wp:docPr id="1051506043" name="Picture 1"/>
-            <wp:cNvGraphicFramePr>
-              <a:graphicFrameLocks xmlns:a="http://schemas.openxmlformats.org/drawingml/2006/main" noChangeAspect="1"/>
-            </wp:cNvGraphicFramePr>
-            <a:graphic xmlns:a="http://schemas.openxmlformats.org/drawingml/2006/main">
-              <a:graphicData uri="http://schemas.openxmlformats.org/drawingml/2006/picture">
-                <pic:pic xmlns:pic="http://schemas.openxmlformats.org/drawingml/2006/picture">
-                  <pic:nvPicPr>
-                    <pic:cNvPr id="1051506043" name=""/>
-                    <pic:cNvPicPr/>
-                  </pic:nvPicPr>
-                  <pic:blipFill>
-                    <a:blip r:embed="rId21"/>
-                    <a:stretch>
-                      <a:fillRect/>
-                    </a:stretch>
-                  </pic:blipFill>
-                  <pic:spPr>
-                    <a:xfrm>
-                      <a:off x="0" y="0"/>
-                      <a:ext cx="5943600" cy="1409065"/>
+          <wp:inline distT="0" distB="0" distL="0" distR="0" wp14:anchorId="1FCA6F71" wp14:editId="7FED7A2A">
+            <wp:extent cx="5943600" cy="1014095"/>
+            <wp:effectExtent l="0" t="0" r="0" b="0"/>
+            <wp:docPr id="1054868469" name="Picture 1"/>
+            <wp:cNvGraphicFramePr>
+              <a:graphicFrameLocks xmlns:a="http://schemas.openxmlformats.org/drawingml/2006/main" noChangeAspect="1"/>
+            </wp:cNvGraphicFramePr>
+            <a:graphic xmlns:a="http://schemas.openxmlformats.org/drawingml/2006/main">
+              <a:graphicData uri="http://schemas.openxmlformats.org/drawingml/2006/picture">
+                <pic:pic xmlns:pic="http://schemas.openxmlformats.org/drawingml/2006/picture">
+                  <pic:nvPicPr>
+                    <pic:cNvPr id="1054868469" name=""/>
+                    <pic:cNvPicPr/>
+                  </pic:nvPicPr>
+                  <pic:blipFill>
+                    <a:blip r:embed="rId28"/>
+                    <a:stretch>
+                      <a:fillRect/>
+                    </a:stretch>
+                  </pic:blipFill>
+                  <pic:spPr>
+                    <a:xfrm>
+                      <a:off x="0" y="0"/>
+                      <a:ext cx="5943600" cy="1014095"/>
                     </a:xfrm>
                     <a:prstGeom prst="rect">
                       <a:avLst/>
@@ -1003,31 +1699,32 @@
           <w:bCs/>
           <w:noProof/>
         </w:rPr>
-        <w:drawing>
-          <wp:inline distT="0" distB="0" distL="0" distR="0" wp14:anchorId="2EA86A3B" wp14:editId="1E07F663">
-            <wp:extent cx="5943600" cy="1123950"/>
+        <w:lastRenderedPageBreak/>
+        <w:drawing>
+          <wp:inline distT="0" distB="0" distL="0" distR="0" wp14:anchorId="1FA33693" wp14:editId="631DCF53">
+            <wp:extent cx="5943600" cy="633095"/>
             <wp:effectExtent l="0" t="0" r="0" b="0"/>
-            <wp:docPr id="868267988" name="Picture 1"/>
-            <wp:cNvGraphicFramePr>
-              <a:graphicFrameLocks xmlns:a="http://schemas.openxmlformats.org/drawingml/2006/main" noChangeAspect="1"/>
-            </wp:cNvGraphicFramePr>
-            <a:graphic xmlns:a="http://schemas.openxmlformats.org/drawingml/2006/main">
-              <a:graphicData uri="http://schemas.openxmlformats.org/drawingml/2006/picture">
-                <pic:pic xmlns:pic="http://schemas.openxmlformats.org/drawingml/2006/picture">
-                  <pic:nvPicPr>
-                    <pic:cNvPr id="868267988" name=""/>
-                    <pic:cNvPicPr/>
-                  </pic:nvPicPr>
-                  <pic:blipFill>
-                    <a:blip r:embed="rId22"/>
-                    <a:stretch>
-                      <a:fillRect/>
-                    </a:stretch>
-                  </pic:blipFill>
-                  <pic:spPr>
-                    <a:xfrm>
-                      <a:off x="0" y="0"/>
-                      <a:ext cx="5943600" cy="1123950"/>
+            <wp:docPr id="1486470035" name="Picture 1"/>
+            <wp:cNvGraphicFramePr>
+              <a:graphicFrameLocks xmlns:a="http://schemas.openxmlformats.org/drawingml/2006/main" noChangeAspect="1"/>
+            </wp:cNvGraphicFramePr>
+            <a:graphic xmlns:a="http://schemas.openxmlformats.org/drawingml/2006/main">
+              <a:graphicData uri="http://schemas.openxmlformats.org/drawingml/2006/picture">
+                <pic:pic xmlns:pic="http://schemas.openxmlformats.org/drawingml/2006/picture">
+                  <pic:nvPicPr>
+                    <pic:cNvPr id="1486470035" name=""/>
+                    <pic:cNvPicPr/>
+                  </pic:nvPicPr>
+                  <pic:blipFill>
+                    <a:blip r:embed="rId29"/>
+                    <a:stretch>
+                      <a:fillRect/>
+                    </a:stretch>
+                  </pic:blipFill>
+                  <pic:spPr>
+                    <a:xfrm>
+                      <a:off x="0" y="0"/>
+                      <a:ext cx="5943600" cy="633095"/>
                     </a:xfrm>
                     <a:prstGeom prst="rect">
                       <a:avLst/>
@@ -1054,62 +1751,349 @@
           <w:noProof/>
         </w:rPr>
         <w:drawing>
-          <wp:inline distT="0" distB="0" distL="0" distR="0" wp14:anchorId="5B5C4071" wp14:editId="7D210DFC">
-            <wp:extent cx="3746693" cy="1701887"/>
-            <wp:effectExtent l="0" t="0" r="6350" b="0"/>
-            <wp:docPr id="788576496" name="Picture 1"/>
-            <wp:cNvGraphicFramePr>
-              <a:graphicFrameLocks xmlns:a="http://schemas.openxmlformats.org/drawingml/2006/main" noChangeAspect="1"/>
-            </wp:cNvGraphicFramePr>
-            <a:graphic xmlns:a="http://schemas.openxmlformats.org/drawingml/2006/main">
-              <a:graphicData uri="http://schemas.openxmlformats.org/drawingml/2006/picture">
-                <pic:pic xmlns:pic="http://schemas.openxmlformats.org/drawingml/2006/picture">
-                  <pic:nvPicPr>
-                    <pic:cNvPr id="788576496" name=""/>
-                    <pic:cNvPicPr/>
-                  </pic:nvPicPr>
-                  <pic:blipFill>
-                    <a:blip r:embed="rId23"/>
-                    <a:stretch>
-                      <a:fillRect/>
-                    </a:stretch>
-                  </pic:blipFill>
-                  <pic:spPr>
-                    <a:xfrm>
-                      <a:off x="0" y="0"/>
-                      <a:ext cx="3746693" cy="1701887"/>
-                    </a:xfrm>
-                    <a:prstGeom prst="rect">
-                      <a:avLst/>
-                    </a:prstGeom>
-                  </pic:spPr>
-                </pic:pic>
-              </a:graphicData>
-            </a:graphic>
-          </wp:inline>
-        </w:drawing>
-      </w:r>
-    </w:p>
-    <w:p>
-      <w:pPr>
-        <w:rPr>
-          <w:b/>
-          <w:bCs/>
-        </w:rPr>
-      </w:pPr>
-    </w:p>
-    <w:p>
-      <w:pPr>
-        <w:rPr>
-          <w:b/>
-          <w:bCs/>
-        </w:rPr>
-      </w:pPr>
-      <w:r>
-        <w:rPr>
-          <w:b/>
-          <w:bCs/>
-        </w:rPr>
+          <wp:inline distT="0" distB="0" distL="0" distR="0" wp14:anchorId="5E88A5A8" wp14:editId="6446E3DF">
+            <wp:extent cx="5943600" cy="969645"/>
+            <wp:effectExtent l="0" t="0" r="0" b="1905"/>
+            <wp:docPr id="772111688" name="Picture 1"/>
+            <wp:cNvGraphicFramePr>
+              <a:graphicFrameLocks xmlns:a="http://schemas.openxmlformats.org/drawingml/2006/main" noChangeAspect="1"/>
+            </wp:cNvGraphicFramePr>
+            <a:graphic xmlns:a="http://schemas.openxmlformats.org/drawingml/2006/main">
+              <a:graphicData uri="http://schemas.openxmlformats.org/drawingml/2006/picture">
+                <pic:pic xmlns:pic="http://schemas.openxmlformats.org/drawingml/2006/picture">
+                  <pic:nvPicPr>
+                    <pic:cNvPr id="772111688" name=""/>
+                    <pic:cNvPicPr/>
+                  </pic:nvPicPr>
+                  <pic:blipFill>
+                    <a:blip r:embed="rId30"/>
+                    <a:stretch>
+                      <a:fillRect/>
+                    </a:stretch>
+                  </pic:blipFill>
+                  <pic:spPr>
+                    <a:xfrm>
+                      <a:off x="0" y="0"/>
+                      <a:ext cx="5943600" cy="969645"/>
+                    </a:xfrm>
+                    <a:prstGeom prst="rect">
+                      <a:avLst/>
+                    </a:prstGeom>
+                  </pic:spPr>
+                </pic:pic>
+              </a:graphicData>
+            </a:graphic>
+          </wp:inline>
+        </w:drawing>
+      </w:r>
+    </w:p>
+    <w:p>
+      <w:pPr>
+        <w:rPr>
+          <w:b/>
+          <w:bCs/>
+        </w:rPr>
+      </w:pPr>
+      <w:r>
+        <w:rPr>
+          <w:b/>
+          <w:bCs/>
+          <w:noProof/>
+        </w:rPr>
+        <w:drawing>
+          <wp:inline distT="0" distB="0" distL="0" distR="0" wp14:anchorId="568929E6" wp14:editId="52DB66DD">
+            <wp:extent cx="5943600" cy="452120"/>
+            <wp:effectExtent l="0" t="0" r="0" b="5080"/>
+            <wp:docPr id="594861535" name="Picture 1"/>
+            <wp:cNvGraphicFramePr>
+              <a:graphicFrameLocks xmlns:a="http://schemas.openxmlformats.org/drawingml/2006/main" noChangeAspect="1"/>
+            </wp:cNvGraphicFramePr>
+            <a:graphic xmlns:a="http://schemas.openxmlformats.org/drawingml/2006/main">
+              <a:graphicData uri="http://schemas.openxmlformats.org/drawingml/2006/picture">
+                <pic:pic xmlns:pic="http://schemas.openxmlformats.org/drawingml/2006/picture">
+                  <pic:nvPicPr>
+                    <pic:cNvPr id="594861535" name=""/>
+                    <pic:cNvPicPr/>
+                  </pic:nvPicPr>
+                  <pic:blipFill>
+                    <a:blip r:embed="rId31"/>
+                    <a:stretch>
+                      <a:fillRect/>
+                    </a:stretch>
+                  </pic:blipFill>
+                  <pic:spPr>
+                    <a:xfrm>
+                      <a:off x="0" y="0"/>
+                      <a:ext cx="5943600" cy="452120"/>
+                    </a:xfrm>
+                    <a:prstGeom prst="rect">
+                      <a:avLst/>
+                    </a:prstGeom>
+                  </pic:spPr>
+                </pic:pic>
+              </a:graphicData>
+            </a:graphic>
+          </wp:inline>
+        </w:drawing>
+      </w:r>
+    </w:p>
+    <w:p>
+      <w:pPr>
+        <w:rPr>
+          <w:b/>
+          <w:bCs/>
+        </w:rPr>
+      </w:pPr>
+      <w:r>
+        <w:rPr>
+          <w:b/>
+          <w:bCs/>
+          <w:noProof/>
+        </w:rPr>
+        <w:drawing>
+          <wp:inline distT="0" distB="0" distL="0" distR="0" wp14:anchorId="723EF024" wp14:editId="40C0B41A">
+            <wp:extent cx="5943600" cy="541020"/>
+            <wp:effectExtent l="0" t="0" r="0" b="0"/>
+            <wp:docPr id="57182357" name="Picture 1"/>
+            <wp:cNvGraphicFramePr>
+              <a:graphicFrameLocks xmlns:a="http://schemas.openxmlformats.org/drawingml/2006/main" noChangeAspect="1"/>
+            </wp:cNvGraphicFramePr>
+            <a:graphic xmlns:a="http://schemas.openxmlformats.org/drawingml/2006/main">
+              <a:graphicData uri="http://schemas.openxmlformats.org/drawingml/2006/picture">
+                <pic:pic xmlns:pic="http://schemas.openxmlformats.org/drawingml/2006/picture">
+                  <pic:nvPicPr>
+                    <pic:cNvPr id="57182357" name=""/>
+                    <pic:cNvPicPr/>
+                  </pic:nvPicPr>
+                  <pic:blipFill>
+                    <a:blip r:embed="rId32"/>
+                    <a:stretch>
+                      <a:fillRect/>
+                    </a:stretch>
+                  </pic:blipFill>
+                  <pic:spPr>
+                    <a:xfrm>
+                      <a:off x="0" y="0"/>
+                      <a:ext cx="5943600" cy="541020"/>
+                    </a:xfrm>
+                    <a:prstGeom prst="rect">
+                      <a:avLst/>
+                    </a:prstGeom>
+                  </pic:spPr>
+                </pic:pic>
+              </a:graphicData>
+            </a:graphic>
+          </wp:inline>
+        </w:drawing>
+      </w:r>
+    </w:p>
+    <w:p>
+      <w:pPr>
+        <w:rPr>
+          <w:b/>
+          <w:bCs/>
+        </w:rPr>
+      </w:pPr>
+      <w:r>
+        <w:rPr>
+          <w:b/>
+          <w:bCs/>
+        </w:rPr>
+        <w:t xml:space="preserve">Evidence: </w:t>
+      </w:r>
+    </w:p>
+    <w:p>
+      <w:pPr>
+        <w:rPr>
+          <w:b/>
+          <w:bCs/>
+        </w:rPr>
+      </w:pPr>
+      <w:r>
+        <w:rPr>
+          <w:b/>
+          <w:bCs/>
+        </w:rPr>
+        <w:drawing>
+          <wp:inline distT="0" distB="0" distL="0" distR="0" wp14:anchorId="249EB490" wp14:editId="6913808C">
+            <wp:extent cx="5943600" cy="808990"/>
+            <wp:effectExtent l="0" t="0" r="0" b="0"/>
+            <wp:docPr id="668161792" name="Picture 1"/>
+            <wp:cNvGraphicFramePr>
+              <a:graphicFrameLocks xmlns:a="http://schemas.openxmlformats.org/drawingml/2006/main" noChangeAspect="1"/>
+            </wp:cNvGraphicFramePr>
+            <a:graphic xmlns:a="http://schemas.openxmlformats.org/drawingml/2006/main">
+              <a:graphicData uri="http://schemas.openxmlformats.org/drawingml/2006/picture">
+                <pic:pic xmlns:pic="http://schemas.openxmlformats.org/drawingml/2006/picture">
+                  <pic:nvPicPr>
+                    <pic:cNvPr id="668161792" name=""/>
+                    <pic:cNvPicPr/>
+                  </pic:nvPicPr>
+                  <pic:blipFill>
+                    <a:blip r:embed="rId33"/>
+                    <a:stretch>
+                      <a:fillRect/>
+                    </a:stretch>
+                  </pic:blipFill>
+                  <pic:spPr>
+                    <a:xfrm>
+                      <a:off x="0" y="0"/>
+                      <a:ext cx="5943600" cy="808990"/>
+                    </a:xfrm>
+                    <a:prstGeom prst="rect">
+                      <a:avLst/>
+                    </a:prstGeom>
+                  </pic:spPr>
+                </pic:pic>
+              </a:graphicData>
+            </a:graphic>
+          </wp:inline>
+        </w:drawing>
+      </w:r>
+    </w:p>
+    <w:p>
+      <w:pPr>
+        <w:rPr>
+          <w:b/>
+          <w:bCs/>
+        </w:rPr>
+      </w:pPr>
+      <w:r>
+        <w:rPr>
+          <w:b/>
+          <w:bCs/>
+        </w:rPr>
+        <w:drawing>
+          <wp:inline distT="0" distB="0" distL="0" distR="0" wp14:anchorId="43E7806D" wp14:editId="2336B176">
+            <wp:extent cx="4654789" cy="615982"/>
+            <wp:effectExtent l="0" t="0" r="0" b="0"/>
+            <wp:docPr id="1580700067" name="Picture 1"/>
+            <wp:cNvGraphicFramePr>
+              <a:graphicFrameLocks xmlns:a="http://schemas.openxmlformats.org/drawingml/2006/main" noChangeAspect="1"/>
+            </wp:cNvGraphicFramePr>
+            <a:graphic xmlns:a="http://schemas.openxmlformats.org/drawingml/2006/main">
+              <a:graphicData uri="http://schemas.openxmlformats.org/drawingml/2006/picture">
+                <pic:pic xmlns:pic="http://schemas.openxmlformats.org/drawingml/2006/picture">
+                  <pic:nvPicPr>
+                    <pic:cNvPr id="1580700067" name=""/>
+                    <pic:cNvPicPr/>
+                  </pic:nvPicPr>
+                  <pic:blipFill>
+                    <a:blip r:embed="rId34"/>
+                    <a:stretch>
+                      <a:fillRect/>
+                    </a:stretch>
+                  </pic:blipFill>
+                  <pic:spPr>
+                    <a:xfrm>
+                      <a:off x="0" y="0"/>
+                      <a:ext cx="4654789" cy="615982"/>
+                    </a:xfrm>
+                    <a:prstGeom prst="rect">
+                      <a:avLst/>
+                    </a:prstGeom>
+                  </pic:spPr>
+                </pic:pic>
+              </a:graphicData>
+            </a:graphic>
+          </wp:inline>
+        </w:drawing>
+      </w:r>
+    </w:p>
+    <w:p>
+      <w:pPr>
+        <w:rPr>
+          <w:b/>
+          <w:bCs/>
+        </w:rPr>
+      </w:pPr>
+      <w:r>
+        <w:rPr>
+          <w:b/>
+          <w:bCs/>
+        </w:rPr>
+        <w:drawing>
+          <wp:inline distT="0" distB="0" distL="0" distR="0" wp14:anchorId="2866515B" wp14:editId="784BDC68">
+            <wp:extent cx="3899100" cy="1536779"/>
+            <wp:effectExtent l="0" t="0" r="6350" b="6350"/>
+            <wp:docPr id="1973916065" name="Picture 1"/>
+            <wp:cNvGraphicFramePr>
+              <a:graphicFrameLocks xmlns:a="http://schemas.openxmlformats.org/drawingml/2006/main" noChangeAspect="1"/>
+            </wp:cNvGraphicFramePr>
+            <a:graphic xmlns:a="http://schemas.openxmlformats.org/drawingml/2006/main">
+              <a:graphicData uri="http://schemas.openxmlformats.org/drawingml/2006/picture">
+                <pic:pic xmlns:pic="http://schemas.openxmlformats.org/drawingml/2006/picture">
+                  <pic:nvPicPr>
+                    <pic:cNvPr id="1973916065" name=""/>
+                    <pic:cNvPicPr/>
+                  </pic:nvPicPr>
+                  <pic:blipFill>
+                    <a:blip r:embed="rId35"/>
+                    <a:stretch>
+                      <a:fillRect/>
+                    </a:stretch>
+                  </pic:blipFill>
+                  <pic:spPr>
+                    <a:xfrm>
+                      <a:off x="0" y="0"/>
+                      <a:ext cx="3899100" cy="1536779"/>
+                    </a:xfrm>
+                    <a:prstGeom prst="rect">
+                      <a:avLst/>
+                    </a:prstGeom>
+                  </pic:spPr>
+                </pic:pic>
+              </a:graphicData>
+            </a:graphic>
+          </wp:inline>
+        </w:drawing>
+      </w:r>
+    </w:p>
+    <w:p>
+      <w:pPr>
+        <w:rPr>
+          <w:b/>
+          <w:bCs/>
+        </w:rPr>
+      </w:pPr>
+    </w:p>
+    <w:p>
+      <w:pPr>
+        <w:rPr>
+          <w:b/>
+          <w:bCs/>
+        </w:rPr>
+      </w:pPr>
+    </w:p>
+    <w:p>
+      <w:pPr>
+        <w:rPr>
+          <w:b/>
+          <w:bCs/>
+        </w:rPr>
+      </w:pPr>
+    </w:p>
+    <w:p>
+      <w:pPr>
+        <w:rPr>
+          <w:b/>
+          <w:bCs/>
+        </w:rPr>
+      </w:pPr>
+    </w:p>
+    <w:p>
+      <w:pPr>
+        <w:rPr>
+          <w:b/>
+          <w:bCs/>
+        </w:rPr>
+      </w:pPr>
+      <w:r>
+        <w:rPr>
+          <w:b/>
+          <w:bCs/>
+        </w:rPr>
+        <w:lastRenderedPageBreak/>
         <w:t>Task 4 — Availability Monitor and Summariser (15 minutes)</w:t>
       </w:r>
     </w:p>
@@ -1126,13 +2110,13 @@
     </w:p>
     <w:p>
       <w:pPr>
+        <w:pStyle w:val="ListParagraph"/>
         <w:numPr>
           <w:ilvl w:val="0"/>
-          <w:numId w:val="4"/>
+          <w:numId w:val="5"/>
         </w:numPr>
       </w:pPr>
       <w:r>
-        <w:lastRenderedPageBreak/>
         <w:t>Create a Pod monitor in manifests/base/ that requests http://notice-board/version every</w:t>
       </w:r>
       <w:r>
@@ -1149,33 +2133,2753 @@
       </w:r>
     </w:p>
     <w:p>
-      <w:r>
-        <w:t>2. Write scripts/summarise.sh. Given a saved monitor log as its only argument, it prints: total</w:t>
-      </w:r>
-    </w:p>
-    <w:p>
+      <w:pPr>
+        <w:pStyle w:val="ListParagraph"/>
+        <w:numPr>
+          <w:ilvl w:val="0"/>
+          <w:numId w:val="5"/>
+        </w:numPr>
+      </w:pPr>
+      <w:r>
+        <w:t>Write scripts/summarise.sh. Given a saved monitor log as its only argument, it prints: total</w:t>
+      </w:r>
+      <w:r>
+        <w:t xml:space="preserve"> </w:t>
+      </w:r>
       <w:r>
         <w:t>requests, failed requests, the first and last timestamp, and the count of responses per distinct</w:t>
       </w:r>
-    </w:p>
-    <w:p>
+      <w:r>
+        <w:t xml:space="preserve"> </w:t>
+      </w:r>
       <w:r>
         <w:t>version value.</w:t>
       </w:r>
     </w:p>
     <w:p>
-      <w:r>
-        <w:t xml:space="preserve">3. Save one minute of monitor output with the system at rest and </w:t>
+      <w:pPr>
+        <w:pStyle w:val="ListParagraph"/>
+        <w:numPr>
+          <w:ilvl w:val="0"/>
+          <w:numId w:val="5"/>
+        </w:numPr>
+      </w:pPr>
+      <w:r>
+        <w:t xml:space="preserve">Save one minute of monitor output with the system at rest and </w:t>
       </w:r>
       <w:r>
         <w:t>summarize</w:t>
       </w:r>
       <w:r>
         <w:t xml:space="preserve"> it.</w:t>
+      </w:r>
+    </w:p>
+    <w:p>
+      <w:r>
+        <w:rPr>
+          <w:noProof/>
+        </w:rPr>
+        <w:drawing>
+          <wp:inline distT="0" distB="0" distL="0" distR="0" wp14:anchorId="74150121" wp14:editId="09F527CA">
+            <wp:extent cx="5943600" cy="2698115"/>
+            <wp:effectExtent l="0" t="0" r="0" b="6985"/>
+            <wp:docPr id="480265143" name="Picture 1"/>
+            <wp:cNvGraphicFramePr>
+              <a:graphicFrameLocks xmlns:a="http://schemas.openxmlformats.org/drawingml/2006/main" noChangeAspect="1"/>
+            </wp:cNvGraphicFramePr>
+            <a:graphic xmlns:a="http://schemas.openxmlformats.org/drawingml/2006/main">
+              <a:graphicData uri="http://schemas.openxmlformats.org/drawingml/2006/picture">
+                <pic:pic xmlns:pic="http://schemas.openxmlformats.org/drawingml/2006/picture">
+                  <pic:nvPicPr>
+                    <pic:cNvPr id="480265143" name=""/>
+                    <pic:cNvPicPr/>
+                  </pic:nvPicPr>
+                  <pic:blipFill>
+                    <a:blip r:embed="rId36"/>
+                    <a:stretch>
+                      <a:fillRect/>
+                    </a:stretch>
+                  </pic:blipFill>
+                  <pic:spPr>
+                    <a:xfrm>
+                      <a:off x="0" y="0"/>
+                      <a:ext cx="5943600" cy="2698115"/>
+                    </a:xfrm>
+                    <a:prstGeom prst="rect">
+                      <a:avLst/>
+                    </a:prstGeom>
+                  </pic:spPr>
+                </pic:pic>
+              </a:graphicData>
+            </a:graphic>
+          </wp:inline>
+        </w:drawing>
+      </w:r>
+    </w:p>
+    <w:p>
+      <w:r>
+        <w:rPr>
+          <w:noProof/>
+        </w:rPr>
+        <w:drawing>
+          <wp:inline distT="0" distB="0" distL="0" distR="0" wp14:anchorId="6F365FF5" wp14:editId="5AB18925">
+            <wp:extent cx="5943600" cy="2165985"/>
+            <wp:effectExtent l="0" t="0" r="0" b="5715"/>
+            <wp:docPr id="1555986060" name="Picture 1"/>
+            <wp:cNvGraphicFramePr>
+              <a:graphicFrameLocks xmlns:a="http://schemas.openxmlformats.org/drawingml/2006/main" noChangeAspect="1"/>
+            </wp:cNvGraphicFramePr>
+            <a:graphic xmlns:a="http://schemas.openxmlformats.org/drawingml/2006/main">
+              <a:graphicData uri="http://schemas.openxmlformats.org/drawingml/2006/picture">
+                <pic:pic xmlns:pic="http://schemas.openxmlformats.org/drawingml/2006/picture">
+                  <pic:nvPicPr>
+                    <pic:cNvPr id="1555986060" name=""/>
+                    <pic:cNvPicPr/>
+                  </pic:nvPicPr>
+                  <pic:blipFill>
+                    <a:blip r:embed="rId37"/>
+                    <a:stretch>
+                      <a:fillRect/>
+                    </a:stretch>
+                  </pic:blipFill>
+                  <pic:spPr>
+                    <a:xfrm>
+                      <a:off x="0" y="0"/>
+                      <a:ext cx="5943600" cy="2165985"/>
+                    </a:xfrm>
+                    <a:prstGeom prst="rect">
+                      <a:avLst/>
+                    </a:prstGeom>
+                  </pic:spPr>
+                </pic:pic>
+              </a:graphicData>
+            </a:graphic>
+          </wp:inline>
+        </w:drawing>
       </w:r>
     </w:p>
     <w:p/>
     <w:p/>
+    <w:p>
+      <w:pPr>
+        <w:rPr>
+          <w:b/>
+          <w:bCs/>
+        </w:rPr>
+      </w:pPr>
+      <w:r>
+        <w:rPr>
+          <w:b/>
+          <w:bCs/>
+        </w:rPr>
+        <w:lastRenderedPageBreak/>
+        <w:t xml:space="preserve">Evidence: </w:t>
+      </w:r>
+    </w:p>
+    <w:p>
+      <w:r>
+        <w:drawing>
+          <wp:inline distT="0" distB="0" distL="0" distR="0" wp14:anchorId="3698E04B" wp14:editId="21E17A29">
+            <wp:extent cx="5537485" cy="4565885"/>
+            <wp:effectExtent l="0" t="0" r="6350" b="6350"/>
+            <wp:docPr id="9022896" name="Picture 1"/>
+            <wp:cNvGraphicFramePr>
+              <a:graphicFrameLocks xmlns:a="http://schemas.openxmlformats.org/drawingml/2006/main" noChangeAspect="1"/>
+            </wp:cNvGraphicFramePr>
+            <a:graphic xmlns:a="http://schemas.openxmlformats.org/drawingml/2006/main">
+              <a:graphicData uri="http://schemas.openxmlformats.org/drawingml/2006/picture">
+                <pic:pic xmlns:pic="http://schemas.openxmlformats.org/drawingml/2006/picture">
+                  <pic:nvPicPr>
+                    <pic:cNvPr id="9022896" name=""/>
+                    <pic:cNvPicPr/>
+                  </pic:nvPicPr>
+                  <pic:blipFill>
+                    <a:blip r:embed="rId38"/>
+                    <a:stretch>
+                      <a:fillRect/>
+                    </a:stretch>
+                  </pic:blipFill>
+                  <pic:spPr>
+                    <a:xfrm>
+                      <a:off x="0" y="0"/>
+                      <a:ext cx="5537485" cy="4565885"/>
+                    </a:xfrm>
+                    <a:prstGeom prst="rect">
+                      <a:avLst/>
+                    </a:prstGeom>
+                  </pic:spPr>
+                </pic:pic>
+              </a:graphicData>
+            </a:graphic>
+          </wp:inline>
+        </w:drawing>
+      </w:r>
+    </w:p>
+    <w:p>
+      <w:r>
+        <w:drawing>
+          <wp:inline distT="0" distB="0" distL="0" distR="0" wp14:anchorId="07832027" wp14:editId="4C751DDC">
+            <wp:extent cx="2965602" cy="1282766"/>
+            <wp:effectExtent l="0" t="0" r="6350" b="0"/>
+            <wp:docPr id="891389445" name="Picture 1"/>
+            <wp:cNvGraphicFramePr>
+              <a:graphicFrameLocks xmlns:a="http://schemas.openxmlformats.org/drawingml/2006/main" noChangeAspect="1"/>
+            </wp:cNvGraphicFramePr>
+            <a:graphic xmlns:a="http://schemas.openxmlformats.org/drawingml/2006/main">
+              <a:graphicData uri="http://schemas.openxmlformats.org/drawingml/2006/picture">
+                <pic:pic xmlns:pic="http://schemas.openxmlformats.org/drawingml/2006/picture">
+                  <pic:nvPicPr>
+                    <pic:cNvPr id="891389445" name=""/>
+                    <pic:cNvPicPr/>
+                  </pic:nvPicPr>
+                  <pic:blipFill>
+                    <a:blip r:embed="rId39"/>
+                    <a:stretch>
+                      <a:fillRect/>
+                    </a:stretch>
+                  </pic:blipFill>
+                  <pic:spPr>
+                    <a:xfrm>
+                      <a:off x="0" y="0"/>
+                      <a:ext cx="2965602" cy="1282766"/>
+                    </a:xfrm>
+                    <a:prstGeom prst="rect">
+                      <a:avLst/>
+                    </a:prstGeom>
+                  </pic:spPr>
+                </pic:pic>
+              </a:graphicData>
+            </a:graphic>
+          </wp:inline>
+        </w:drawing>
+      </w:r>
+    </w:p>
+    <w:p/>
+    <w:p/>
+    <w:p/>
+    <w:p/>
+    <w:p/>
+    <w:p/>
+    <w:p>
+      <w:pPr>
+        <w:rPr>
+          <w:b/>
+          <w:bCs/>
+        </w:rPr>
+      </w:pPr>
+      <w:r>
+        <w:rPr>
+          <w:b/>
+          <w:bCs/>
+        </w:rPr>
+        <w:lastRenderedPageBreak/>
+        <w:t>Task 5</w:t>
+      </w:r>
+    </w:p>
+    <w:p>
+      <w:pPr>
+        <w:pStyle w:val="ListParagraph"/>
+        <w:numPr>
+          <w:ilvl w:val="0"/>
+          <w:numId w:val="6"/>
+        </w:numPr>
+      </w:pPr>
+      <w:r>
+        <w:t>Set the Deployment strategy to Recreate. Release 1.1.0 by editing and applying the manifest.</w:t>
+      </w:r>
+      <w:r>
+        <w:t xml:space="preserve"> </w:t>
+      </w:r>
+      <w:r>
+        <w:t>Record a change-cause for the revision.</w:t>
+      </w:r>
+      <w:r>
+        <w:t xml:space="preserve"> </w:t>
+      </w:r>
+    </w:p>
+    <w:p>
+      <w:pPr>
+        <w:pStyle w:val="ListParagraph"/>
+        <w:numPr>
+          <w:ilvl w:val="0"/>
+          <w:numId w:val="6"/>
+        </w:numPr>
+      </w:pPr>
+      <w:r>
+        <w:t>Return to 1.0.0 declaratively.</w:t>
+      </w:r>
+    </w:p>
+    <w:p>
+      <w:pPr>
+        <w:pStyle w:val="ListParagraph"/>
+        <w:numPr>
+          <w:ilvl w:val="0"/>
+          <w:numId w:val="6"/>
+        </w:numPr>
+      </w:pPr>
+      <w:r>
+        <w:t>Set the strategy to RollingUpdate with at most zero unavailable Pods, at most one surge Pod, and a minimum ready time of 5 seconds. Release 1.1.0 again. Record a change-cause.</w:t>
+      </w:r>
+    </w:p>
+    <w:p>
+      <w:pPr>
+        <w:pStyle w:val="ListParagraph"/>
+        <w:numPr>
+          <w:ilvl w:val="0"/>
+          <w:numId w:val="6"/>
+        </w:numPr>
+      </w:pPr>
+      <w:r>
+        <w:t>From each log, identify the mixed-version window: the interval during which both 1.0.0 and 1.1.0 responses were observed.</w:t>
+      </w:r>
+    </w:p>
+    <w:p>
+      <w:r>
+        <w:rPr>
+          <w:noProof/>
+        </w:rPr>
+        <w:drawing>
+          <wp:inline distT="0" distB="0" distL="0" distR="0" wp14:anchorId="5D646632" wp14:editId="0CF31B80">
+            <wp:extent cx="5943600" cy="1506855"/>
+            <wp:effectExtent l="0" t="0" r="0" b="0"/>
+            <wp:docPr id="1157294040" name="Picture 1"/>
+            <wp:cNvGraphicFramePr>
+              <a:graphicFrameLocks xmlns:a="http://schemas.openxmlformats.org/drawingml/2006/main" noChangeAspect="1"/>
+            </wp:cNvGraphicFramePr>
+            <a:graphic xmlns:a="http://schemas.openxmlformats.org/drawingml/2006/main">
+              <a:graphicData uri="http://schemas.openxmlformats.org/drawingml/2006/picture">
+                <pic:pic xmlns:pic="http://schemas.openxmlformats.org/drawingml/2006/picture">
+                  <pic:nvPicPr>
+                    <pic:cNvPr id="1157294040" name=""/>
+                    <pic:cNvPicPr/>
+                  </pic:nvPicPr>
+                  <pic:blipFill>
+                    <a:blip r:embed="rId40"/>
+                    <a:stretch>
+                      <a:fillRect/>
+                    </a:stretch>
+                  </pic:blipFill>
+                  <pic:spPr>
+                    <a:xfrm>
+                      <a:off x="0" y="0"/>
+                      <a:ext cx="5943600" cy="1506855"/>
+                    </a:xfrm>
+                    <a:prstGeom prst="rect">
+                      <a:avLst/>
+                    </a:prstGeom>
+                  </pic:spPr>
+                </pic:pic>
+              </a:graphicData>
+            </a:graphic>
+          </wp:inline>
+        </w:drawing>
+      </w:r>
+    </w:p>
+    <w:p>
+      <w:r>
+        <w:rPr>
+          <w:noProof/>
+        </w:rPr>
+        <w:drawing>
+          <wp:inline distT="0" distB="0" distL="0" distR="0" wp14:anchorId="38E97BC9" wp14:editId="152DED38">
+            <wp:extent cx="5943600" cy="1451610"/>
+            <wp:effectExtent l="0" t="0" r="0" b="0"/>
+            <wp:docPr id="1792827114" name="Picture 1"/>
+            <wp:cNvGraphicFramePr>
+              <a:graphicFrameLocks xmlns:a="http://schemas.openxmlformats.org/drawingml/2006/main" noChangeAspect="1"/>
+            </wp:cNvGraphicFramePr>
+            <a:graphic xmlns:a="http://schemas.openxmlformats.org/drawingml/2006/main">
+              <a:graphicData uri="http://schemas.openxmlformats.org/drawingml/2006/picture">
+                <pic:pic xmlns:pic="http://schemas.openxmlformats.org/drawingml/2006/picture">
+                  <pic:nvPicPr>
+                    <pic:cNvPr id="1792827114" name=""/>
+                    <pic:cNvPicPr/>
+                  </pic:nvPicPr>
+                  <pic:blipFill>
+                    <a:blip r:embed="rId41"/>
+                    <a:stretch>
+                      <a:fillRect/>
+                    </a:stretch>
+                  </pic:blipFill>
+                  <pic:spPr>
+                    <a:xfrm>
+                      <a:off x="0" y="0"/>
+                      <a:ext cx="5943600" cy="1451610"/>
+                    </a:xfrm>
+                    <a:prstGeom prst="rect">
+                      <a:avLst/>
+                    </a:prstGeom>
+                  </pic:spPr>
+                </pic:pic>
+              </a:graphicData>
+            </a:graphic>
+          </wp:inline>
+        </w:drawing>
+      </w:r>
+    </w:p>
+    <w:p>
+      <w:r>
+        <w:rPr>
+          <w:noProof/>
+        </w:rPr>
+        <w:drawing>
+          <wp:inline distT="0" distB="0" distL="0" distR="0" wp14:anchorId="4D9EB93A" wp14:editId="2D3C6A7A">
+            <wp:extent cx="5943600" cy="1414145"/>
+            <wp:effectExtent l="0" t="0" r="0" b="0"/>
+            <wp:docPr id="899604351" name="Picture 1"/>
+            <wp:cNvGraphicFramePr>
+              <a:graphicFrameLocks xmlns:a="http://schemas.openxmlformats.org/drawingml/2006/main" noChangeAspect="1"/>
+            </wp:cNvGraphicFramePr>
+            <a:graphic xmlns:a="http://schemas.openxmlformats.org/drawingml/2006/main">
+              <a:graphicData uri="http://schemas.openxmlformats.org/drawingml/2006/picture">
+                <pic:pic xmlns:pic="http://schemas.openxmlformats.org/drawingml/2006/picture">
+                  <pic:nvPicPr>
+                    <pic:cNvPr id="899604351" name=""/>
+                    <pic:cNvPicPr/>
+                  </pic:nvPicPr>
+                  <pic:blipFill>
+                    <a:blip r:embed="rId42"/>
+                    <a:stretch>
+                      <a:fillRect/>
+                    </a:stretch>
+                  </pic:blipFill>
+                  <pic:spPr>
+                    <a:xfrm>
+                      <a:off x="0" y="0"/>
+                      <a:ext cx="5943600" cy="1414145"/>
+                    </a:xfrm>
+                    <a:prstGeom prst="rect">
+                      <a:avLst/>
+                    </a:prstGeom>
+                  </pic:spPr>
+                </pic:pic>
+              </a:graphicData>
+            </a:graphic>
+          </wp:inline>
+        </w:drawing>
+      </w:r>
+    </w:p>
+    <w:p>
+      <w:r>
+        <w:rPr>
+          <w:noProof/>
+        </w:rPr>
+        <w:lastRenderedPageBreak/>
+        <w:drawing>
+          <wp:inline distT="0" distB="0" distL="0" distR="0" wp14:anchorId="1D399DAB" wp14:editId="37619007">
+            <wp:extent cx="5943600" cy="2135505"/>
+            <wp:effectExtent l="0" t="0" r="0" b="0"/>
+            <wp:docPr id="1146110789" name="Picture 1"/>
+            <wp:cNvGraphicFramePr>
+              <a:graphicFrameLocks xmlns:a="http://schemas.openxmlformats.org/drawingml/2006/main" noChangeAspect="1"/>
+            </wp:cNvGraphicFramePr>
+            <a:graphic xmlns:a="http://schemas.openxmlformats.org/drawingml/2006/main">
+              <a:graphicData uri="http://schemas.openxmlformats.org/drawingml/2006/picture">
+                <pic:pic xmlns:pic="http://schemas.openxmlformats.org/drawingml/2006/picture">
+                  <pic:nvPicPr>
+                    <pic:cNvPr id="1146110789" name=""/>
+                    <pic:cNvPicPr/>
+                  </pic:nvPicPr>
+                  <pic:blipFill>
+                    <a:blip r:embed="rId43"/>
+                    <a:stretch>
+                      <a:fillRect/>
+                    </a:stretch>
+                  </pic:blipFill>
+                  <pic:spPr>
+                    <a:xfrm>
+                      <a:off x="0" y="0"/>
+                      <a:ext cx="5943600" cy="2135505"/>
+                    </a:xfrm>
+                    <a:prstGeom prst="rect">
+                      <a:avLst/>
+                    </a:prstGeom>
+                  </pic:spPr>
+                </pic:pic>
+              </a:graphicData>
+            </a:graphic>
+          </wp:inline>
+        </w:drawing>
+      </w:r>
+    </w:p>
+    <w:p>
+      <w:r>
+        <w:drawing>
+          <wp:inline distT="0" distB="0" distL="0" distR="0" wp14:anchorId="20958624" wp14:editId="6F3C09FD">
+            <wp:extent cx="5943600" cy="1063625"/>
+            <wp:effectExtent l="0" t="0" r="0" b="3175"/>
+            <wp:docPr id="235047459" name="Picture 1"/>
+            <wp:cNvGraphicFramePr>
+              <a:graphicFrameLocks xmlns:a="http://schemas.openxmlformats.org/drawingml/2006/main" noChangeAspect="1"/>
+            </wp:cNvGraphicFramePr>
+            <a:graphic xmlns:a="http://schemas.openxmlformats.org/drawingml/2006/main">
+              <a:graphicData uri="http://schemas.openxmlformats.org/drawingml/2006/picture">
+                <pic:pic xmlns:pic="http://schemas.openxmlformats.org/drawingml/2006/picture">
+                  <pic:nvPicPr>
+                    <pic:cNvPr id="235047459" name=""/>
+                    <pic:cNvPicPr/>
+                  </pic:nvPicPr>
+                  <pic:blipFill>
+                    <a:blip r:embed="rId44"/>
+                    <a:stretch>
+                      <a:fillRect/>
+                    </a:stretch>
+                  </pic:blipFill>
+                  <pic:spPr>
+                    <a:xfrm>
+                      <a:off x="0" y="0"/>
+                      <a:ext cx="5943600" cy="1063625"/>
+                    </a:xfrm>
+                    <a:prstGeom prst="rect">
+                      <a:avLst/>
+                    </a:prstGeom>
+                  </pic:spPr>
+                </pic:pic>
+              </a:graphicData>
+            </a:graphic>
+          </wp:inline>
+        </w:drawing>
+      </w:r>
+    </w:p>
+    <w:p>
+      <w:pPr>
+        <w:rPr>
+          <w:b/>
+          <w:bCs/>
+        </w:rPr>
+      </w:pPr>
+      <w:r>
+        <w:rPr>
+          <w:b/>
+          <w:bCs/>
+        </w:rPr>
+        <w:t xml:space="preserve">Evidence: </w:t>
+      </w:r>
+    </w:p>
+    <w:p>
+      <w:r>
+        <w:lastRenderedPageBreak/>
+        <w:drawing>
+          <wp:inline distT="0" distB="0" distL="0" distR="0" wp14:anchorId="6FD79C8B" wp14:editId="3D9D76CF">
+            <wp:extent cx="4908802" cy="4794496"/>
+            <wp:effectExtent l="0" t="0" r="6350" b="6350"/>
+            <wp:docPr id="498438606" name="Picture 1"/>
+            <wp:cNvGraphicFramePr>
+              <a:graphicFrameLocks xmlns:a="http://schemas.openxmlformats.org/drawingml/2006/main" noChangeAspect="1"/>
+            </wp:cNvGraphicFramePr>
+            <a:graphic xmlns:a="http://schemas.openxmlformats.org/drawingml/2006/main">
+              <a:graphicData uri="http://schemas.openxmlformats.org/drawingml/2006/picture">
+                <pic:pic xmlns:pic="http://schemas.openxmlformats.org/drawingml/2006/picture">
+                  <pic:nvPicPr>
+                    <pic:cNvPr id="498438606" name=""/>
+                    <pic:cNvPicPr/>
+                  </pic:nvPicPr>
+                  <pic:blipFill>
+                    <a:blip r:embed="rId45"/>
+                    <a:stretch>
+                      <a:fillRect/>
+                    </a:stretch>
+                  </pic:blipFill>
+                  <pic:spPr>
+                    <a:xfrm>
+                      <a:off x="0" y="0"/>
+                      <a:ext cx="4908802" cy="4794496"/>
+                    </a:xfrm>
+                    <a:prstGeom prst="rect">
+                      <a:avLst/>
+                    </a:prstGeom>
+                  </pic:spPr>
+                </pic:pic>
+              </a:graphicData>
+            </a:graphic>
+          </wp:inline>
+        </w:drawing>
+      </w:r>
+    </w:p>
+    <w:p>
+      <w:r>
+        <w:drawing>
+          <wp:inline distT="0" distB="0" distL="0" distR="0" wp14:anchorId="5677418D" wp14:editId="381A9CB5">
+            <wp:extent cx="5061210" cy="3054507"/>
+            <wp:effectExtent l="0" t="0" r="6350" b="0"/>
+            <wp:docPr id="1487876773" name="Picture 1"/>
+            <wp:cNvGraphicFramePr>
+              <a:graphicFrameLocks xmlns:a="http://schemas.openxmlformats.org/drawingml/2006/main" noChangeAspect="1"/>
+            </wp:cNvGraphicFramePr>
+            <a:graphic xmlns:a="http://schemas.openxmlformats.org/drawingml/2006/main">
+              <a:graphicData uri="http://schemas.openxmlformats.org/drawingml/2006/picture">
+                <pic:pic xmlns:pic="http://schemas.openxmlformats.org/drawingml/2006/picture">
+                  <pic:nvPicPr>
+                    <pic:cNvPr id="1487876773" name=""/>
+                    <pic:cNvPicPr/>
+                  </pic:nvPicPr>
+                  <pic:blipFill>
+                    <a:blip r:embed="rId46"/>
+                    <a:stretch>
+                      <a:fillRect/>
+                    </a:stretch>
+                  </pic:blipFill>
+                  <pic:spPr>
+                    <a:xfrm>
+                      <a:off x="0" y="0"/>
+                      <a:ext cx="5061210" cy="3054507"/>
+                    </a:xfrm>
+                    <a:prstGeom prst="rect">
+                      <a:avLst/>
+                    </a:prstGeom>
+                  </pic:spPr>
+                </pic:pic>
+              </a:graphicData>
+            </a:graphic>
+          </wp:inline>
+        </w:drawing>
+      </w:r>
+    </w:p>
+    <w:p>
+      <w:r>
+        <w:lastRenderedPageBreak/>
+        <w:drawing>
+          <wp:inline distT="0" distB="0" distL="0" distR="0" wp14:anchorId="55972C18" wp14:editId="23837D78">
+            <wp:extent cx="3683189" cy="1022403"/>
+            <wp:effectExtent l="0" t="0" r="0" b="6350"/>
+            <wp:docPr id="2072042185" name="Picture 1"/>
+            <wp:cNvGraphicFramePr>
+              <a:graphicFrameLocks xmlns:a="http://schemas.openxmlformats.org/drawingml/2006/main" noChangeAspect="1"/>
+            </wp:cNvGraphicFramePr>
+            <a:graphic xmlns:a="http://schemas.openxmlformats.org/drawingml/2006/main">
+              <a:graphicData uri="http://schemas.openxmlformats.org/drawingml/2006/picture">
+                <pic:pic xmlns:pic="http://schemas.openxmlformats.org/drawingml/2006/picture">
+                  <pic:nvPicPr>
+                    <pic:cNvPr id="2072042185" name=""/>
+                    <pic:cNvPicPr/>
+                  </pic:nvPicPr>
+                  <pic:blipFill>
+                    <a:blip r:embed="rId47"/>
+                    <a:stretch>
+                      <a:fillRect/>
+                    </a:stretch>
+                  </pic:blipFill>
+                  <pic:spPr>
+                    <a:xfrm>
+                      <a:off x="0" y="0"/>
+                      <a:ext cx="3683189" cy="1022403"/>
+                    </a:xfrm>
+                    <a:prstGeom prst="rect">
+                      <a:avLst/>
+                    </a:prstGeom>
+                  </pic:spPr>
+                </pic:pic>
+              </a:graphicData>
+            </a:graphic>
+          </wp:inline>
+        </w:drawing>
+      </w:r>
+    </w:p>
+    <w:p>
+      <w:r>
+        <w:drawing>
+          <wp:inline distT="0" distB="0" distL="0" distR="0" wp14:anchorId="38BBC16F" wp14:editId="15F890ED">
+            <wp:extent cx="3022755" cy="1187511"/>
+            <wp:effectExtent l="0" t="0" r="6350" b="0"/>
+            <wp:docPr id="581192732" name="Picture 1"/>
+            <wp:cNvGraphicFramePr>
+              <a:graphicFrameLocks xmlns:a="http://schemas.openxmlformats.org/drawingml/2006/main" noChangeAspect="1"/>
+            </wp:cNvGraphicFramePr>
+            <a:graphic xmlns:a="http://schemas.openxmlformats.org/drawingml/2006/main">
+              <a:graphicData uri="http://schemas.openxmlformats.org/drawingml/2006/picture">
+                <pic:pic xmlns:pic="http://schemas.openxmlformats.org/drawingml/2006/picture">
+                  <pic:nvPicPr>
+                    <pic:cNvPr id="581192732" name=""/>
+                    <pic:cNvPicPr/>
+                  </pic:nvPicPr>
+                  <pic:blipFill>
+                    <a:blip r:embed="rId48"/>
+                    <a:stretch>
+                      <a:fillRect/>
+                    </a:stretch>
+                  </pic:blipFill>
+                  <pic:spPr>
+                    <a:xfrm>
+                      <a:off x="0" y="0"/>
+                      <a:ext cx="3022755" cy="1187511"/>
+                    </a:xfrm>
+                    <a:prstGeom prst="rect">
+                      <a:avLst/>
+                    </a:prstGeom>
+                  </pic:spPr>
+                </pic:pic>
+              </a:graphicData>
+            </a:graphic>
+          </wp:inline>
+        </w:drawing>
+      </w:r>
+    </w:p>
+    <w:p>
+      <w:pPr>
+        <w:rPr>
+          <w:b/>
+          <w:bCs/>
+        </w:rPr>
+      </w:pPr>
+      <w:r>
+        <w:rPr>
+          <w:b/>
+          <w:bCs/>
+        </w:rPr>
+        <w:t>Task 6</w:t>
+      </w:r>
+    </w:p>
+    <w:p>
+      <w:pPr>
+        <w:pStyle w:val="ListParagraph"/>
+        <w:numPr>
+          <w:ilvl w:val="0"/>
+          <w:numId w:val="7"/>
+        </w:numPr>
+      </w:pPr>
+      <w:r>
+        <w:t>Set the Deployment so that a rollout making no progress for 60 seconds is marked failed. Release 1.2.0-broken declaratively, with a change-cause.</w:t>
+      </w:r>
+    </w:p>
+    <w:p>
+      <w:pPr>
+        <w:pStyle w:val="ListParagraph"/>
+        <w:numPr>
+          <w:ilvl w:val="0"/>
+          <w:numId w:val="7"/>
+        </w:numPr>
+      </w:pPr>
+      <w:r>
+        <w:t>Show that Kubernetes itself reported the rollout as failed, and state the condition type and reason it reported.</w:t>
+      </w:r>
+    </w:p>
+    <w:p>
+      <w:pPr>
+        <w:pStyle w:val="ListParagraph"/>
+        <w:numPr>
+          <w:ilvl w:val="0"/>
+          <w:numId w:val="7"/>
+        </w:numPr>
+      </w:pPr>
+      <w:r>
+        <w:t>Roll back to the previous revision. This is the only imperative state change permitted in the practical.</w:t>
+      </w:r>
+    </w:p>
+    <w:p>
+      <w:pPr>
+        <w:pStyle w:val="ListParagraph"/>
+        <w:numPr>
+          <w:ilvl w:val="0"/>
+          <w:numId w:val="7"/>
+        </w:numPr>
+      </w:pPr>
+      <w:r>
+        <w:t>Bring the repository manifest back into agreement with the live Deployment, and prove that they agree.</w:t>
+      </w:r>
+    </w:p>
+    <w:p>
+      <w:pPr>
+        <w:pStyle w:val="ListParagraph"/>
+        <w:numPr>
+          <w:ilvl w:val="0"/>
+          <w:numId w:val="7"/>
+        </w:numPr>
+      </w:pPr>
+      <w:r>
+        <w:t>The monitor must record zero failures between the broken apply and the completed rollback. If it records any, your configuration is wrong: correct it and repeat the task.</w:t>
+      </w:r>
+    </w:p>
+    <w:p>
+      <w:r>
+        <w:rPr>
+          <w:noProof/>
+        </w:rPr>
+        <w:drawing>
+          <wp:inline distT="0" distB="0" distL="0" distR="0" wp14:anchorId="7B254680" wp14:editId="0D508B1E">
+            <wp:extent cx="5943600" cy="515620"/>
+            <wp:effectExtent l="0" t="0" r="0" b="0"/>
+            <wp:docPr id="747745022" name="Picture 1"/>
+            <wp:cNvGraphicFramePr>
+              <a:graphicFrameLocks xmlns:a="http://schemas.openxmlformats.org/drawingml/2006/main" noChangeAspect="1"/>
+            </wp:cNvGraphicFramePr>
+            <a:graphic xmlns:a="http://schemas.openxmlformats.org/drawingml/2006/main">
+              <a:graphicData uri="http://schemas.openxmlformats.org/drawingml/2006/picture">
+                <pic:pic xmlns:pic="http://schemas.openxmlformats.org/drawingml/2006/picture">
+                  <pic:nvPicPr>
+                    <pic:cNvPr id="747745022" name=""/>
+                    <pic:cNvPicPr/>
+                  </pic:nvPicPr>
+                  <pic:blipFill>
+                    <a:blip r:embed="rId49"/>
+                    <a:stretch>
+                      <a:fillRect/>
+                    </a:stretch>
+                  </pic:blipFill>
+                  <pic:spPr>
+                    <a:xfrm>
+                      <a:off x="0" y="0"/>
+                      <a:ext cx="5943600" cy="515620"/>
+                    </a:xfrm>
+                    <a:prstGeom prst="rect">
+                      <a:avLst/>
+                    </a:prstGeom>
+                  </pic:spPr>
+                </pic:pic>
+              </a:graphicData>
+            </a:graphic>
+          </wp:inline>
+        </w:drawing>
+      </w:r>
+    </w:p>
+    <w:p>
+      <w:r>
+        <w:rPr>
+          <w:noProof/>
+        </w:rPr>
+        <w:drawing>
+          <wp:inline distT="0" distB="0" distL="0" distR="0" wp14:anchorId="36F084EF" wp14:editId="0FAB3C42">
+            <wp:extent cx="5943600" cy="462915"/>
+            <wp:effectExtent l="0" t="0" r="0" b="0"/>
+            <wp:docPr id="1420494195" name="Picture 1"/>
+            <wp:cNvGraphicFramePr>
+              <a:graphicFrameLocks xmlns:a="http://schemas.openxmlformats.org/drawingml/2006/main" noChangeAspect="1"/>
+            </wp:cNvGraphicFramePr>
+            <a:graphic xmlns:a="http://schemas.openxmlformats.org/drawingml/2006/main">
+              <a:graphicData uri="http://schemas.openxmlformats.org/drawingml/2006/picture">
+                <pic:pic xmlns:pic="http://schemas.openxmlformats.org/drawingml/2006/picture">
+                  <pic:nvPicPr>
+                    <pic:cNvPr id="1420494195" name=""/>
+                    <pic:cNvPicPr/>
+                  </pic:nvPicPr>
+                  <pic:blipFill>
+                    <a:blip r:embed="rId50"/>
+                    <a:stretch>
+                      <a:fillRect/>
+                    </a:stretch>
+                  </pic:blipFill>
+                  <pic:spPr>
+                    <a:xfrm>
+                      <a:off x="0" y="0"/>
+                      <a:ext cx="5943600" cy="462915"/>
+                    </a:xfrm>
+                    <a:prstGeom prst="rect">
+                      <a:avLst/>
+                    </a:prstGeom>
+                  </pic:spPr>
+                </pic:pic>
+              </a:graphicData>
+            </a:graphic>
+          </wp:inline>
+        </w:drawing>
+      </w:r>
+    </w:p>
+    <w:p>
+      <w:r>
+        <w:rPr>
+          <w:noProof/>
+        </w:rPr>
+        <w:drawing>
+          <wp:inline distT="0" distB="0" distL="0" distR="0" wp14:anchorId="06909B34" wp14:editId="2DEC2C1B">
+            <wp:extent cx="5943600" cy="759460"/>
+            <wp:effectExtent l="0" t="0" r="0" b="2540"/>
+            <wp:docPr id="376971155" name="Picture 1"/>
+            <wp:cNvGraphicFramePr>
+              <a:graphicFrameLocks xmlns:a="http://schemas.openxmlformats.org/drawingml/2006/main" noChangeAspect="1"/>
+            </wp:cNvGraphicFramePr>
+            <a:graphic xmlns:a="http://schemas.openxmlformats.org/drawingml/2006/main">
+              <a:graphicData uri="http://schemas.openxmlformats.org/drawingml/2006/picture">
+                <pic:pic xmlns:pic="http://schemas.openxmlformats.org/drawingml/2006/picture">
+                  <pic:nvPicPr>
+                    <pic:cNvPr id="376971155" name=""/>
+                    <pic:cNvPicPr/>
+                  </pic:nvPicPr>
+                  <pic:blipFill>
+                    <a:blip r:embed="rId51"/>
+                    <a:stretch>
+                      <a:fillRect/>
+                    </a:stretch>
+                  </pic:blipFill>
+                  <pic:spPr>
+                    <a:xfrm>
+                      <a:off x="0" y="0"/>
+                      <a:ext cx="5943600" cy="759460"/>
+                    </a:xfrm>
+                    <a:prstGeom prst="rect">
+                      <a:avLst/>
+                    </a:prstGeom>
+                  </pic:spPr>
+                </pic:pic>
+              </a:graphicData>
+            </a:graphic>
+          </wp:inline>
+        </w:drawing>
+      </w:r>
+    </w:p>
+    <w:p>
+      <w:r>
+        <w:rPr>
+          <w:noProof/>
+        </w:rPr>
+        <w:drawing>
+          <wp:inline distT="0" distB="0" distL="0" distR="0" wp14:anchorId="0437D089" wp14:editId="5F608E1B">
+            <wp:extent cx="5943600" cy="558800"/>
+            <wp:effectExtent l="0" t="0" r="0" b="0"/>
+            <wp:docPr id="1919775376" name="Picture 1"/>
+            <wp:cNvGraphicFramePr>
+              <a:graphicFrameLocks xmlns:a="http://schemas.openxmlformats.org/drawingml/2006/main" noChangeAspect="1"/>
+            </wp:cNvGraphicFramePr>
+            <a:graphic xmlns:a="http://schemas.openxmlformats.org/drawingml/2006/main">
+              <a:graphicData uri="http://schemas.openxmlformats.org/drawingml/2006/picture">
+                <pic:pic xmlns:pic="http://schemas.openxmlformats.org/drawingml/2006/picture">
+                  <pic:nvPicPr>
+                    <pic:cNvPr id="1919775376" name=""/>
+                    <pic:cNvPicPr/>
+                  </pic:nvPicPr>
+                  <pic:blipFill>
+                    <a:blip r:embed="rId52"/>
+                    <a:stretch>
+                      <a:fillRect/>
+                    </a:stretch>
+                  </pic:blipFill>
+                  <pic:spPr>
+                    <a:xfrm>
+                      <a:off x="0" y="0"/>
+                      <a:ext cx="5943600" cy="558800"/>
+                    </a:xfrm>
+                    <a:prstGeom prst="rect">
+                      <a:avLst/>
+                    </a:prstGeom>
+                  </pic:spPr>
+                </pic:pic>
+              </a:graphicData>
+            </a:graphic>
+          </wp:inline>
+        </w:drawing>
+      </w:r>
+    </w:p>
+    <w:p>
+      <w:r>
+        <w:rPr>
+          <w:noProof/>
+        </w:rPr>
+        <w:lastRenderedPageBreak/>
+        <w:drawing>
+          <wp:inline distT="0" distB="0" distL="0" distR="0" wp14:anchorId="3CAB3268" wp14:editId="08DF028A">
+            <wp:extent cx="5943600" cy="865505"/>
+            <wp:effectExtent l="0" t="0" r="0" b="0"/>
+            <wp:docPr id="1596420137" name="Picture 1"/>
+            <wp:cNvGraphicFramePr>
+              <a:graphicFrameLocks xmlns:a="http://schemas.openxmlformats.org/drawingml/2006/main" noChangeAspect="1"/>
+            </wp:cNvGraphicFramePr>
+            <a:graphic xmlns:a="http://schemas.openxmlformats.org/drawingml/2006/main">
+              <a:graphicData uri="http://schemas.openxmlformats.org/drawingml/2006/picture">
+                <pic:pic xmlns:pic="http://schemas.openxmlformats.org/drawingml/2006/picture">
+                  <pic:nvPicPr>
+                    <pic:cNvPr id="1596420137" name=""/>
+                    <pic:cNvPicPr/>
+                  </pic:nvPicPr>
+                  <pic:blipFill>
+                    <a:blip r:embed="rId53"/>
+                    <a:stretch>
+                      <a:fillRect/>
+                    </a:stretch>
+                  </pic:blipFill>
+                  <pic:spPr>
+                    <a:xfrm>
+                      <a:off x="0" y="0"/>
+                      <a:ext cx="5943600" cy="865505"/>
+                    </a:xfrm>
+                    <a:prstGeom prst="rect">
+                      <a:avLst/>
+                    </a:prstGeom>
+                  </pic:spPr>
+                </pic:pic>
+              </a:graphicData>
+            </a:graphic>
+          </wp:inline>
+        </w:drawing>
+      </w:r>
+    </w:p>
+    <w:p>
+      <w:pPr>
+        <w:rPr>
+          <w:b/>
+          <w:bCs/>
+        </w:rPr>
+      </w:pPr>
+      <w:r>
+        <w:rPr>
+          <w:b/>
+          <w:bCs/>
+        </w:rPr>
+        <w:t xml:space="preserve">Evidence: </w:t>
+      </w:r>
+    </w:p>
+    <w:p>
+      <w:pPr>
+        <w:rPr>
+          <w:b/>
+          <w:bCs/>
+        </w:rPr>
+      </w:pPr>
+      <w:r>
+        <w:rPr>
+          <w:b/>
+          <w:bCs/>
+        </w:rPr>
+        <w:drawing>
+          <wp:inline distT="0" distB="0" distL="0" distR="0" wp14:anchorId="6F911B2E" wp14:editId="2CCCB783">
+            <wp:extent cx="3156112" cy="831893"/>
+            <wp:effectExtent l="0" t="0" r="6350" b="6350"/>
+            <wp:docPr id="723018513" name="Picture 1"/>
+            <wp:cNvGraphicFramePr>
+              <a:graphicFrameLocks xmlns:a="http://schemas.openxmlformats.org/drawingml/2006/main" noChangeAspect="1"/>
+            </wp:cNvGraphicFramePr>
+            <a:graphic xmlns:a="http://schemas.openxmlformats.org/drawingml/2006/main">
+              <a:graphicData uri="http://schemas.openxmlformats.org/drawingml/2006/picture">
+                <pic:pic xmlns:pic="http://schemas.openxmlformats.org/drawingml/2006/picture">
+                  <pic:nvPicPr>
+                    <pic:cNvPr id="723018513" name=""/>
+                    <pic:cNvPicPr/>
+                  </pic:nvPicPr>
+                  <pic:blipFill>
+                    <a:blip r:embed="rId54"/>
+                    <a:stretch>
+                      <a:fillRect/>
+                    </a:stretch>
+                  </pic:blipFill>
+                  <pic:spPr>
+                    <a:xfrm>
+                      <a:off x="0" y="0"/>
+                      <a:ext cx="3156112" cy="831893"/>
+                    </a:xfrm>
+                    <a:prstGeom prst="rect">
+                      <a:avLst/>
+                    </a:prstGeom>
+                  </pic:spPr>
+                </pic:pic>
+              </a:graphicData>
+            </a:graphic>
+          </wp:inline>
+        </w:drawing>
+      </w:r>
+    </w:p>
+    <w:p>
+      <w:pPr>
+        <w:rPr>
+          <w:b/>
+          <w:bCs/>
+        </w:rPr>
+      </w:pPr>
+      <w:r>
+        <w:rPr>
+          <w:b/>
+          <w:bCs/>
+        </w:rPr>
+        <w:drawing>
+          <wp:inline distT="0" distB="0" distL="0" distR="0" wp14:anchorId="51E0D925" wp14:editId="39F7351C">
+            <wp:extent cx="2336920" cy="488975"/>
+            <wp:effectExtent l="0" t="0" r="6350" b="6350"/>
+            <wp:docPr id="1058055209" name="Picture 1"/>
+            <wp:cNvGraphicFramePr>
+              <a:graphicFrameLocks xmlns:a="http://schemas.openxmlformats.org/drawingml/2006/main" noChangeAspect="1"/>
+            </wp:cNvGraphicFramePr>
+            <a:graphic xmlns:a="http://schemas.openxmlformats.org/drawingml/2006/main">
+              <a:graphicData uri="http://schemas.openxmlformats.org/drawingml/2006/picture">
+                <pic:pic xmlns:pic="http://schemas.openxmlformats.org/drawingml/2006/picture">
+                  <pic:nvPicPr>
+                    <pic:cNvPr id="1058055209" name=""/>
+                    <pic:cNvPicPr/>
+                  </pic:nvPicPr>
+                  <pic:blipFill>
+                    <a:blip r:embed="rId55"/>
+                    <a:stretch>
+                      <a:fillRect/>
+                    </a:stretch>
+                  </pic:blipFill>
+                  <pic:spPr>
+                    <a:xfrm>
+                      <a:off x="0" y="0"/>
+                      <a:ext cx="2336920" cy="488975"/>
+                    </a:xfrm>
+                    <a:prstGeom prst="rect">
+                      <a:avLst/>
+                    </a:prstGeom>
+                  </pic:spPr>
+                </pic:pic>
+              </a:graphicData>
+            </a:graphic>
+          </wp:inline>
+        </w:drawing>
+      </w:r>
+    </w:p>
+    <w:p>
+      <w:pPr>
+        <w:rPr>
+          <w:b/>
+          <w:bCs/>
+        </w:rPr>
+      </w:pPr>
+      <w:r>
+        <w:rPr>
+          <w:b/>
+          <w:bCs/>
+        </w:rPr>
+        <w:drawing>
+          <wp:inline distT="0" distB="0" distL="0" distR="0" wp14:anchorId="743CECDD" wp14:editId="6057C907">
+            <wp:extent cx="5118363" cy="3537132"/>
+            <wp:effectExtent l="0" t="0" r="6350" b="6350"/>
+            <wp:docPr id="1252986443" name="Picture 1"/>
+            <wp:cNvGraphicFramePr>
+              <a:graphicFrameLocks xmlns:a="http://schemas.openxmlformats.org/drawingml/2006/main" noChangeAspect="1"/>
+            </wp:cNvGraphicFramePr>
+            <a:graphic xmlns:a="http://schemas.openxmlformats.org/drawingml/2006/main">
+              <a:graphicData uri="http://schemas.openxmlformats.org/drawingml/2006/picture">
+                <pic:pic xmlns:pic="http://schemas.openxmlformats.org/drawingml/2006/picture">
+                  <pic:nvPicPr>
+                    <pic:cNvPr id="1252986443" name=""/>
+                    <pic:cNvPicPr/>
+                  </pic:nvPicPr>
+                  <pic:blipFill>
+                    <a:blip r:embed="rId56"/>
+                    <a:stretch>
+                      <a:fillRect/>
+                    </a:stretch>
+                  </pic:blipFill>
+                  <pic:spPr>
+                    <a:xfrm>
+                      <a:off x="0" y="0"/>
+                      <a:ext cx="5118363" cy="3537132"/>
+                    </a:xfrm>
+                    <a:prstGeom prst="rect">
+                      <a:avLst/>
+                    </a:prstGeom>
+                  </pic:spPr>
+                </pic:pic>
+              </a:graphicData>
+            </a:graphic>
+          </wp:inline>
+        </w:drawing>
+      </w:r>
+    </w:p>
+    <w:p>
+      <w:pPr>
+        <w:rPr>
+          <w:b/>
+          <w:bCs/>
+        </w:rPr>
+      </w:pPr>
+      <w:r>
+        <w:rPr>
+          <w:b/>
+          <w:bCs/>
+        </w:rPr>
+        <w:drawing>
+          <wp:inline distT="0" distB="0" distL="0" distR="0" wp14:anchorId="4714D1CC" wp14:editId="4CCD79BE">
+            <wp:extent cx="5943600" cy="862965"/>
+            <wp:effectExtent l="0" t="0" r="0" b="0"/>
+            <wp:docPr id="1758864891" name="Picture 1"/>
+            <wp:cNvGraphicFramePr>
+              <a:graphicFrameLocks xmlns:a="http://schemas.openxmlformats.org/drawingml/2006/main" noChangeAspect="1"/>
+            </wp:cNvGraphicFramePr>
+            <a:graphic xmlns:a="http://schemas.openxmlformats.org/drawingml/2006/main">
+              <a:graphicData uri="http://schemas.openxmlformats.org/drawingml/2006/picture">
+                <pic:pic xmlns:pic="http://schemas.openxmlformats.org/drawingml/2006/picture">
+                  <pic:nvPicPr>
+                    <pic:cNvPr id="1758864891" name=""/>
+                    <pic:cNvPicPr/>
+                  </pic:nvPicPr>
+                  <pic:blipFill>
+                    <a:blip r:embed="rId57"/>
+                    <a:stretch>
+                      <a:fillRect/>
+                    </a:stretch>
+                  </pic:blipFill>
+                  <pic:spPr>
+                    <a:xfrm>
+                      <a:off x="0" y="0"/>
+                      <a:ext cx="5943600" cy="862965"/>
+                    </a:xfrm>
+                    <a:prstGeom prst="rect">
+                      <a:avLst/>
+                    </a:prstGeom>
+                  </pic:spPr>
+                </pic:pic>
+              </a:graphicData>
+            </a:graphic>
+          </wp:inline>
+        </w:drawing>
+      </w:r>
+    </w:p>
+    <w:p>
+      <w:pPr>
+        <w:rPr>
+          <w:b/>
+          <w:bCs/>
+        </w:rPr>
+      </w:pPr>
+      <w:r>
+        <w:rPr>
+          <w:b/>
+          <w:bCs/>
+        </w:rPr>
+        <w:lastRenderedPageBreak/>
+        <w:drawing>
+          <wp:inline distT="0" distB="0" distL="0" distR="0" wp14:anchorId="7A1B3059" wp14:editId="001AAD70">
+            <wp:extent cx="2317869" cy="1003352"/>
+            <wp:effectExtent l="0" t="0" r="6350" b="6350"/>
+            <wp:docPr id="449031742" name="Picture 1"/>
+            <wp:cNvGraphicFramePr>
+              <a:graphicFrameLocks xmlns:a="http://schemas.openxmlformats.org/drawingml/2006/main" noChangeAspect="1"/>
+            </wp:cNvGraphicFramePr>
+            <a:graphic xmlns:a="http://schemas.openxmlformats.org/drawingml/2006/main">
+              <a:graphicData uri="http://schemas.openxmlformats.org/drawingml/2006/picture">
+                <pic:pic xmlns:pic="http://schemas.openxmlformats.org/drawingml/2006/picture">
+                  <pic:nvPicPr>
+                    <pic:cNvPr id="449031742" name=""/>
+                    <pic:cNvPicPr/>
+                  </pic:nvPicPr>
+                  <pic:blipFill>
+                    <a:blip r:embed="rId58"/>
+                    <a:stretch>
+                      <a:fillRect/>
+                    </a:stretch>
+                  </pic:blipFill>
+                  <pic:spPr>
+                    <a:xfrm>
+                      <a:off x="0" y="0"/>
+                      <a:ext cx="2317869" cy="1003352"/>
+                    </a:xfrm>
+                    <a:prstGeom prst="rect">
+                      <a:avLst/>
+                    </a:prstGeom>
+                  </pic:spPr>
+                </pic:pic>
+              </a:graphicData>
+            </a:graphic>
+          </wp:inline>
+        </w:drawing>
+      </w:r>
+    </w:p>
+    <w:p>
+      <w:pPr>
+        <w:rPr>
+          <w:b/>
+          <w:bCs/>
+        </w:rPr>
+      </w:pPr>
+    </w:p>
+    <w:p>
+      <w:pPr>
+        <w:rPr>
+          <w:b/>
+          <w:bCs/>
+        </w:rPr>
+      </w:pPr>
+      <w:r>
+        <w:rPr>
+          <w:b/>
+          <w:bCs/>
+        </w:rPr>
+        <w:t>Task 7</w:t>
+      </w:r>
+    </w:p>
+    <w:p>
+      <w:pPr>
+        <w:pStyle w:val="ListParagraph"/>
+        <w:numPr>
+          <w:ilvl w:val="0"/>
+          <w:numId w:val="8"/>
+        </w:numPr>
+      </w:pPr>
+      <w:r>
+        <w:t>In manifests/bluegreen/, create Deployments notice-board-blue (1.0.0) and notice-boardgreen (1.1.0), each with 3 replicas, the same probes and resources as Task 3, and a Pod label slot with value blue or green.</w:t>
+      </w:r>
+    </w:p>
+    <w:p>
+      <w:pPr>
+        <w:pStyle w:val="ListParagraph"/>
+        <w:numPr>
+          <w:ilvl w:val="0"/>
+          <w:numId w:val="8"/>
+        </w:numPr>
+      </w:pPr>
+      <w:r>
+        <w:t>The production Services (notice-board and notice-board-ext) send traffic to blue only. A third Service, notice-board-preview, always sends traffic to green.</w:t>
+      </w:r>
+    </w:p>
+    <w:p>
+      <w:pPr>
+        <w:pStyle w:val="ListParagraph"/>
+        <w:numPr>
+          <w:ilvl w:val="0"/>
+          <w:numId w:val="8"/>
+        </w:numPr>
+      </w:pPr>
+      <w:r>
+        <w:t>Verify green through the preview Service from inside the cluster while production still serves blue.</w:t>
+      </w:r>
+    </w:p>
+    <w:p>
+      <w:pPr>
+        <w:pStyle w:val="ListParagraph"/>
+        <w:numPr>
+          <w:ilvl w:val="0"/>
+          <w:numId w:val="8"/>
+        </w:numPr>
+      </w:pPr>
+      <w:r>
+        <w:t>Switch production to green by editing and applying the Service manifest(s). Then switch back to blue, then to green again.</w:t>
+      </w:r>
+    </w:p>
+    <w:p>
+      <w:pPr>
+        <w:pStyle w:val="ListParagraph"/>
+        <w:numPr>
+          <w:ilvl w:val="0"/>
+          <w:numId w:val="8"/>
+        </w:numPr>
+      </w:pPr>
+      <w:r>
+        <w:t>Capture the monitor log across all three switches.</w:t>
+      </w:r>
+    </w:p>
+    <w:p>
+      <w:r>
+        <w:rPr>
+          <w:noProof/>
+        </w:rPr>
+        <w:drawing>
+          <wp:inline distT="0" distB="0" distL="0" distR="0" wp14:anchorId="2DFFC755" wp14:editId="050691B5">
+            <wp:extent cx="5943600" cy="457200"/>
+            <wp:effectExtent l="0" t="0" r="0" b="0"/>
+            <wp:docPr id="1942633392" name="Picture 1"/>
+            <wp:cNvGraphicFramePr>
+              <a:graphicFrameLocks xmlns:a="http://schemas.openxmlformats.org/drawingml/2006/main" noChangeAspect="1"/>
+            </wp:cNvGraphicFramePr>
+            <a:graphic xmlns:a="http://schemas.openxmlformats.org/drawingml/2006/main">
+              <a:graphicData uri="http://schemas.openxmlformats.org/drawingml/2006/picture">
+                <pic:pic xmlns:pic="http://schemas.openxmlformats.org/drawingml/2006/picture">
+                  <pic:nvPicPr>
+                    <pic:cNvPr id="1942633392" name=""/>
+                    <pic:cNvPicPr/>
+                  </pic:nvPicPr>
+                  <pic:blipFill>
+                    <a:blip r:embed="rId59"/>
+                    <a:stretch>
+                      <a:fillRect/>
+                    </a:stretch>
+                  </pic:blipFill>
+                  <pic:spPr>
+                    <a:xfrm>
+                      <a:off x="0" y="0"/>
+                      <a:ext cx="5943600" cy="457200"/>
+                    </a:xfrm>
+                    <a:prstGeom prst="rect">
+                      <a:avLst/>
+                    </a:prstGeom>
+                  </pic:spPr>
+                </pic:pic>
+              </a:graphicData>
+            </a:graphic>
+          </wp:inline>
+        </w:drawing>
+      </w:r>
+    </w:p>
+    <w:p>
+      <w:r>
+        <w:rPr>
+          <w:noProof/>
+        </w:rPr>
+        <w:drawing>
+          <wp:inline distT="0" distB="0" distL="0" distR="0" wp14:anchorId="01CE50AC" wp14:editId="290C8E39">
+            <wp:extent cx="5943600" cy="1991995"/>
+            <wp:effectExtent l="0" t="0" r="0" b="8255"/>
+            <wp:docPr id="441397887" name="Picture 1"/>
+            <wp:cNvGraphicFramePr>
+              <a:graphicFrameLocks xmlns:a="http://schemas.openxmlformats.org/drawingml/2006/main" noChangeAspect="1"/>
+            </wp:cNvGraphicFramePr>
+            <a:graphic xmlns:a="http://schemas.openxmlformats.org/drawingml/2006/main">
+              <a:graphicData uri="http://schemas.openxmlformats.org/drawingml/2006/picture">
+                <pic:pic xmlns:pic="http://schemas.openxmlformats.org/drawingml/2006/picture">
+                  <pic:nvPicPr>
+                    <pic:cNvPr id="441397887" name=""/>
+                    <pic:cNvPicPr/>
+                  </pic:nvPicPr>
+                  <pic:blipFill>
+                    <a:blip r:embed="rId60"/>
+                    <a:stretch>
+                      <a:fillRect/>
+                    </a:stretch>
+                  </pic:blipFill>
+                  <pic:spPr>
+                    <a:xfrm>
+                      <a:off x="0" y="0"/>
+                      <a:ext cx="5943600" cy="1991995"/>
+                    </a:xfrm>
+                    <a:prstGeom prst="rect">
+                      <a:avLst/>
+                    </a:prstGeom>
+                  </pic:spPr>
+                </pic:pic>
+              </a:graphicData>
+            </a:graphic>
+          </wp:inline>
+        </w:drawing>
+      </w:r>
+    </w:p>
+    <w:p>
+      <w:r>
+        <w:rPr>
+          <w:noProof/>
+        </w:rPr>
+        <w:drawing>
+          <wp:inline distT="0" distB="0" distL="0" distR="0" wp14:anchorId="0F8A8C8F" wp14:editId="31E825A3">
+            <wp:extent cx="5943600" cy="417830"/>
+            <wp:effectExtent l="0" t="0" r="0" b="1270"/>
+            <wp:docPr id="1903716108" name="Picture 1"/>
+            <wp:cNvGraphicFramePr>
+              <a:graphicFrameLocks xmlns:a="http://schemas.openxmlformats.org/drawingml/2006/main" noChangeAspect="1"/>
+            </wp:cNvGraphicFramePr>
+            <a:graphic xmlns:a="http://schemas.openxmlformats.org/drawingml/2006/main">
+              <a:graphicData uri="http://schemas.openxmlformats.org/drawingml/2006/picture">
+                <pic:pic xmlns:pic="http://schemas.openxmlformats.org/drawingml/2006/picture">
+                  <pic:nvPicPr>
+                    <pic:cNvPr id="1903716108" name=""/>
+                    <pic:cNvPicPr/>
+                  </pic:nvPicPr>
+                  <pic:blipFill>
+                    <a:blip r:embed="rId61"/>
+                    <a:stretch>
+                      <a:fillRect/>
+                    </a:stretch>
+                  </pic:blipFill>
+                  <pic:spPr>
+                    <a:xfrm>
+                      <a:off x="0" y="0"/>
+                      <a:ext cx="5943600" cy="417830"/>
+                    </a:xfrm>
+                    <a:prstGeom prst="rect">
+                      <a:avLst/>
+                    </a:prstGeom>
+                  </pic:spPr>
+                </pic:pic>
+              </a:graphicData>
+            </a:graphic>
+          </wp:inline>
+        </w:drawing>
+      </w:r>
+    </w:p>
+    <w:p>
+      <w:r>
+        <w:rPr>
+          <w:noProof/>
+        </w:rPr>
+        <w:drawing>
+          <wp:inline distT="0" distB="0" distL="0" distR="0" wp14:anchorId="495EE17F" wp14:editId="06739B5A">
+            <wp:extent cx="5943600" cy="516890"/>
+            <wp:effectExtent l="0" t="0" r="0" b="0"/>
+            <wp:docPr id="342751717" name="Picture 1"/>
+            <wp:cNvGraphicFramePr>
+              <a:graphicFrameLocks xmlns:a="http://schemas.openxmlformats.org/drawingml/2006/main" noChangeAspect="1"/>
+            </wp:cNvGraphicFramePr>
+            <a:graphic xmlns:a="http://schemas.openxmlformats.org/drawingml/2006/main">
+              <a:graphicData uri="http://schemas.openxmlformats.org/drawingml/2006/picture">
+                <pic:pic xmlns:pic="http://schemas.openxmlformats.org/drawingml/2006/picture">
+                  <pic:nvPicPr>
+                    <pic:cNvPr id="342751717" name=""/>
+                    <pic:cNvPicPr/>
+                  </pic:nvPicPr>
+                  <pic:blipFill>
+                    <a:blip r:embed="rId62"/>
+                    <a:stretch>
+                      <a:fillRect/>
+                    </a:stretch>
+                  </pic:blipFill>
+                  <pic:spPr>
+                    <a:xfrm>
+                      <a:off x="0" y="0"/>
+                      <a:ext cx="5943600" cy="516890"/>
+                    </a:xfrm>
+                    <a:prstGeom prst="rect">
+                      <a:avLst/>
+                    </a:prstGeom>
+                  </pic:spPr>
+                </pic:pic>
+              </a:graphicData>
+            </a:graphic>
+          </wp:inline>
+        </w:drawing>
+      </w:r>
+    </w:p>
+    <w:p>
+      <w:r>
+        <w:rPr>
+          <w:noProof/>
+        </w:rPr>
+        <w:lastRenderedPageBreak/>
+        <w:drawing>
+          <wp:inline distT="0" distB="0" distL="0" distR="0" wp14:anchorId="27CC3112" wp14:editId="0238DFF8">
+            <wp:extent cx="5943600" cy="453390"/>
+            <wp:effectExtent l="0" t="0" r="0" b="3810"/>
+            <wp:docPr id="1377670120" name="Picture 1"/>
+            <wp:cNvGraphicFramePr>
+              <a:graphicFrameLocks xmlns:a="http://schemas.openxmlformats.org/drawingml/2006/main" noChangeAspect="1"/>
+            </wp:cNvGraphicFramePr>
+            <a:graphic xmlns:a="http://schemas.openxmlformats.org/drawingml/2006/main">
+              <a:graphicData uri="http://schemas.openxmlformats.org/drawingml/2006/picture">
+                <pic:pic xmlns:pic="http://schemas.openxmlformats.org/drawingml/2006/picture">
+                  <pic:nvPicPr>
+                    <pic:cNvPr id="1377670120" name=""/>
+                    <pic:cNvPicPr/>
+                  </pic:nvPicPr>
+                  <pic:blipFill>
+                    <a:blip r:embed="rId63"/>
+                    <a:stretch>
+                      <a:fillRect/>
+                    </a:stretch>
+                  </pic:blipFill>
+                  <pic:spPr>
+                    <a:xfrm>
+                      <a:off x="0" y="0"/>
+                      <a:ext cx="5943600" cy="453390"/>
+                    </a:xfrm>
+                    <a:prstGeom prst="rect">
+                      <a:avLst/>
+                    </a:prstGeom>
+                  </pic:spPr>
+                </pic:pic>
+              </a:graphicData>
+            </a:graphic>
+          </wp:inline>
+        </w:drawing>
+      </w:r>
+    </w:p>
+    <w:p>
+      <w:r>
+        <w:rPr>
+          <w:noProof/>
+        </w:rPr>
+        <w:drawing>
+          <wp:inline distT="0" distB="0" distL="0" distR="0" wp14:anchorId="57C3ED1E" wp14:editId="7C8D9AF1">
+            <wp:extent cx="5943600" cy="367665"/>
+            <wp:effectExtent l="0" t="0" r="0" b="0"/>
+            <wp:docPr id="795224654" name="Picture 1"/>
+            <wp:cNvGraphicFramePr>
+              <a:graphicFrameLocks xmlns:a="http://schemas.openxmlformats.org/drawingml/2006/main" noChangeAspect="1"/>
+            </wp:cNvGraphicFramePr>
+            <a:graphic xmlns:a="http://schemas.openxmlformats.org/drawingml/2006/main">
+              <a:graphicData uri="http://schemas.openxmlformats.org/drawingml/2006/picture">
+                <pic:pic xmlns:pic="http://schemas.openxmlformats.org/drawingml/2006/picture">
+                  <pic:nvPicPr>
+                    <pic:cNvPr id="795224654" name=""/>
+                    <pic:cNvPicPr/>
+                  </pic:nvPicPr>
+                  <pic:blipFill>
+                    <a:blip r:embed="rId64"/>
+                    <a:stretch>
+                      <a:fillRect/>
+                    </a:stretch>
+                  </pic:blipFill>
+                  <pic:spPr>
+                    <a:xfrm>
+                      <a:off x="0" y="0"/>
+                      <a:ext cx="5943600" cy="367665"/>
+                    </a:xfrm>
+                    <a:prstGeom prst="rect">
+                      <a:avLst/>
+                    </a:prstGeom>
+                  </pic:spPr>
+                </pic:pic>
+              </a:graphicData>
+            </a:graphic>
+          </wp:inline>
+        </w:drawing>
+      </w:r>
+    </w:p>
+    <w:p>
+      <w:r>
+        <w:rPr>
+          <w:noProof/>
+        </w:rPr>
+        <w:drawing>
+          <wp:inline distT="0" distB="0" distL="0" distR="0" wp14:anchorId="60C148CE" wp14:editId="03F2A227">
+            <wp:extent cx="5943600" cy="441960"/>
+            <wp:effectExtent l="0" t="0" r="0" b="0"/>
+            <wp:docPr id="696077255" name="Picture 1"/>
+            <wp:cNvGraphicFramePr>
+              <a:graphicFrameLocks xmlns:a="http://schemas.openxmlformats.org/drawingml/2006/main" noChangeAspect="1"/>
+            </wp:cNvGraphicFramePr>
+            <a:graphic xmlns:a="http://schemas.openxmlformats.org/drawingml/2006/main">
+              <a:graphicData uri="http://schemas.openxmlformats.org/drawingml/2006/picture">
+                <pic:pic xmlns:pic="http://schemas.openxmlformats.org/drawingml/2006/picture">
+                  <pic:nvPicPr>
+                    <pic:cNvPr id="696077255" name=""/>
+                    <pic:cNvPicPr/>
+                  </pic:nvPicPr>
+                  <pic:blipFill>
+                    <a:blip r:embed="rId65"/>
+                    <a:stretch>
+                      <a:fillRect/>
+                    </a:stretch>
+                  </pic:blipFill>
+                  <pic:spPr>
+                    <a:xfrm>
+                      <a:off x="0" y="0"/>
+                      <a:ext cx="5943600" cy="441960"/>
+                    </a:xfrm>
+                    <a:prstGeom prst="rect">
+                      <a:avLst/>
+                    </a:prstGeom>
+                  </pic:spPr>
+                </pic:pic>
+              </a:graphicData>
+            </a:graphic>
+          </wp:inline>
+        </w:drawing>
+      </w:r>
+    </w:p>
+    <w:p>
+      <w:r>
+        <w:rPr>
+          <w:noProof/>
+        </w:rPr>
+        <w:drawing>
+          <wp:inline distT="0" distB="0" distL="0" distR="0" wp14:anchorId="435FCE1D" wp14:editId="30793FB5">
+            <wp:extent cx="5943600" cy="2021840"/>
+            <wp:effectExtent l="0" t="0" r="0" b="0"/>
+            <wp:docPr id="181338797" name="Picture 1"/>
+            <wp:cNvGraphicFramePr>
+              <a:graphicFrameLocks xmlns:a="http://schemas.openxmlformats.org/drawingml/2006/main" noChangeAspect="1"/>
+            </wp:cNvGraphicFramePr>
+            <a:graphic xmlns:a="http://schemas.openxmlformats.org/drawingml/2006/main">
+              <a:graphicData uri="http://schemas.openxmlformats.org/drawingml/2006/picture">
+                <pic:pic xmlns:pic="http://schemas.openxmlformats.org/drawingml/2006/picture">
+                  <pic:nvPicPr>
+                    <pic:cNvPr id="181338797" name=""/>
+                    <pic:cNvPicPr/>
+                  </pic:nvPicPr>
+                  <pic:blipFill>
+                    <a:blip r:embed="rId66"/>
+                    <a:stretch>
+                      <a:fillRect/>
+                    </a:stretch>
+                  </pic:blipFill>
+                  <pic:spPr>
+                    <a:xfrm>
+                      <a:off x="0" y="0"/>
+                      <a:ext cx="5943600" cy="2021840"/>
+                    </a:xfrm>
+                    <a:prstGeom prst="rect">
+                      <a:avLst/>
+                    </a:prstGeom>
+                  </pic:spPr>
+                </pic:pic>
+              </a:graphicData>
+            </a:graphic>
+          </wp:inline>
+        </w:drawing>
+      </w:r>
+    </w:p>
+    <w:p>
+      <w:r>
+        <w:rPr>
+          <w:noProof/>
+        </w:rPr>
+        <w:drawing>
+          <wp:inline distT="0" distB="0" distL="0" distR="0" wp14:anchorId="024EFD04" wp14:editId="559F8D97">
+            <wp:extent cx="5943600" cy="1393825"/>
+            <wp:effectExtent l="0" t="0" r="0" b="0"/>
+            <wp:docPr id="1020577895" name="Picture 1"/>
+            <wp:cNvGraphicFramePr>
+              <a:graphicFrameLocks xmlns:a="http://schemas.openxmlformats.org/drawingml/2006/main" noChangeAspect="1"/>
+            </wp:cNvGraphicFramePr>
+            <a:graphic xmlns:a="http://schemas.openxmlformats.org/drawingml/2006/main">
+              <a:graphicData uri="http://schemas.openxmlformats.org/drawingml/2006/picture">
+                <pic:pic xmlns:pic="http://schemas.openxmlformats.org/drawingml/2006/picture">
+                  <pic:nvPicPr>
+                    <pic:cNvPr id="1020577895" name=""/>
+                    <pic:cNvPicPr/>
+                  </pic:nvPicPr>
+                  <pic:blipFill>
+                    <a:blip r:embed="rId67"/>
+                    <a:stretch>
+                      <a:fillRect/>
+                    </a:stretch>
+                  </pic:blipFill>
+                  <pic:spPr>
+                    <a:xfrm>
+                      <a:off x="0" y="0"/>
+                      <a:ext cx="5943600" cy="1393825"/>
+                    </a:xfrm>
+                    <a:prstGeom prst="rect">
+                      <a:avLst/>
+                    </a:prstGeom>
+                  </pic:spPr>
+                </pic:pic>
+              </a:graphicData>
+            </a:graphic>
+          </wp:inline>
+        </w:drawing>
+      </w:r>
+    </w:p>
+    <w:p>
+      <w:pPr>
+        <w:rPr>
+          <w:b/>
+          <w:bCs/>
+        </w:rPr>
+      </w:pPr>
+      <w:r>
+        <w:rPr>
+          <w:b/>
+          <w:bCs/>
+        </w:rPr>
+        <w:t xml:space="preserve">Evidence: </w:t>
+      </w:r>
+    </w:p>
+    <w:p>
+      <w:r>
+        <w:drawing>
+          <wp:inline distT="0" distB="0" distL="0" distR="0" wp14:anchorId="30A01A87" wp14:editId="09268A2F">
+            <wp:extent cx="5245370" cy="768389"/>
+            <wp:effectExtent l="0" t="0" r="0" b="0"/>
+            <wp:docPr id="1410852515" name="Picture 1"/>
+            <wp:cNvGraphicFramePr>
+              <a:graphicFrameLocks xmlns:a="http://schemas.openxmlformats.org/drawingml/2006/main" noChangeAspect="1"/>
+            </wp:cNvGraphicFramePr>
+            <a:graphic xmlns:a="http://schemas.openxmlformats.org/drawingml/2006/main">
+              <a:graphicData uri="http://schemas.openxmlformats.org/drawingml/2006/picture">
+                <pic:pic xmlns:pic="http://schemas.openxmlformats.org/drawingml/2006/picture">
+                  <pic:nvPicPr>
+                    <pic:cNvPr id="1410852515" name=""/>
+                    <pic:cNvPicPr/>
+                  </pic:nvPicPr>
+                  <pic:blipFill>
+                    <a:blip r:embed="rId68"/>
+                    <a:stretch>
+                      <a:fillRect/>
+                    </a:stretch>
+                  </pic:blipFill>
+                  <pic:spPr>
+                    <a:xfrm>
+                      <a:off x="0" y="0"/>
+                      <a:ext cx="5245370" cy="768389"/>
+                    </a:xfrm>
+                    <a:prstGeom prst="rect">
+                      <a:avLst/>
+                    </a:prstGeom>
+                  </pic:spPr>
+                </pic:pic>
+              </a:graphicData>
+            </a:graphic>
+          </wp:inline>
+        </w:drawing>
+      </w:r>
+    </w:p>
+    <w:p>
+      <w:r>
+        <w:drawing>
+          <wp:inline distT="0" distB="0" distL="0" distR="0" wp14:anchorId="0BEEB248" wp14:editId="5F3A368B">
+            <wp:extent cx="5594638" cy="965250"/>
+            <wp:effectExtent l="0" t="0" r="6350" b="6350"/>
+            <wp:docPr id="901321804" name="Picture 1"/>
+            <wp:cNvGraphicFramePr>
+              <a:graphicFrameLocks xmlns:a="http://schemas.openxmlformats.org/drawingml/2006/main" noChangeAspect="1"/>
+            </wp:cNvGraphicFramePr>
+            <a:graphic xmlns:a="http://schemas.openxmlformats.org/drawingml/2006/main">
+              <a:graphicData uri="http://schemas.openxmlformats.org/drawingml/2006/picture">
+                <pic:pic xmlns:pic="http://schemas.openxmlformats.org/drawingml/2006/picture">
+                  <pic:nvPicPr>
+                    <pic:cNvPr id="901321804" name=""/>
+                    <pic:cNvPicPr/>
+                  </pic:nvPicPr>
+                  <pic:blipFill>
+                    <a:blip r:embed="rId69"/>
+                    <a:stretch>
+                      <a:fillRect/>
+                    </a:stretch>
+                  </pic:blipFill>
+                  <pic:spPr>
+                    <a:xfrm>
+                      <a:off x="0" y="0"/>
+                      <a:ext cx="5594638" cy="965250"/>
+                    </a:xfrm>
+                    <a:prstGeom prst="rect">
+                      <a:avLst/>
+                    </a:prstGeom>
+                  </pic:spPr>
+                </pic:pic>
+              </a:graphicData>
+            </a:graphic>
+          </wp:inline>
+        </w:drawing>
+      </w:r>
+    </w:p>
+    <w:p>
+      <w:pPr>
+        <w:rPr>
+          <w:noProof/>
+        </w:rPr>
+      </w:pPr>
+      <w:r>
+        <w:lastRenderedPageBreak/>
+        <w:drawing>
+          <wp:inline distT="0" distB="0" distL="0" distR="0" wp14:anchorId="40CED36A" wp14:editId="599151F6">
+            <wp:extent cx="5232669" cy="787440"/>
+            <wp:effectExtent l="0" t="0" r="6350" b="0"/>
+            <wp:docPr id="1778788635" name="Picture 1"/>
+            <wp:cNvGraphicFramePr>
+              <a:graphicFrameLocks xmlns:a="http://schemas.openxmlformats.org/drawingml/2006/main" noChangeAspect="1"/>
+            </wp:cNvGraphicFramePr>
+            <a:graphic xmlns:a="http://schemas.openxmlformats.org/drawingml/2006/main">
+              <a:graphicData uri="http://schemas.openxmlformats.org/drawingml/2006/picture">
+                <pic:pic xmlns:pic="http://schemas.openxmlformats.org/drawingml/2006/picture">
+                  <pic:nvPicPr>
+                    <pic:cNvPr id="1778788635" name=""/>
+                    <pic:cNvPicPr/>
+                  </pic:nvPicPr>
+                  <pic:blipFill>
+                    <a:blip r:embed="rId70"/>
+                    <a:stretch>
+                      <a:fillRect/>
+                    </a:stretch>
+                  </pic:blipFill>
+                  <pic:spPr>
+                    <a:xfrm>
+                      <a:off x="0" y="0"/>
+                      <a:ext cx="5232669" cy="787440"/>
+                    </a:xfrm>
+                    <a:prstGeom prst="rect">
+                      <a:avLst/>
+                    </a:prstGeom>
+                  </pic:spPr>
+                </pic:pic>
+              </a:graphicData>
+            </a:graphic>
+          </wp:inline>
+        </w:drawing>
+      </w:r>
+      <w:r>
+        <w:rPr>
+          <w:noProof/>
+        </w:rPr>
+        <w:t xml:space="preserve"> </w:t>
+      </w:r>
+      <w:r>
+        <w:drawing>
+          <wp:inline distT="0" distB="0" distL="0" distR="0" wp14:anchorId="567A60E9" wp14:editId="2FE4BBCA">
+            <wp:extent cx="4661140" cy="717587"/>
+            <wp:effectExtent l="0" t="0" r="6350" b="6350"/>
+            <wp:docPr id="1431438434" name="Picture 1"/>
+            <wp:cNvGraphicFramePr>
+              <a:graphicFrameLocks xmlns:a="http://schemas.openxmlformats.org/drawingml/2006/main" noChangeAspect="1"/>
+            </wp:cNvGraphicFramePr>
+            <a:graphic xmlns:a="http://schemas.openxmlformats.org/drawingml/2006/main">
+              <a:graphicData uri="http://schemas.openxmlformats.org/drawingml/2006/picture">
+                <pic:pic xmlns:pic="http://schemas.openxmlformats.org/drawingml/2006/picture">
+                  <pic:nvPicPr>
+                    <pic:cNvPr id="1431438434" name=""/>
+                    <pic:cNvPicPr/>
+                  </pic:nvPicPr>
+                  <pic:blipFill>
+                    <a:blip r:embed="rId71"/>
+                    <a:stretch>
+                      <a:fillRect/>
+                    </a:stretch>
+                  </pic:blipFill>
+                  <pic:spPr>
+                    <a:xfrm>
+                      <a:off x="0" y="0"/>
+                      <a:ext cx="4661140" cy="717587"/>
+                    </a:xfrm>
+                    <a:prstGeom prst="rect">
+                      <a:avLst/>
+                    </a:prstGeom>
+                  </pic:spPr>
+                </pic:pic>
+              </a:graphicData>
+            </a:graphic>
+          </wp:inline>
+        </w:drawing>
+      </w:r>
+    </w:p>
+    <w:p>
+      <w:r>
+        <w:lastRenderedPageBreak/>
+        <w:drawing>
+          <wp:inline distT="0" distB="0" distL="0" distR="0" wp14:anchorId="59C68546" wp14:editId="2FF3B396">
+            <wp:extent cx="5137414" cy="4197566"/>
+            <wp:effectExtent l="0" t="0" r="6350" b="0"/>
+            <wp:docPr id="1971411685" name="Picture 1"/>
+            <wp:cNvGraphicFramePr>
+              <a:graphicFrameLocks xmlns:a="http://schemas.openxmlformats.org/drawingml/2006/main" noChangeAspect="1"/>
+            </wp:cNvGraphicFramePr>
+            <a:graphic xmlns:a="http://schemas.openxmlformats.org/drawingml/2006/main">
+              <a:graphicData uri="http://schemas.openxmlformats.org/drawingml/2006/picture">
+                <pic:pic xmlns:pic="http://schemas.openxmlformats.org/drawingml/2006/picture">
+                  <pic:nvPicPr>
+                    <pic:cNvPr id="1971411685" name=""/>
+                    <pic:cNvPicPr/>
+                  </pic:nvPicPr>
+                  <pic:blipFill>
+                    <a:blip r:embed="rId72"/>
+                    <a:stretch>
+                      <a:fillRect/>
+                    </a:stretch>
+                  </pic:blipFill>
+                  <pic:spPr>
+                    <a:xfrm>
+                      <a:off x="0" y="0"/>
+                      <a:ext cx="5137414" cy="4197566"/>
+                    </a:xfrm>
+                    <a:prstGeom prst="rect">
+                      <a:avLst/>
+                    </a:prstGeom>
+                  </pic:spPr>
+                </pic:pic>
+              </a:graphicData>
+            </a:graphic>
+          </wp:inline>
+        </w:drawing>
+      </w:r>
+      <w:r>
+        <w:rPr>
+          <w:noProof/>
+        </w:rPr>
+        <w:t xml:space="preserve"> </w:t>
+      </w:r>
+      <w:r>
+        <w:drawing>
+          <wp:inline distT="0" distB="0" distL="0" distR="0" wp14:anchorId="1AD9C64D" wp14:editId="2F99393D">
+            <wp:extent cx="2311519" cy="2368672"/>
+            <wp:effectExtent l="0" t="0" r="0" b="0"/>
+            <wp:docPr id="608154260" name="Picture 1"/>
+            <wp:cNvGraphicFramePr>
+              <a:graphicFrameLocks xmlns:a="http://schemas.openxmlformats.org/drawingml/2006/main" noChangeAspect="1"/>
+            </wp:cNvGraphicFramePr>
+            <a:graphic xmlns:a="http://schemas.openxmlformats.org/drawingml/2006/main">
+              <a:graphicData uri="http://schemas.openxmlformats.org/drawingml/2006/picture">
+                <pic:pic xmlns:pic="http://schemas.openxmlformats.org/drawingml/2006/picture">
+                  <pic:nvPicPr>
+                    <pic:cNvPr id="608154260" name=""/>
+                    <pic:cNvPicPr/>
+                  </pic:nvPicPr>
+                  <pic:blipFill>
+                    <a:blip r:embed="rId73"/>
+                    <a:stretch>
+                      <a:fillRect/>
+                    </a:stretch>
+                  </pic:blipFill>
+                  <pic:spPr>
+                    <a:xfrm>
+                      <a:off x="0" y="0"/>
+                      <a:ext cx="2311519" cy="2368672"/>
+                    </a:xfrm>
+                    <a:prstGeom prst="rect">
+                      <a:avLst/>
+                    </a:prstGeom>
+                  </pic:spPr>
+                </pic:pic>
+              </a:graphicData>
+            </a:graphic>
+          </wp:inline>
+        </w:drawing>
+      </w:r>
+      <w:r>
+        <w:rPr>
+          <w:noProof/>
+        </w:rPr>
+        <w:t xml:space="preserve"> </w:t>
+      </w:r>
+      <w:r>
+        <w:rPr>
+          <w:noProof/>
+        </w:rPr>
+        <w:drawing>
+          <wp:inline distT="0" distB="0" distL="0" distR="0" wp14:anchorId="594B607B" wp14:editId="3BC1333D">
+            <wp:extent cx="2317869" cy="1060505"/>
+            <wp:effectExtent l="0" t="0" r="6350" b="6350"/>
+            <wp:docPr id="1314883676" name="Picture 1"/>
+            <wp:cNvGraphicFramePr>
+              <a:graphicFrameLocks xmlns:a="http://schemas.openxmlformats.org/drawingml/2006/main" noChangeAspect="1"/>
+            </wp:cNvGraphicFramePr>
+            <a:graphic xmlns:a="http://schemas.openxmlformats.org/drawingml/2006/main">
+              <a:graphicData uri="http://schemas.openxmlformats.org/drawingml/2006/picture">
+                <pic:pic xmlns:pic="http://schemas.openxmlformats.org/drawingml/2006/picture">
+                  <pic:nvPicPr>
+                    <pic:cNvPr id="1314883676" name=""/>
+                    <pic:cNvPicPr/>
+                  </pic:nvPicPr>
+                  <pic:blipFill>
+                    <a:blip r:embed="rId74"/>
+                    <a:stretch>
+                      <a:fillRect/>
+                    </a:stretch>
+                  </pic:blipFill>
+                  <pic:spPr>
+                    <a:xfrm>
+                      <a:off x="0" y="0"/>
+                      <a:ext cx="2317869" cy="1060505"/>
+                    </a:xfrm>
+                    <a:prstGeom prst="rect">
+                      <a:avLst/>
+                    </a:prstGeom>
+                  </pic:spPr>
+                </pic:pic>
+              </a:graphicData>
+            </a:graphic>
+          </wp:inline>
+        </w:drawing>
+      </w:r>
+    </w:p>
+    <w:p/>
+    <w:p/>
+    <w:p/>
+    <w:p/>
+    <w:p/>
+    <w:p>
+      <w:pPr>
+        <w:rPr>
+          <w:b/>
+          <w:bCs/>
+        </w:rPr>
+      </w:pPr>
+      <w:r>
+        <w:rPr>
+          <w:b/>
+          <w:bCs/>
+        </w:rPr>
+        <w:lastRenderedPageBreak/>
+        <w:t>Task 8</w:t>
+      </w:r>
+    </w:p>
+    <w:p>
+      <w:pPr>
+        <w:pStyle w:val="ListParagraph"/>
+        <w:numPr>
+          <w:ilvl w:val="0"/>
+          <w:numId w:val="9"/>
+        </w:numPr>
+      </w:pPr>
+      <w:r>
+        <w:t>Create a ConfigMap notice-board-flags holding FEATURE_PINNED with the value false, and make the green Deployment read the variable from it.</w:t>
+      </w:r>
+    </w:p>
+    <w:p>
+      <w:pPr>
+        <w:pStyle w:val="ListParagraph"/>
+        <w:numPr>
+          <w:ilvl w:val="0"/>
+          <w:numId w:val="9"/>
+        </w:numPr>
+      </w:pPr>
+      <w:r>
+        <w:t>Change the flag to true in the manifest and apply it. Determine, with evidence, whether the running green Pods observe the change.</w:t>
+      </w:r>
+    </w:p>
+    <w:p>
+      <w:pPr>
+        <w:pStyle w:val="ListParagraph"/>
+        <w:numPr>
+          <w:ilvl w:val="0"/>
+          <w:numId w:val="9"/>
+        </w:numPr>
+      </w:pPr>
+      <w:r>
+        <w:t>Make the new flag value take effect on all green Pods with zero failed requests, using only declarative changes.</w:t>
+      </w:r>
+    </w:p>
+    <w:p>
+      <w:r>
+        <w:rPr>
+          <w:noProof/>
+        </w:rPr>
+        <w:drawing>
+          <wp:inline distT="0" distB="0" distL="0" distR="0" wp14:anchorId="1BA86E79" wp14:editId="6AF69CE2">
+            <wp:extent cx="5943600" cy="1101725"/>
+            <wp:effectExtent l="0" t="0" r="0" b="3175"/>
+            <wp:docPr id="153091039" name="Picture 1"/>
+            <wp:cNvGraphicFramePr>
+              <a:graphicFrameLocks xmlns:a="http://schemas.openxmlformats.org/drawingml/2006/main" noChangeAspect="1"/>
+            </wp:cNvGraphicFramePr>
+            <a:graphic xmlns:a="http://schemas.openxmlformats.org/drawingml/2006/main">
+              <a:graphicData uri="http://schemas.openxmlformats.org/drawingml/2006/picture">
+                <pic:pic xmlns:pic="http://schemas.openxmlformats.org/drawingml/2006/picture">
+                  <pic:nvPicPr>
+                    <pic:cNvPr id="153091039" name=""/>
+                    <pic:cNvPicPr/>
+                  </pic:nvPicPr>
+                  <pic:blipFill>
+                    <a:blip r:embed="rId75"/>
+                    <a:stretch>
+                      <a:fillRect/>
+                    </a:stretch>
+                  </pic:blipFill>
+                  <pic:spPr>
+                    <a:xfrm>
+                      <a:off x="0" y="0"/>
+                      <a:ext cx="5943600" cy="1101725"/>
+                    </a:xfrm>
+                    <a:prstGeom prst="rect">
+                      <a:avLst/>
+                    </a:prstGeom>
+                  </pic:spPr>
+                </pic:pic>
+              </a:graphicData>
+            </a:graphic>
+          </wp:inline>
+        </w:drawing>
+      </w:r>
+      <w:r>
+        <w:rPr>
+          <w:noProof/>
+        </w:rPr>
+        <w:drawing>
+          <wp:inline distT="0" distB="0" distL="0" distR="0" wp14:anchorId="3C4FC5DD" wp14:editId="693CDCC6">
+            <wp:extent cx="5943600" cy="2326640"/>
+            <wp:effectExtent l="0" t="0" r="0" b="0"/>
+            <wp:docPr id="162353279" name="Picture 1"/>
+            <wp:cNvGraphicFramePr>
+              <a:graphicFrameLocks xmlns:a="http://schemas.openxmlformats.org/drawingml/2006/main" noChangeAspect="1"/>
+            </wp:cNvGraphicFramePr>
+            <a:graphic xmlns:a="http://schemas.openxmlformats.org/drawingml/2006/main">
+              <a:graphicData uri="http://schemas.openxmlformats.org/drawingml/2006/picture">
+                <pic:pic xmlns:pic="http://schemas.openxmlformats.org/drawingml/2006/picture">
+                  <pic:nvPicPr>
+                    <pic:cNvPr id="162353279" name=""/>
+                    <pic:cNvPicPr/>
+                  </pic:nvPicPr>
+                  <pic:blipFill>
+                    <a:blip r:embed="rId76"/>
+                    <a:stretch>
+                      <a:fillRect/>
+                    </a:stretch>
+                  </pic:blipFill>
+                  <pic:spPr>
+                    <a:xfrm>
+                      <a:off x="0" y="0"/>
+                      <a:ext cx="5943600" cy="2326640"/>
+                    </a:xfrm>
+                    <a:prstGeom prst="rect">
+                      <a:avLst/>
+                    </a:prstGeom>
+                  </pic:spPr>
+                </pic:pic>
+              </a:graphicData>
+            </a:graphic>
+          </wp:inline>
+        </w:drawing>
+      </w:r>
+    </w:p>
+    <w:p>
+      <w:pPr>
+        <w:rPr>
+          <w:b/>
+          <w:bCs/>
+        </w:rPr>
+      </w:pPr>
+      <w:r>
+        <w:rPr>
+          <w:b/>
+          <w:bCs/>
+        </w:rPr>
+        <w:t>Evidence:</w:t>
+      </w:r>
+    </w:p>
+    <w:p>
+      <w:pPr>
+        <w:rPr>
+          <w:b/>
+          <w:bCs/>
+        </w:rPr>
+      </w:pPr>
+      <w:r>
+        <w:rPr>
+          <w:b/>
+          <w:bCs/>
+        </w:rPr>
+        <w:lastRenderedPageBreak/>
+        <w:drawing>
+          <wp:inline distT="0" distB="0" distL="0" distR="0" wp14:anchorId="0E297A39" wp14:editId="6842A11D">
+            <wp:extent cx="5404128" cy="3816546"/>
+            <wp:effectExtent l="0" t="0" r="6350" b="0"/>
+            <wp:docPr id="1052682073" name="Picture 1"/>
+            <wp:cNvGraphicFramePr>
+              <a:graphicFrameLocks xmlns:a="http://schemas.openxmlformats.org/drawingml/2006/main" noChangeAspect="1"/>
+            </wp:cNvGraphicFramePr>
+            <a:graphic xmlns:a="http://schemas.openxmlformats.org/drawingml/2006/main">
+              <a:graphicData uri="http://schemas.openxmlformats.org/drawingml/2006/picture">
+                <pic:pic xmlns:pic="http://schemas.openxmlformats.org/drawingml/2006/picture">
+                  <pic:nvPicPr>
+                    <pic:cNvPr id="1052682073" name=""/>
+                    <pic:cNvPicPr/>
+                  </pic:nvPicPr>
+                  <pic:blipFill>
+                    <a:blip r:embed="rId77"/>
+                    <a:stretch>
+                      <a:fillRect/>
+                    </a:stretch>
+                  </pic:blipFill>
+                  <pic:spPr>
+                    <a:xfrm>
+                      <a:off x="0" y="0"/>
+                      <a:ext cx="5404128" cy="3816546"/>
+                    </a:xfrm>
+                    <a:prstGeom prst="rect">
+                      <a:avLst/>
+                    </a:prstGeom>
+                  </pic:spPr>
+                </pic:pic>
+              </a:graphicData>
+            </a:graphic>
+          </wp:inline>
+        </w:drawing>
+      </w:r>
+    </w:p>
+    <w:p>
+      <w:pPr>
+        <w:rPr>
+          <w:b/>
+          <w:bCs/>
+        </w:rPr>
+      </w:pPr>
+      <w:r>
+        <w:rPr>
+          <w:b/>
+          <w:bCs/>
+        </w:rPr>
+        <w:drawing>
+          <wp:inline distT="0" distB="0" distL="0" distR="0" wp14:anchorId="55B0E0FE" wp14:editId="1BF25BDD">
+            <wp:extent cx="5943600" cy="407670"/>
+            <wp:effectExtent l="0" t="0" r="0" b="0"/>
+            <wp:docPr id="456049584" name="Picture 1"/>
+            <wp:cNvGraphicFramePr>
+              <a:graphicFrameLocks xmlns:a="http://schemas.openxmlformats.org/drawingml/2006/main" noChangeAspect="1"/>
+            </wp:cNvGraphicFramePr>
+            <a:graphic xmlns:a="http://schemas.openxmlformats.org/drawingml/2006/main">
+              <a:graphicData uri="http://schemas.openxmlformats.org/drawingml/2006/picture">
+                <pic:pic xmlns:pic="http://schemas.openxmlformats.org/drawingml/2006/picture">
+                  <pic:nvPicPr>
+                    <pic:cNvPr id="456049584" name=""/>
+                    <pic:cNvPicPr/>
+                  </pic:nvPicPr>
+                  <pic:blipFill>
+                    <a:blip r:embed="rId78"/>
+                    <a:stretch>
+                      <a:fillRect/>
+                    </a:stretch>
+                  </pic:blipFill>
+                  <pic:spPr>
+                    <a:xfrm>
+                      <a:off x="0" y="0"/>
+                      <a:ext cx="5943600" cy="407670"/>
+                    </a:xfrm>
+                    <a:prstGeom prst="rect">
+                      <a:avLst/>
+                    </a:prstGeom>
+                  </pic:spPr>
+                </pic:pic>
+              </a:graphicData>
+            </a:graphic>
+          </wp:inline>
+        </w:drawing>
+      </w:r>
+    </w:p>
+    <w:p>
+      <w:pPr>
+        <w:rPr>
+          <w:b/>
+          <w:bCs/>
+        </w:rPr>
+      </w:pPr>
+      <w:r>
+        <w:rPr>
+          <w:b/>
+          <w:bCs/>
+        </w:rPr>
+        <w:drawing>
+          <wp:inline distT="0" distB="0" distL="0" distR="0" wp14:anchorId="2970D348" wp14:editId="11CC938D">
+            <wp:extent cx="5943600" cy="688975"/>
+            <wp:effectExtent l="0" t="0" r="0" b="0"/>
+            <wp:docPr id="1875894486" name="Picture 1"/>
+            <wp:cNvGraphicFramePr>
+              <a:graphicFrameLocks xmlns:a="http://schemas.openxmlformats.org/drawingml/2006/main" noChangeAspect="1"/>
+            </wp:cNvGraphicFramePr>
+            <a:graphic xmlns:a="http://schemas.openxmlformats.org/drawingml/2006/main">
+              <a:graphicData uri="http://schemas.openxmlformats.org/drawingml/2006/picture">
+                <pic:pic xmlns:pic="http://schemas.openxmlformats.org/drawingml/2006/picture">
+                  <pic:nvPicPr>
+                    <pic:cNvPr id="1875894486" name=""/>
+                    <pic:cNvPicPr/>
+                  </pic:nvPicPr>
+                  <pic:blipFill>
+                    <a:blip r:embed="rId79"/>
+                    <a:stretch>
+                      <a:fillRect/>
+                    </a:stretch>
+                  </pic:blipFill>
+                  <pic:spPr>
+                    <a:xfrm>
+                      <a:off x="0" y="0"/>
+                      <a:ext cx="5943600" cy="688975"/>
+                    </a:xfrm>
+                    <a:prstGeom prst="rect">
+                      <a:avLst/>
+                    </a:prstGeom>
+                  </pic:spPr>
+                </pic:pic>
+              </a:graphicData>
+            </a:graphic>
+          </wp:inline>
+        </w:drawing>
+      </w:r>
+    </w:p>
+    <w:p>
+      <w:pPr>
+        <w:rPr>
+          <w:b/>
+          <w:bCs/>
+        </w:rPr>
+      </w:pPr>
+      <w:r>
+        <w:rPr>
+          <w:b/>
+          <w:bCs/>
+        </w:rPr>
+        <w:drawing>
+          <wp:inline distT="0" distB="0" distL="0" distR="0" wp14:anchorId="42F51B0E" wp14:editId="501BBCAE">
+            <wp:extent cx="2006703" cy="660434"/>
+            <wp:effectExtent l="0" t="0" r="0" b="6350"/>
+            <wp:docPr id="1846558644" name="Picture 1"/>
+            <wp:cNvGraphicFramePr>
+              <a:graphicFrameLocks xmlns:a="http://schemas.openxmlformats.org/drawingml/2006/main" noChangeAspect="1"/>
+            </wp:cNvGraphicFramePr>
+            <a:graphic xmlns:a="http://schemas.openxmlformats.org/drawingml/2006/main">
+              <a:graphicData uri="http://schemas.openxmlformats.org/drawingml/2006/picture">
+                <pic:pic xmlns:pic="http://schemas.openxmlformats.org/drawingml/2006/picture">
+                  <pic:nvPicPr>
+                    <pic:cNvPr id="1846558644" name=""/>
+                    <pic:cNvPicPr/>
+                  </pic:nvPicPr>
+                  <pic:blipFill>
+                    <a:blip r:embed="rId80"/>
+                    <a:stretch>
+                      <a:fillRect/>
+                    </a:stretch>
+                  </pic:blipFill>
+                  <pic:spPr>
+                    <a:xfrm>
+                      <a:off x="0" y="0"/>
+                      <a:ext cx="2006703" cy="660434"/>
+                    </a:xfrm>
+                    <a:prstGeom prst="rect">
+                      <a:avLst/>
+                    </a:prstGeom>
+                  </pic:spPr>
+                </pic:pic>
+              </a:graphicData>
+            </a:graphic>
+          </wp:inline>
+        </w:drawing>
+      </w:r>
+    </w:p>
+    <w:p>
+      <w:pPr>
+        <w:rPr>
+          <w:b/>
+          <w:bCs/>
+        </w:rPr>
+      </w:pPr>
+    </w:p>
+    <w:p>
+      <w:pPr>
+        <w:rPr>
+          <w:b/>
+          <w:bCs/>
+        </w:rPr>
+      </w:pPr>
+    </w:p>
+    <w:p>
+      <w:pPr>
+        <w:rPr>
+          <w:b/>
+          <w:bCs/>
+        </w:rPr>
+      </w:pPr>
+    </w:p>
+    <w:p>
+      <w:pPr>
+        <w:rPr>
+          <w:b/>
+          <w:bCs/>
+        </w:rPr>
+      </w:pPr>
+    </w:p>
+    <w:p>
+      <w:pPr>
+        <w:rPr>
+          <w:b/>
+          <w:bCs/>
+        </w:rPr>
+      </w:pPr>
+    </w:p>
+    <w:p>
+      <w:pPr>
+        <w:rPr>
+          <w:b/>
+          <w:bCs/>
+        </w:rPr>
+      </w:pPr>
+    </w:p>
+    <w:p>
+      <w:pPr>
+        <w:rPr>
+          <w:b/>
+          <w:bCs/>
+        </w:rPr>
+      </w:pPr>
+    </w:p>
+    <w:p>
+      <w:pPr>
+        <w:rPr>
+          <w:b/>
+          <w:bCs/>
+        </w:rPr>
+      </w:pPr>
+      <w:r>
+        <w:rPr>
+          <w:b/>
+          <w:bCs/>
+        </w:rPr>
+        <w:lastRenderedPageBreak/>
+        <w:t>Task 9</w:t>
+      </w:r>
+    </w:p>
+    <w:p>
+      <w:pPr>
+        <w:pStyle w:val="ListParagraph"/>
+        <w:numPr>
+          <w:ilvl w:val="0"/>
+          <w:numId w:val="10"/>
+        </w:numPr>
+      </w:pPr>
+      <w:r>
+        <w:t>Save the complete monitor log for the session as evidence/t9-monitor-full.log.</w:t>
+      </w:r>
+    </w:p>
+    <w:p>
+      <w:pPr>
+        <w:pStyle w:val="ListParagraph"/>
+        <w:numPr>
+          <w:ilvl w:val="0"/>
+          <w:numId w:val="10"/>
+        </w:numPr>
+      </w:pPr>
+      <w:r>
+        <w:t>Complete the README rebuild sequence, then prove it: delete every object in nb-&lt;sid&gt; except the namespace, quota and limit range, and recreate the final state of Task 8 using the README commands only.</w:t>
+      </w:r>
+    </w:p>
+    <w:p>
+      <w:pPr>
+        <w:pStyle w:val="ListParagraph"/>
+        <w:numPr>
+          <w:ilvl w:val="0"/>
+          <w:numId w:val="10"/>
+        </w:numPr>
+      </w:pPr>
+      <w:r>
+        <w:t>Reset the context namespace to default, delete the cluster, and commit.</w:t>
+      </w:r>
+    </w:p>
+    <w:p>
+      <w:r>
+        <w:drawing>
+          <wp:inline distT="0" distB="0" distL="0" distR="0" wp14:anchorId="7330BEFE" wp14:editId="495BCD32">
+            <wp:extent cx="5943600" cy="2816225"/>
+            <wp:effectExtent l="0" t="0" r="0" b="3175"/>
+            <wp:docPr id="2143850472" name="Picture 1"/>
+            <wp:cNvGraphicFramePr>
+              <a:graphicFrameLocks xmlns:a="http://schemas.openxmlformats.org/drawingml/2006/main" noChangeAspect="1"/>
+            </wp:cNvGraphicFramePr>
+            <a:graphic xmlns:a="http://schemas.openxmlformats.org/drawingml/2006/main">
+              <a:graphicData uri="http://schemas.openxmlformats.org/drawingml/2006/picture">
+                <pic:pic xmlns:pic="http://schemas.openxmlformats.org/drawingml/2006/picture">
+                  <pic:nvPicPr>
+                    <pic:cNvPr id="2143850472" name=""/>
+                    <pic:cNvPicPr/>
+                  </pic:nvPicPr>
+                  <pic:blipFill>
+                    <a:blip r:embed="rId81"/>
+                    <a:stretch>
+                      <a:fillRect/>
+                    </a:stretch>
+                  </pic:blipFill>
+                  <pic:spPr>
+                    <a:xfrm>
+                      <a:off x="0" y="0"/>
+                      <a:ext cx="5943600" cy="2816225"/>
+                    </a:xfrm>
+                    <a:prstGeom prst="rect">
+                      <a:avLst/>
+                    </a:prstGeom>
+                  </pic:spPr>
+                </pic:pic>
+              </a:graphicData>
+            </a:graphic>
+          </wp:inline>
+        </w:drawing>
+      </w:r>
+      <w:r>
+        <w:drawing>
+          <wp:inline distT="0" distB="0" distL="0" distR="0" wp14:anchorId="31237F53" wp14:editId="3CA9B469">
+            <wp:extent cx="5943600" cy="2923540"/>
+            <wp:effectExtent l="0" t="0" r="0" b="0"/>
+            <wp:docPr id="2110903022" name="Picture 1"/>
+            <wp:cNvGraphicFramePr>
+              <a:graphicFrameLocks xmlns:a="http://schemas.openxmlformats.org/drawingml/2006/main" noChangeAspect="1"/>
+            </wp:cNvGraphicFramePr>
+            <a:graphic xmlns:a="http://schemas.openxmlformats.org/drawingml/2006/main">
+              <a:graphicData uri="http://schemas.openxmlformats.org/drawingml/2006/picture">
+                <pic:pic xmlns:pic="http://schemas.openxmlformats.org/drawingml/2006/picture">
+                  <pic:nvPicPr>
+                    <pic:cNvPr id="2110903022" name=""/>
+                    <pic:cNvPicPr/>
+                  </pic:nvPicPr>
+                  <pic:blipFill>
+                    <a:blip r:embed="rId82"/>
+                    <a:stretch>
+                      <a:fillRect/>
+                    </a:stretch>
+                  </pic:blipFill>
+                  <pic:spPr>
+                    <a:xfrm>
+                      <a:off x="0" y="0"/>
+                      <a:ext cx="5943600" cy="2923540"/>
+                    </a:xfrm>
+                    <a:prstGeom prst="rect">
+                      <a:avLst/>
+                    </a:prstGeom>
+                  </pic:spPr>
+                </pic:pic>
+              </a:graphicData>
+            </a:graphic>
+          </wp:inline>
+        </w:drawing>
+      </w:r>
+    </w:p>
+    <w:p>
+      <w:r>
+        <w:lastRenderedPageBreak/>
+        <w:drawing>
+          <wp:inline distT="0" distB="0" distL="0" distR="0" wp14:anchorId="51684AC4" wp14:editId="2B618A23">
+            <wp:extent cx="5943600" cy="2658110"/>
+            <wp:effectExtent l="0" t="0" r="0" b="8890"/>
+            <wp:docPr id="1543424644" name="Picture 1"/>
+            <wp:cNvGraphicFramePr>
+              <a:graphicFrameLocks xmlns:a="http://schemas.openxmlformats.org/drawingml/2006/main" noChangeAspect="1"/>
+            </wp:cNvGraphicFramePr>
+            <a:graphic xmlns:a="http://schemas.openxmlformats.org/drawingml/2006/main">
+              <a:graphicData uri="http://schemas.openxmlformats.org/drawingml/2006/picture">
+                <pic:pic xmlns:pic="http://schemas.openxmlformats.org/drawingml/2006/picture">
+                  <pic:nvPicPr>
+                    <pic:cNvPr id="1543424644" name=""/>
+                    <pic:cNvPicPr/>
+                  </pic:nvPicPr>
+                  <pic:blipFill>
+                    <a:blip r:embed="rId83"/>
+                    <a:stretch>
+                      <a:fillRect/>
+                    </a:stretch>
+                  </pic:blipFill>
+                  <pic:spPr>
+                    <a:xfrm>
+                      <a:off x="0" y="0"/>
+                      <a:ext cx="5943600" cy="2658110"/>
+                    </a:xfrm>
+                    <a:prstGeom prst="rect">
+                      <a:avLst/>
+                    </a:prstGeom>
+                  </pic:spPr>
+                </pic:pic>
+              </a:graphicData>
+            </a:graphic>
+          </wp:inline>
+        </w:drawing>
+      </w:r>
+    </w:p>
+    <w:p>
+      <w:r>
+        <w:drawing>
+          <wp:inline distT="0" distB="0" distL="0" distR="0" wp14:anchorId="05B052A4" wp14:editId="023D19B5">
+            <wp:extent cx="5943600" cy="1916430"/>
+            <wp:effectExtent l="0" t="0" r="0" b="7620"/>
+            <wp:docPr id="1762451320" name="Picture 1"/>
+            <wp:cNvGraphicFramePr>
+              <a:graphicFrameLocks xmlns:a="http://schemas.openxmlformats.org/drawingml/2006/main" noChangeAspect="1"/>
+            </wp:cNvGraphicFramePr>
+            <a:graphic xmlns:a="http://schemas.openxmlformats.org/drawingml/2006/main">
+              <a:graphicData uri="http://schemas.openxmlformats.org/drawingml/2006/picture">
+                <pic:pic xmlns:pic="http://schemas.openxmlformats.org/drawingml/2006/picture">
+                  <pic:nvPicPr>
+                    <pic:cNvPr id="1762451320" name=""/>
+                    <pic:cNvPicPr/>
+                  </pic:nvPicPr>
+                  <pic:blipFill>
+                    <a:blip r:embed="rId84"/>
+                    <a:stretch>
+                      <a:fillRect/>
+                    </a:stretch>
+                  </pic:blipFill>
+                  <pic:spPr>
+                    <a:xfrm>
+                      <a:off x="0" y="0"/>
+                      <a:ext cx="5943600" cy="1916430"/>
+                    </a:xfrm>
+                    <a:prstGeom prst="rect">
+                      <a:avLst/>
+                    </a:prstGeom>
+                  </pic:spPr>
+                </pic:pic>
+              </a:graphicData>
+            </a:graphic>
+          </wp:inline>
+        </w:drawing>
+      </w:r>
+    </w:p>
+    <w:p>
+      <w:pPr>
+        <w:rPr>
+          <w:b/>
+          <w:bCs/>
+        </w:rPr>
+      </w:pPr>
+      <w:r>
+        <w:rPr>
+          <w:b/>
+          <w:bCs/>
+        </w:rPr>
+        <w:t>Evidence:</w:t>
+      </w:r>
+    </w:p>
+    <w:p>
+      <w:r>
+        <w:drawing>
+          <wp:inline distT="0" distB="0" distL="0" distR="0" wp14:anchorId="154F05B9" wp14:editId="139B4807">
+            <wp:extent cx="1568531" cy="908097"/>
+            <wp:effectExtent l="0" t="0" r="0" b="6350"/>
+            <wp:docPr id="533769040" name="Picture 1"/>
+            <wp:cNvGraphicFramePr>
+              <a:graphicFrameLocks xmlns:a="http://schemas.openxmlformats.org/drawingml/2006/main" noChangeAspect="1"/>
+            </wp:cNvGraphicFramePr>
+            <a:graphic xmlns:a="http://schemas.openxmlformats.org/drawingml/2006/main">
+              <a:graphicData uri="http://schemas.openxmlformats.org/drawingml/2006/picture">
+                <pic:pic xmlns:pic="http://schemas.openxmlformats.org/drawingml/2006/picture">
+                  <pic:nvPicPr>
+                    <pic:cNvPr id="533769040" name=""/>
+                    <pic:cNvPicPr/>
+                  </pic:nvPicPr>
+                  <pic:blipFill>
+                    <a:blip r:embed="rId85"/>
+                    <a:stretch>
+                      <a:fillRect/>
+                    </a:stretch>
+                  </pic:blipFill>
+                  <pic:spPr>
+                    <a:xfrm>
+                      <a:off x="0" y="0"/>
+                      <a:ext cx="1568531" cy="908097"/>
+                    </a:xfrm>
+                    <a:prstGeom prst="rect">
+                      <a:avLst/>
+                    </a:prstGeom>
+                  </pic:spPr>
+                </pic:pic>
+              </a:graphicData>
+            </a:graphic>
+          </wp:inline>
+        </w:drawing>
+      </w:r>
+    </w:p>
+    <w:p>
+      <w:r>
+        <w:lastRenderedPageBreak/>
+        <w:drawing>
+          <wp:inline distT="0" distB="0" distL="0" distR="0" wp14:anchorId="53C2206D" wp14:editId="0F98FEAE">
+            <wp:extent cx="5943600" cy="3627755"/>
+            <wp:effectExtent l="0" t="0" r="0" b="0"/>
+            <wp:docPr id="910612638" name="Picture 1"/>
+            <wp:cNvGraphicFramePr>
+              <a:graphicFrameLocks xmlns:a="http://schemas.openxmlformats.org/drawingml/2006/main" noChangeAspect="1"/>
+            </wp:cNvGraphicFramePr>
+            <a:graphic xmlns:a="http://schemas.openxmlformats.org/drawingml/2006/main">
+              <a:graphicData uri="http://schemas.openxmlformats.org/drawingml/2006/picture">
+                <pic:pic xmlns:pic="http://schemas.openxmlformats.org/drawingml/2006/picture">
+                  <pic:nvPicPr>
+                    <pic:cNvPr id="910612638" name=""/>
+                    <pic:cNvPicPr/>
+                  </pic:nvPicPr>
+                  <pic:blipFill>
+                    <a:blip r:embed="rId86"/>
+                    <a:stretch>
+                      <a:fillRect/>
+                    </a:stretch>
+                  </pic:blipFill>
+                  <pic:spPr>
+                    <a:xfrm>
+                      <a:off x="0" y="0"/>
+                      <a:ext cx="5943600" cy="3627755"/>
+                    </a:xfrm>
+                    <a:prstGeom prst="rect">
+                      <a:avLst/>
+                    </a:prstGeom>
+                  </pic:spPr>
+                </pic:pic>
+              </a:graphicData>
+            </a:graphic>
+          </wp:inline>
+        </w:drawing>
+      </w:r>
+    </w:p>
+    <w:p>
+      <w:r>
+        <w:drawing>
+          <wp:inline distT="0" distB="0" distL="0" distR="0" wp14:anchorId="434F62B3" wp14:editId="578A3735">
+            <wp:extent cx="5937555" cy="2908449"/>
+            <wp:effectExtent l="0" t="0" r="6350" b="6350"/>
+            <wp:docPr id="1484271185" name="Picture 1"/>
+            <wp:cNvGraphicFramePr>
+              <a:graphicFrameLocks xmlns:a="http://schemas.openxmlformats.org/drawingml/2006/main" noChangeAspect="1"/>
+            </wp:cNvGraphicFramePr>
+            <a:graphic xmlns:a="http://schemas.openxmlformats.org/drawingml/2006/main">
+              <a:graphicData uri="http://schemas.openxmlformats.org/drawingml/2006/picture">
+                <pic:pic xmlns:pic="http://schemas.openxmlformats.org/drawingml/2006/picture">
+                  <pic:nvPicPr>
+                    <pic:cNvPr id="1484271185" name=""/>
+                    <pic:cNvPicPr/>
+                  </pic:nvPicPr>
+                  <pic:blipFill>
+                    <a:blip r:embed="rId87"/>
+                    <a:stretch>
+                      <a:fillRect/>
+                    </a:stretch>
+                  </pic:blipFill>
+                  <pic:spPr>
+                    <a:xfrm>
+                      <a:off x="0" y="0"/>
+                      <a:ext cx="5937555" cy="2908449"/>
+                    </a:xfrm>
+                    <a:prstGeom prst="rect">
+                      <a:avLst/>
+                    </a:prstGeom>
+                  </pic:spPr>
+                </pic:pic>
+              </a:graphicData>
+            </a:graphic>
+          </wp:inline>
+        </w:drawing>
+      </w:r>
+    </w:p>
     <w:sectPr>
       <w:pgSz w:w="12240" w:h="15840"/>
       <w:pgMar w:top="1440" w:right="1440" w:bottom="1440" w:left="1440" w:header="720" w:footer="720" w:gutter="0"/>
@@ -1185,7 +4889,9 @@
         <w:bottom w:val="single" w:sz="4" w:space="24" w:color="auto"/>
         <w:right w:val="single" w:sz="4" w:space="24" w:color="auto"/>
       </w:pgBorders>
+      <w:pgNumType w:start="0"/>
       <w:cols w:space="720"/>
+      <w:titlePg/>
       <w:docGrid w:linePitch="360"/>
     </w:sectPr>
   </w:body>
@@ -1195,6 +4901,95 @@
 <file path=word/numbering.xml><?xml version="1.0" encoding="utf-8"?>
 <w:numbering xmlns:wpc="http://schemas.microsoft.com/office/word/2010/wordprocessingCanvas" xmlns:cx="http://schemas.microsoft.com/office/drawing/2014/chartex" xmlns:cx1="http://schemas.microsoft.com/office/drawing/2015/9/8/chartex" xmlns:cx2="http://schemas.microsoft.com/office/drawing/2015/10/21/chartex" xmlns:cx3="http://schemas.microsoft.com/office/drawing/2016/5/9/chartex" xmlns:cx4="http://schemas.microsoft.com/office/drawing/2016/5/10/chartex" xmlns:cx5="http://schemas.microsoft.com/office/drawing/2016/5/11/chartex" xmlns:cx6="http://schemas.microsoft.com/office/drawing/2016/5/12/chartex" xmlns:cx7="http://schemas.microsoft.com/office/drawing/2016/5/13/chartex" xmlns:cx8="http://schemas.microsoft.com/office/drawing/2016/5/14/chartex" xmlns:mc="http://schemas.openxmlformats.org/markup-compatibility/2006" xmlns:aink="http://schemas.microsoft.com/office/drawing/2016/ink" xmlns:am3d="http://schemas.microsoft.com/office/drawing/2017/model3d" xmlns:o="urn:schemas-microsoft-com:office:office" xmlns:oel="http://schemas.microsoft.com/office/2019/extlst" xmlns:r="http://schemas.openxmlformats.org/officeDocument/2006/relationships" xmlns:m="http://schemas.openxmlformats.org/officeDocument/2006/math" xmlns:v="urn:schemas-microsoft-com:vml" xmlns:wp14="http://schemas.microsoft.com/office/word/2010/wordprocessingDrawing" xmlns:wp="http://schemas.openxmlformats.org/drawingml/2006/wordprocessingDrawing" xmlns:w10="urn:schemas-microsoft-com:office:word" xmlns:w="http://schemas.openxmlformats.org/wordprocessingml/2006/main" xmlns:w14="http://schemas.microsoft.com/office/word/2010/wordml" xmlns:w15="http://schemas.microsoft.com/office/word/2012/wordml" xmlns:w16cex="http://schemas.microsoft.com/office/word/2018/wordml/cex" xmlns:w16cid="http://schemas.microsoft.com/office/word/2016/wordml/cid" xmlns:w16="http://schemas.microsoft.com/office/word/2018/wordml" xmlns:w16du="http://schemas.microsoft.com/office/word/2023/wordml/word16du" xmlns:w16sdtdh="http://schemas.microsoft.com/office/word/2020/wordml/sdtdatahash" xmlns:w16sdtfl="http://schemas.microsoft.com/office/word/2024/wordml/sdtformatlock" xmlns:w16se="http://schemas.microsoft.com/office/word/2015/wordml/symex" xmlns:wpg="http://schemas.microsoft.com/office/word/2010/wordprocessingGroup" xmlns:wpi="http://schemas.microsoft.com/office/word/2010/wordprocessingInk" xmlns:wne="http://schemas.microsoft.com/office/word/2006/wordml" xmlns:wps="http://schemas.microsoft.com/office/word/2010/wordprocessingShape" mc:Ignorable="w14 w15 w16se w16cid w16 w16cex w16sdtdh w16sdtfl w16du wp14">
   <w:abstractNum w:abstractNumId="0" w15:restartNumberingAfterBreak="0">
+    <w:nsid w:val="00D3489F"/>
+    <w:multiLevelType w:val="hybridMultilevel"/>
+    <w:tmpl w:val="D1FE9D02"/>
+    <w:lvl w:ilvl="0" w:tplc="0409000F">
+      <w:start w:val="1"/>
+      <w:numFmt w:val="decimal"/>
+      <w:lvlText w:val="%1."/>
+      <w:lvlJc w:val="left"/>
+      <w:pPr>
+        <w:ind w:left="720" w:hanging="360"/>
+      </w:pPr>
+      <w:rPr>
+        <w:rFonts w:hint="default"/>
+      </w:rPr>
+    </w:lvl>
+    <w:lvl w:ilvl="1" w:tplc="04090019" w:tentative="1">
+      <w:start w:val="1"/>
+      <w:numFmt w:val="lowerLetter"/>
+      <w:lvlText w:val="%2."/>
+      <w:lvlJc w:val="left"/>
+      <w:pPr>
+        <w:ind w:left="1440" w:hanging="360"/>
+      </w:pPr>
+    </w:lvl>
+    <w:lvl w:ilvl="2" w:tplc="0409001B" w:tentative="1">
+      <w:start w:val="1"/>
+      <w:numFmt w:val="lowerRoman"/>
+      <w:lvlText w:val="%3."/>
+      <w:lvlJc w:val="right"/>
+      <w:pPr>
+        <w:ind w:left="2160" w:hanging="180"/>
+      </w:pPr>
+    </w:lvl>
+    <w:lvl w:ilvl="3" w:tplc="0409000F" w:tentative="1">
+      <w:start w:val="1"/>
+      <w:numFmt w:val="decimal"/>
+      <w:lvlText w:val="%4."/>
+      <w:lvlJc w:val="left"/>
+      <w:pPr>
+        <w:ind w:left="2880" w:hanging="360"/>
+      </w:pPr>
+    </w:lvl>
+    <w:lvl w:ilvl="4" w:tplc="04090019" w:tentative="1">
+      <w:start w:val="1"/>
+      <w:numFmt w:val="lowerLetter"/>
+      <w:lvlText w:val="%5."/>
+      <w:lvlJc w:val="left"/>
+      <w:pPr>
+        <w:ind w:left="3600" w:hanging="360"/>
+      </w:pPr>
+    </w:lvl>
+    <w:lvl w:ilvl="5" w:tplc="0409001B" w:tentative="1">
+      <w:start w:val="1"/>
+      <w:numFmt w:val="lowerRoman"/>
+      <w:lvlText w:val="%6."/>
+      <w:lvlJc w:val="right"/>
+      <w:pPr>
+        <w:ind w:left="4320" w:hanging="180"/>
+      </w:pPr>
+    </w:lvl>
+    <w:lvl w:ilvl="6" w:tplc="0409000F" w:tentative="1">
+      <w:start w:val="1"/>
+      <w:numFmt w:val="decimal"/>
+      <w:lvlText w:val="%7."/>
+      <w:lvlJc w:val="left"/>
+      <w:pPr>
+        <w:ind w:left="5040" w:hanging="360"/>
+      </w:pPr>
+    </w:lvl>
+    <w:lvl w:ilvl="7" w:tplc="04090019" w:tentative="1">
+      <w:start w:val="1"/>
+      <w:numFmt w:val="lowerLetter"/>
+      <w:lvlText w:val="%8."/>
+      <w:lvlJc w:val="left"/>
+      <w:pPr>
+        <w:ind w:left="5760" w:hanging="360"/>
+      </w:pPr>
+    </w:lvl>
+    <w:lvl w:ilvl="8" w:tplc="0409001B" w:tentative="1">
+      <w:start w:val="1"/>
+      <w:numFmt w:val="lowerRoman"/>
+      <w:lvlText w:val="%9."/>
+      <w:lvlJc w:val="right"/>
+      <w:pPr>
+        <w:ind w:left="6480" w:hanging="180"/>
+      </w:pPr>
+    </w:lvl>
+  </w:abstractNum>
+  <w:abstractNum w:abstractNumId="1" w15:restartNumberingAfterBreak="0">
     <w:nsid w:val="0A8F4530"/>
     <w:multiLevelType w:val="hybridMultilevel"/>
     <w:tmpl w:val="6A64084A"/>
@@ -1283,7 +5078,96 @@
       </w:pPr>
     </w:lvl>
   </w:abstractNum>
-  <w:abstractNum w:abstractNumId="1" w15:restartNumberingAfterBreak="0">
+  <w:abstractNum w:abstractNumId="2" w15:restartNumberingAfterBreak="0">
+    <w:nsid w:val="0ADE06B0"/>
+    <w:multiLevelType w:val="hybridMultilevel"/>
+    <w:tmpl w:val="30CED2B6"/>
+    <w:lvl w:ilvl="0" w:tplc="0409000F">
+      <w:start w:val="1"/>
+      <w:numFmt w:val="decimal"/>
+      <w:lvlText w:val="%1."/>
+      <w:lvlJc w:val="left"/>
+      <w:pPr>
+        <w:ind w:left="720" w:hanging="360"/>
+      </w:pPr>
+      <w:rPr>
+        <w:rFonts w:hint="default"/>
+      </w:rPr>
+    </w:lvl>
+    <w:lvl w:ilvl="1" w:tplc="04090019" w:tentative="1">
+      <w:start w:val="1"/>
+      <w:numFmt w:val="lowerLetter"/>
+      <w:lvlText w:val="%2."/>
+      <w:lvlJc w:val="left"/>
+      <w:pPr>
+        <w:ind w:left="1440" w:hanging="360"/>
+      </w:pPr>
+    </w:lvl>
+    <w:lvl w:ilvl="2" w:tplc="0409001B" w:tentative="1">
+      <w:start w:val="1"/>
+      <w:numFmt w:val="lowerRoman"/>
+      <w:lvlText w:val="%3."/>
+      <w:lvlJc w:val="right"/>
+      <w:pPr>
+        <w:ind w:left="2160" w:hanging="180"/>
+      </w:pPr>
+    </w:lvl>
+    <w:lvl w:ilvl="3" w:tplc="0409000F" w:tentative="1">
+      <w:start w:val="1"/>
+      <w:numFmt w:val="decimal"/>
+      <w:lvlText w:val="%4."/>
+      <w:lvlJc w:val="left"/>
+      <w:pPr>
+        <w:ind w:left="2880" w:hanging="360"/>
+      </w:pPr>
+    </w:lvl>
+    <w:lvl w:ilvl="4" w:tplc="04090019" w:tentative="1">
+      <w:start w:val="1"/>
+      <w:numFmt w:val="lowerLetter"/>
+      <w:lvlText w:val="%5."/>
+      <w:lvlJc w:val="left"/>
+      <w:pPr>
+        <w:ind w:left="3600" w:hanging="360"/>
+      </w:pPr>
+    </w:lvl>
+    <w:lvl w:ilvl="5" w:tplc="0409001B" w:tentative="1">
+      <w:start w:val="1"/>
+      <w:numFmt w:val="lowerRoman"/>
+      <w:lvlText w:val="%6."/>
+      <w:lvlJc w:val="right"/>
+      <w:pPr>
+        <w:ind w:left="4320" w:hanging="180"/>
+      </w:pPr>
+    </w:lvl>
+    <w:lvl w:ilvl="6" w:tplc="0409000F" w:tentative="1">
+      <w:start w:val="1"/>
+      <w:numFmt w:val="decimal"/>
+      <w:lvlText w:val="%7."/>
+      <w:lvlJc w:val="left"/>
+      <w:pPr>
+        <w:ind w:left="5040" w:hanging="360"/>
+      </w:pPr>
+    </w:lvl>
+    <w:lvl w:ilvl="7" w:tplc="04090019" w:tentative="1">
+      <w:start w:val="1"/>
+      <w:numFmt w:val="lowerLetter"/>
+      <w:lvlText w:val="%8."/>
+      <w:lvlJc w:val="left"/>
+      <w:pPr>
+        <w:ind w:left="5760" w:hanging="360"/>
+      </w:pPr>
+    </w:lvl>
+    <w:lvl w:ilvl="8" w:tplc="0409001B" w:tentative="1">
+      <w:start w:val="1"/>
+      <w:numFmt w:val="lowerRoman"/>
+      <w:lvlText w:val="%9."/>
+      <w:lvlJc w:val="right"/>
+      <w:pPr>
+        <w:ind w:left="6480" w:hanging="180"/>
+      </w:pPr>
+    </w:lvl>
+  </w:abstractNum>
+  <w:abstractNum w:abstractNumId="3" w15:restartNumberingAfterBreak="0">
     <w:nsid w:val="174D0D73"/>
     <w:multiLevelType w:val="multilevel"/>
     <w:tmpl w:val="3976C31E"/>
@@ -1396,7 +5280,96 @@
       </w:pPr>
     </w:lvl>
   </w:abstractNum>
-  <w:abstractNum w:abstractNumId="2" w15:restartNumberingAfterBreak="0">
+  <w:abstractNum w:abstractNumId="4" w15:restartNumberingAfterBreak="0">
+    <w:nsid w:val="1DFA2E29"/>
+    <w:multiLevelType w:val="hybridMultilevel"/>
+    <w:tmpl w:val="504CEEFA"/>
+    <w:lvl w:ilvl="0" w:tplc="0409000F">
+      <w:start w:val="1"/>
+      <w:numFmt w:val="decimal"/>
+      <w:lvlText w:val="%1."/>
+      <w:lvlJc w:val="left"/>
+      <w:pPr>
+        <w:ind w:left="720" w:hanging="360"/>
+      </w:pPr>
+      <w:rPr>
+        <w:rFonts w:hint="default"/>
+      </w:rPr>
+    </w:lvl>
+    <w:lvl w:ilvl="1" w:tplc="04090019" w:tentative="1">
+      <w:start w:val="1"/>
+      <w:numFmt w:val="lowerLetter"/>
+      <w:lvlText w:val="%2."/>
+      <w:lvlJc w:val="left"/>
+      <w:pPr>
+        <w:ind w:left="1440" w:hanging="360"/>
+      </w:pPr>
+    </w:lvl>
+    <w:lvl w:ilvl="2" w:tplc="0409001B" w:tentative="1">
+      <w:start w:val="1"/>
+      <w:numFmt w:val="lowerRoman"/>
+      <w:lvlText w:val="%3."/>
+      <w:lvlJc w:val="right"/>
+      <w:pPr>
+        <w:ind w:left="2160" w:hanging="180"/>
+      </w:pPr>
+    </w:lvl>
+    <w:lvl w:ilvl="3" w:tplc="0409000F" w:tentative="1">
+      <w:start w:val="1"/>
+      <w:numFmt w:val="decimal"/>
+      <w:lvlText w:val="%4."/>
+      <w:lvlJc w:val="left"/>
+      <w:pPr>
+        <w:ind w:left="2880" w:hanging="360"/>
+      </w:pPr>
+    </w:lvl>
+    <w:lvl w:ilvl="4" w:tplc="04090019" w:tentative="1">
+      <w:start w:val="1"/>
+      <w:numFmt w:val="lowerLetter"/>
+      <w:lvlText w:val="%5."/>
+      <w:lvlJc w:val="left"/>
+      <w:pPr>
+        <w:ind w:left="3600" w:hanging="360"/>
+      </w:pPr>
+    </w:lvl>
+    <w:lvl w:ilvl="5" w:tplc="0409001B" w:tentative="1">
+      <w:start w:val="1"/>
+      <w:numFmt w:val="lowerRoman"/>
+      <w:lvlText w:val="%6."/>
+      <w:lvlJc w:val="right"/>
+      <w:pPr>
+        <w:ind w:left="4320" w:hanging="180"/>
+      </w:pPr>
+    </w:lvl>
+    <w:lvl w:ilvl="6" w:tplc="0409000F" w:tentative="1">
+      <w:start w:val="1"/>
+      <w:numFmt w:val="decimal"/>
+      <w:lvlText w:val="%7."/>
+      <w:lvlJc w:val="left"/>
+      <w:pPr>
+        <w:ind w:left="5040" w:hanging="360"/>
+      </w:pPr>
+    </w:lvl>
+    <w:lvl w:ilvl="7" w:tplc="04090019" w:tentative="1">
+      <w:start w:val="1"/>
+      <w:numFmt w:val="lowerLetter"/>
+      <w:lvlText w:val="%8."/>
+      <w:lvlJc w:val="left"/>
+      <w:pPr>
+        <w:ind w:left="5760" w:hanging="360"/>
+      </w:pPr>
+    </w:lvl>
+    <w:lvl w:ilvl="8" w:tplc="0409001B" w:tentative="1">
+      <w:start w:val="1"/>
+      <w:numFmt w:val="lowerRoman"/>
+      <w:lvlText w:val="%9."/>
+      <w:lvlJc w:val="right"/>
+      <w:pPr>
+        <w:ind w:left="6480" w:hanging="180"/>
+      </w:pPr>
+    </w:lvl>
+  </w:abstractNum>
+  <w:abstractNum w:abstractNumId="5" w15:restartNumberingAfterBreak="0">
     <w:nsid w:val="23FE7B02"/>
     <w:multiLevelType w:val="hybridMultilevel"/>
     <w:tmpl w:val="C5D28B3E"/>
@@ -1485,7 +5458,387 @@
       </w:pPr>
     </w:lvl>
   </w:abstractNum>
-  <w:abstractNum w:abstractNumId="3" w15:restartNumberingAfterBreak="0">
+  <w:abstractNum w:abstractNumId="6" w15:restartNumberingAfterBreak="0">
+    <w:nsid w:val="32B20CD9"/>
+    <w:multiLevelType w:val="hybridMultilevel"/>
+    <w:tmpl w:val="37D8BD5A"/>
+    <w:lvl w:ilvl="0" w:tplc="0409000F">
+      <w:start w:val="1"/>
+      <w:numFmt w:val="decimal"/>
+      <w:lvlText w:val="%1."/>
+      <w:lvlJc w:val="left"/>
+      <w:pPr>
+        <w:ind w:left="720" w:hanging="360"/>
+      </w:pPr>
+      <w:rPr>
+        <w:rFonts w:hint="default"/>
+      </w:rPr>
+    </w:lvl>
+    <w:lvl w:ilvl="1" w:tplc="04090019" w:tentative="1">
+      <w:start w:val="1"/>
+      <w:numFmt w:val="lowerLetter"/>
+      <w:lvlText w:val="%2."/>
+      <w:lvlJc w:val="left"/>
+      <w:pPr>
+        <w:ind w:left="1440" w:hanging="360"/>
+      </w:pPr>
+    </w:lvl>
+    <w:lvl w:ilvl="2" w:tplc="0409001B" w:tentative="1">
+      <w:start w:val="1"/>
+      <w:numFmt w:val="lowerRoman"/>
+      <w:lvlText w:val="%3."/>
+      <w:lvlJc w:val="right"/>
+      <w:pPr>
+        <w:ind w:left="2160" w:hanging="180"/>
+      </w:pPr>
+    </w:lvl>
+    <w:lvl w:ilvl="3" w:tplc="0409000F" w:tentative="1">
+      <w:start w:val="1"/>
+      <w:numFmt w:val="decimal"/>
+      <w:lvlText w:val="%4."/>
+      <w:lvlJc w:val="left"/>
+      <w:pPr>
+        <w:ind w:left="2880" w:hanging="360"/>
+      </w:pPr>
+    </w:lvl>
+    <w:lvl w:ilvl="4" w:tplc="04090019" w:tentative="1">
+      <w:start w:val="1"/>
+      <w:numFmt w:val="lowerLetter"/>
+      <w:lvlText w:val="%5."/>
+      <w:lvlJc w:val="left"/>
+      <w:pPr>
+        <w:ind w:left="3600" w:hanging="360"/>
+      </w:pPr>
+    </w:lvl>
+    <w:lvl w:ilvl="5" w:tplc="0409001B" w:tentative="1">
+      <w:start w:val="1"/>
+      <w:numFmt w:val="lowerRoman"/>
+      <w:lvlText w:val="%6."/>
+      <w:lvlJc w:val="right"/>
+      <w:pPr>
+        <w:ind w:left="4320" w:hanging="180"/>
+      </w:pPr>
+    </w:lvl>
+    <w:lvl w:ilvl="6" w:tplc="0409000F" w:tentative="1">
+      <w:start w:val="1"/>
+      <w:numFmt w:val="decimal"/>
+      <w:lvlText w:val="%7."/>
+      <w:lvlJc w:val="left"/>
+      <w:pPr>
+        <w:ind w:left="5040" w:hanging="360"/>
+      </w:pPr>
+    </w:lvl>
+    <w:lvl w:ilvl="7" w:tplc="04090019" w:tentative="1">
+      <w:start w:val="1"/>
+      <w:numFmt w:val="lowerLetter"/>
+      <w:lvlText w:val="%8."/>
+      <w:lvlJc w:val="left"/>
+      <w:pPr>
+        <w:ind w:left="5760" w:hanging="360"/>
+      </w:pPr>
+    </w:lvl>
+    <w:lvl w:ilvl="8" w:tplc="0409001B" w:tentative="1">
+      <w:start w:val="1"/>
+      <w:numFmt w:val="lowerRoman"/>
+      <w:lvlText w:val="%9."/>
+      <w:lvlJc w:val="right"/>
+      <w:pPr>
+        <w:ind w:left="6480" w:hanging="180"/>
+      </w:pPr>
+    </w:lvl>
+  </w:abstractNum>
+  <w:abstractNum w:abstractNumId="7" w15:restartNumberingAfterBreak="0">
+    <w:nsid w:val="357E652F"/>
+    <w:multiLevelType w:val="hybridMultilevel"/>
+    <w:tmpl w:val="E872120C"/>
+    <w:lvl w:ilvl="0" w:tplc="0409000F">
+      <w:start w:val="1"/>
+      <w:numFmt w:val="decimal"/>
+      <w:lvlText w:val="%1."/>
+      <w:lvlJc w:val="left"/>
+      <w:pPr>
+        <w:ind w:left="720" w:hanging="360"/>
+      </w:pPr>
+      <w:rPr>
+        <w:rFonts w:hint="default"/>
+      </w:rPr>
+    </w:lvl>
+    <w:lvl w:ilvl="1" w:tplc="04090019" w:tentative="1">
+      <w:start w:val="1"/>
+      <w:numFmt w:val="lowerLetter"/>
+      <w:lvlText w:val="%2."/>
+      <w:lvlJc w:val="left"/>
+      <w:pPr>
+        <w:ind w:left="1440" w:hanging="360"/>
+      </w:pPr>
+    </w:lvl>
+    <w:lvl w:ilvl="2" w:tplc="0409001B" w:tentative="1">
+      <w:start w:val="1"/>
+      <w:numFmt w:val="lowerRoman"/>
+      <w:lvlText w:val="%3."/>
+      <w:lvlJc w:val="right"/>
+      <w:pPr>
+        <w:ind w:left="2160" w:hanging="180"/>
+      </w:pPr>
+    </w:lvl>
+    <w:lvl w:ilvl="3" w:tplc="0409000F" w:tentative="1">
+      <w:start w:val="1"/>
+      <w:numFmt w:val="decimal"/>
+      <w:lvlText w:val="%4."/>
+      <w:lvlJc w:val="left"/>
+      <w:pPr>
+        <w:ind w:left="2880" w:hanging="360"/>
+      </w:pPr>
+    </w:lvl>
+    <w:lvl w:ilvl="4" w:tplc="04090019" w:tentative="1">
+      <w:start w:val="1"/>
+      <w:numFmt w:val="lowerLetter"/>
+      <w:lvlText w:val="%5."/>
+      <w:lvlJc w:val="left"/>
+      <w:pPr>
+        <w:ind w:left="3600" w:hanging="360"/>
+      </w:pPr>
+    </w:lvl>
+    <w:lvl w:ilvl="5" w:tplc="0409001B" w:tentative="1">
+      <w:start w:val="1"/>
+      <w:numFmt w:val="lowerRoman"/>
+      <w:lvlText w:val="%6."/>
+      <w:lvlJc w:val="right"/>
+      <w:pPr>
+        <w:ind w:left="4320" w:hanging="180"/>
+      </w:pPr>
+    </w:lvl>
+    <w:lvl w:ilvl="6" w:tplc="0409000F" w:tentative="1">
+      <w:start w:val="1"/>
+      <w:numFmt w:val="decimal"/>
+      <w:lvlText w:val="%7."/>
+      <w:lvlJc w:val="left"/>
+      <w:pPr>
+        <w:ind w:left="5040" w:hanging="360"/>
+      </w:pPr>
+    </w:lvl>
+    <w:lvl w:ilvl="7" w:tplc="04090019" w:tentative="1">
+      <w:start w:val="1"/>
+      <w:numFmt w:val="lowerLetter"/>
+      <w:lvlText w:val="%8."/>
+      <w:lvlJc w:val="left"/>
+      <w:pPr>
+        <w:ind w:left="5760" w:hanging="360"/>
+      </w:pPr>
+    </w:lvl>
+    <w:lvl w:ilvl="8" w:tplc="0409001B" w:tentative="1">
+      <w:start w:val="1"/>
+      <w:numFmt w:val="lowerRoman"/>
+      <w:lvlText w:val="%9."/>
+      <w:lvlJc w:val="right"/>
+      <w:pPr>
+        <w:ind w:left="6480" w:hanging="180"/>
+      </w:pPr>
+    </w:lvl>
+  </w:abstractNum>
+  <w:abstractNum w:abstractNumId="8" w15:restartNumberingAfterBreak="0">
+    <w:nsid w:val="52AC4EF1"/>
+    <w:multiLevelType w:val="hybridMultilevel"/>
+    <w:tmpl w:val="687A7636"/>
+    <w:lvl w:ilvl="0" w:tplc="04090001">
+      <w:start w:val="1"/>
+      <w:numFmt w:val="bullet"/>
+      <w:lvlText w:val=""/>
+      <w:lvlJc w:val="left"/>
+      <w:pPr>
+        <w:ind w:left="1080" w:hanging="360"/>
+      </w:pPr>
+      <w:rPr>
+        <w:rFonts w:ascii="Symbol" w:hAnsi="Symbol" w:hint="default"/>
+      </w:rPr>
+    </w:lvl>
+    <w:lvl w:ilvl="1" w:tplc="04090003" w:tentative="1">
+      <w:start w:val="1"/>
+      <w:numFmt w:val="bullet"/>
+      <w:lvlText w:val="o"/>
+      <w:lvlJc w:val="left"/>
+      <w:pPr>
+        <w:ind w:left="1800" w:hanging="360"/>
+      </w:pPr>
+      <w:rPr>
+        <w:rFonts w:ascii="Courier New" w:hAnsi="Courier New" w:cs="Courier New" w:hint="default"/>
+      </w:rPr>
+    </w:lvl>
+    <w:lvl w:ilvl="2" w:tplc="04090005" w:tentative="1">
+      <w:start w:val="1"/>
+      <w:numFmt w:val="bullet"/>
+      <w:lvlText w:val=""/>
+      <w:lvlJc w:val="left"/>
+      <w:pPr>
+        <w:ind w:left="2520" w:hanging="360"/>
+      </w:pPr>
+      <w:rPr>
+        <w:rFonts w:ascii="Wingdings" w:hAnsi="Wingdings" w:hint="default"/>
+      </w:rPr>
+    </w:lvl>
+    <w:lvl w:ilvl="3" w:tplc="04090001" w:tentative="1">
+      <w:start w:val="1"/>
+      <w:numFmt w:val="bullet"/>
+      <w:lvlText w:val=""/>
+      <w:lvlJc w:val="left"/>
+      <w:pPr>
+        <w:ind w:left="3240" w:hanging="360"/>
+      </w:pPr>
+      <w:rPr>
+        <w:rFonts w:ascii="Symbol" w:hAnsi="Symbol" w:hint="default"/>
+      </w:rPr>
+    </w:lvl>
+    <w:lvl w:ilvl="4" w:tplc="04090003" w:tentative="1">
+      <w:start w:val="1"/>
+      <w:numFmt w:val="bullet"/>
+      <w:lvlText w:val="o"/>
+      <w:lvlJc w:val="left"/>
+      <w:pPr>
+        <w:ind w:left="3960" w:hanging="360"/>
+      </w:pPr>
+      <w:rPr>
+        <w:rFonts w:ascii="Courier New" w:hAnsi="Courier New" w:cs="Courier New" w:hint="default"/>
+      </w:rPr>
+    </w:lvl>
+    <w:lvl w:ilvl="5" w:tplc="04090005" w:tentative="1">
+      <w:start w:val="1"/>
+      <w:numFmt w:val="bullet"/>
+      <w:lvlText w:val=""/>
+      <w:lvlJc w:val="left"/>
+      <w:pPr>
+        <w:ind w:left="4680" w:hanging="360"/>
+      </w:pPr>
+      <w:rPr>
+        <w:rFonts w:ascii="Wingdings" w:hAnsi="Wingdings" w:hint="default"/>
+      </w:rPr>
+    </w:lvl>
+    <w:lvl w:ilvl="6" w:tplc="04090001" w:tentative="1">
+      <w:start w:val="1"/>
+      <w:numFmt w:val="bullet"/>
+      <w:lvlText w:val=""/>
+      <w:lvlJc w:val="left"/>
+      <w:pPr>
+        <w:ind w:left="5400" w:hanging="360"/>
+      </w:pPr>
+      <w:rPr>
+        <w:rFonts w:ascii="Symbol" w:hAnsi="Symbol" w:hint="default"/>
+      </w:rPr>
+    </w:lvl>
+    <w:lvl w:ilvl="7" w:tplc="04090003" w:tentative="1">
+      <w:start w:val="1"/>
+      <w:numFmt w:val="bullet"/>
+      <w:lvlText w:val="o"/>
+      <w:lvlJc w:val="left"/>
+      <w:pPr>
+        <w:ind w:left="6120" w:hanging="360"/>
+      </w:pPr>
+      <w:rPr>
+        <w:rFonts w:ascii="Courier New" w:hAnsi="Courier New" w:cs="Courier New" w:hint="default"/>
+      </w:rPr>
+    </w:lvl>
+    <w:lvl w:ilvl="8" w:tplc="04090005" w:tentative="1">
+      <w:start w:val="1"/>
+      <w:numFmt w:val="bullet"/>
+      <w:lvlText w:val=""/>
+      <w:lvlJc w:val="left"/>
+      <w:pPr>
+        <w:ind w:left="6840" w:hanging="360"/>
+      </w:pPr>
+      <w:rPr>
+        <w:rFonts w:ascii="Wingdings" w:hAnsi="Wingdings" w:hint="default"/>
+      </w:rPr>
+    </w:lvl>
+  </w:abstractNum>
+  <w:abstractNum w:abstractNumId="9" w15:restartNumberingAfterBreak="0">
+    <w:nsid w:val="5DA67871"/>
+    <w:multiLevelType w:val="hybridMultilevel"/>
+    <w:tmpl w:val="EC52A690"/>
+    <w:lvl w:ilvl="0" w:tplc="0409000F">
+      <w:start w:val="1"/>
+      <w:numFmt w:val="decimal"/>
+      <w:lvlText w:val="%1."/>
+      <w:lvlJc w:val="left"/>
+      <w:pPr>
+        <w:ind w:left="720" w:hanging="360"/>
+      </w:pPr>
+      <w:rPr>
+        <w:rFonts w:hint="default"/>
+      </w:rPr>
+    </w:lvl>
+    <w:lvl w:ilvl="1" w:tplc="04090019" w:tentative="1">
+      <w:start w:val="1"/>
+      <w:numFmt w:val="lowerLetter"/>
+      <w:lvlText w:val="%2."/>
+      <w:lvlJc w:val="left"/>
+      <w:pPr>
+        <w:ind w:left="1440" w:hanging="360"/>
+      </w:pPr>
+    </w:lvl>
+    <w:lvl w:ilvl="2" w:tplc="0409001B" w:tentative="1">
+      <w:start w:val="1"/>
+      <w:numFmt w:val="lowerRoman"/>
+      <w:lvlText w:val="%3."/>
+      <w:lvlJc w:val="right"/>
+      <w:pPr>
+        <w:ind w:left="2160" w:hanging="180"/>
+      </w:pPr>
+    </w:lvl>
+    <w:lvl w:ilvl="3" w:tplc="0409000F" w:tentative="1">
+      <w:start w:val="1"/>
+      <w:numFmt w:val="decimal"/>
+      <w:lvlText w:val="%4."/>
+      <w:lvlJc w:val="left"/>
+      <w:pPr>
+        <w:ind w:left="2880" w:hanging="360"/>
+      </w:pPr>
+    </w:lvl>
+    <w:lvl w:ilvl="4" w:tplc="04090019" w:tentative="1">
+      <w:start w:val="1"/>
+      <w:numFmt w:val="lowerLetter"/>
+      <w:lvlText w:val="%5."/>
+      <w:lvlJc w:val="left"/>
+      <w:pPr>
+        <w:ind w:left="3600" w:hanging="360"/>
+      </w:pPr>
+    </w:lvl>
+    <w:lvl w:ilvl="5" w:tplc="0409001B" w:tentative="1">
+      <w:start w:val="1"/>
+      <w:numFmt w:val="lowerRoman"/>
+      <w:lvlText w:val="%6."/>
+      <w:lvlJc w:val="right"/>
+      <w:pPr>
+        <w:ind w:left="4320" w:hanging="180"/>
+      </w:pPr>
+    </w:lvl>
+    <w:lvl w:ilvl="6" w:tplc="0409000F" w:tentative="1">
+      <w:start w:val="1"/>
+      <w:numFmt w:val="decimal"/>
+      <w:lvlText w:val="%7."/>
+      <w:lvlJc w:val="left"/>
+      <w:pPr>
+        <w:ind w:left="5040" w:hanging="360"/>
+      </w:pPr>
+    </w:lvl>
+    <w:lvl w:ilvl="7" w:tplc="04090019" w:tentative="1">
+      <w:start w:val="1"/>
+      <w:numFmt w:val="lowerLetter"/>
+      <w:lvlText w:val="%8."/>
+      <w:lvlJc w:val="left"/>
+      <w:pPr>
+        <w:ind w:left="5760" w:hanging="360"/>
+      </w:pPr>
+    </w:lvl>
+    <w:lvl w:ilvl="8" w:tplc="0409001B" w:tentative="1">
+      <w:start w:val="1"/>
+      <w:numFmt w:val="lowerRoman"/>
+      <w:lvlText w:val="%9."/>
+      <w:lvlJc w:val="right"/>
+      <w:pPr>
+        <w:ind w:left="6480" w:hanging="180"/>
+      </w:pPr>
+    </w:lvl>
+  </w:abstractNum>
+  <w:abstractNum w:abstractNumId="10" w15:restartNumberingAfterBreak="0">
     <w:nsid w:val="66C96DD7"/>
     <w:multiLevelType w:val="hybridMultilevel"/>
     <w:tmpl w:val="BB8EC954"/>
@@ -1575,16 +5928,37 @@
     </w:lvl>
   </w:abstractNum>
   <w:num w:numId="1" w16cid:durableId="1900822946">
+    <w:abstractNumId w:val="1"/>
+  </w:num>
+  <w:num w:numId="2" w16cid:durableId="436680689">
+    <w:abstractNumId w:val="10"/>
+  </w:num>
+  <w:num w:numId="3" w16cid:durableId="631598800">
+    <w:abstractNumId w:val="5"/>
+  </w:num>
+  <w:num w:numId="4" w16cid:durableId="1882013445">
+    <w:abstractNumId w:val="3"/>
+  </w:num>
+  <w:num w:numId="5" w16cid:durableId="1534003457">
+    <w:abstractNumId w:val="6"/>
+  </w:num>
+  <w:num w:numId="6" w16cid:durableId="267976712">
+    <w:abstractNumId w:val="7"/>
+  </w:num>
+  <w:num w:numId="7" w16cid:durableId="1540313454">
+    <w:abstractNumId w:val="4"/>
+  </w:num>
+  <w:num w:numId="8" w16cid:durableId="1068571513">
+    <w:abstractNumId w:val="2"/>
+  </w:num>
+  <w:num w:numId="9" w16cid:durableId="1519849372">
+    <w:abstractNumId w:val="9"/>
+  </w:num>
+  <w:num w:numId="10" w16cid:durableId="2118018994">
     <w:abstractNumId w:val="0"/>
   </w:num>
-  <w:num w:numId="2" w16cid:durableId="436680689">
-    <w:abstractNumId w:val="3"/>
-  </w:num>
-  <w:num w:numId="3" w16cid:durableId="631598800">
-    <w:abstractNumId w:val="2"/>
-  </w:num>
-  <w:num w:numId="4" w16cid:durableId="1882013445">
-    <w:abstractNumId w:val="1"/>
+  <w:num w:numId="11" w16cid:durableId="342635925">
+    <w:abstractNumId w:val="8"/>
   </w:num>
 </w:numbering>
 </file>
@@ -2506,6 +6880,37 @@
       <w:spacing w:val="5"/>
     </w:rPr>
   </w:style>
+  <w:style w:type="paragraph" w:styleId="NoSpacing">
+    <w:name w:val="No Spacing"/>
+    <w:link w:val="NoSpacingChar"/>
+    <w:uiPriority w:val="1"/>
+    <w:qFormat/>
+    <w:rsid w:val="00A660B5"/>
+    <w:pPr>
+      <w:spacing w:after="0" w:line="240" w:lineRule="auto"/>
+    </w:pPr>
+    <w:rPr>
+      <w:rFonts w:eastAsiaTheme="minorEastAsia"/>
+      <w:kern w:val="0"/>
+      <w:sz w:val="22"/>
+      <w:szCs w:val="22"/>
+      <w14:ligatures w14:val="none"/>
+    </w:rPr>
+  </w:style>
+  <w:style w:type="character" w:customStyle="1" w:styleId="NoSpacingChar">
+    <w:name w:val="No Spacing Char"/>
+    <w:basedOn w:val="DefaultParagraphFont"/>
+    <w:link w:val="NoSpacing"/>
+    <w:uiPriority w:val="1"/>
+    <w:rsid w:val="00A660B5"/>
+    <w:rPr>
+      <w:rFonts w:eastAsiaTheme="minorEastAsia"/>
+      <w:kern w:val="0"/>
+      <w:sz w:val="22"/>
+      <w:szCs w:val="22"/>
+      <w14:ligatures w14:val="none"/>
+    </w:rPr>
+  </w:style>
 </w:styles>
 </file>
 
